--- a/Mathe1/Aufgaben_Logik.docx
+++ b/Mathe1/Aufgaben_Logik.docx
@@ -4350,6 +4350,27 @@
           <w:lang w:val="de-DE"/>
         </w:rPr>
       </w:pPr>
+    </w:p>
+    <w:p>
+      <w:pPr>
+        <w:rPr>
+          <w:lang w:val="de-DE"/>
+        </w:rPr>
+      </w:pPr>
+      <w:r>
+        <w:rPr>
+          <w:lang w:val="de-DE"/>
+        </w:rPr>
+        <w:lastRenderedPageBreak/>
+        <w:t>Vor Ihnen stehen zwei verschlossene Kisten. Sie wissen, dass sich in jeder der Kisten genau ein Stück Obst befindet, und zwar jeweils ein Apfel oder eine Orange. Sie wissen aber natürlich nicht, welche Sorte Obst sich in welcher Kiste befindet, und es kann auch sein, dass in beiden Kisten ein Apfel oder in beiden eine Orange ist. Ferner klebt auf jeder Kiste ein Schild. Auf dem Schild auf der ersten Kiste steht: „In dieser Kiste ist eine Orange und in der anderen ist ein Apfel.“ Auf dem Schild auf der zweiten Kiste steht: „Es befindet sich nicht in beiden Kisten dieselbe Sorte Obst.“ Schließlich wird Ihnen noch mitgeteilt, dass eine der beiden Aussagen wahr und die andere falsch ist, aber Ihnen wird natürlich nicht gesagt, welche der beiden Aussagen die wahre ist. Sie lieben Orangen. Welche Kiste sollten Sie öffnen, wenn Sie nur eine öffnen dürfen? (Oder können Sie vielleicht schließen, dass in beiden Kisten Äpfel sind?)</w:t>
+      </w:r>
+    </w:p>
+    <w:p>
+      <w:pPr>
+        <w:rPr>
+          <w:lang w:val="de-DE"/>
+        </w:rPr>
+      </w:pPr>
       <w:r>
         <w:rPr>
           <w:lang w:val="de-DE"/>
@@ -4367,7 +4388,1064 @@
         <w:rPr>
           <w:lang w:val="de-DE"/>
         </w:rPr>
-        <w:lastRenderedPageBreak/>
+        <w:t>Antwort:</w:t>
+      </w:r>
+    </w:p>
+    <w:p>
+      <w:pPr>
+        <w:pStyle w:val="ListParagraph"/>
+        <w:numPr>
+          <w:ilvl w:val="0"/>
+          <w:numId w:val="10"/>
+        </w:numPr>
+        <w:rPr>
+          <w:lang w:val="de-DE"/>
+        </w:rPr>
+      </w:pPr>
+      <w:r>
+        <w:rPr>
+          <w:lang w:val="de-DE"/>
+        </w:rPr>
+        <w:t xml:space="preserve">A: Orange ist in Kiste 1 </w:t>
+      </w:r>
+      <w:r>
+        <w:rPr>
+          <w:lang w:val="de-DE"/>
+        </w:rPr>
+        <w:t>⇒</w:t>
+      </w:r>
+      <w:r>
+        <w:rPr>
+          <w:lang w:val="de-DE"/>
+        </w:rPr>
+        <w:t xml:space="preserve"> </w:t>
+      </w:r>
+      <w:r>
+        <w:rPr>
+          <w:lang w:val="de-DE"/>
+        </w:rPr>
+        <w:t>¬</w:t>
+      </w:r>
+      <w:r>
+        <w:rPr>
+          <w:lang w:val="de-DE"/>
+        </w:rPr>
+        <w:t xml:space="preserve"> A: Apfel ist</w:t>
+      </w:r>
+      <w:r>
+        <w:rPr>
+          <w:lang w:val="de-DE"/>
+        </w:rPr>
+        <w:t xml:space="preserve"> in Kiste 1</w:t>
+      </w:r>
+    </w:p>
+    <w:p>
+      <w:pPr>
+        <w:pStyle w:val="ListParagraph"/>
+        <w:numPr>
+          <w:ilvl w:val="0"/>
+          <w:numId w:val="10"/>
+        </w:numPr>
+        <w:rPr>
+          <w:lang w:val="de-DE"/>
+        </w:rPr>
+      </w:pPr>
+      <w:r>
+        <w:rPr>
+          <w:lang w:val="de-DE"/>
+        </w:rPr>
+        <w:t xml:space="preserve">B: Apfel ist in Kiste 2 </w:t>
+      </w:r>
+      <w:r>
+        <w:rPr>
+          <w:lang w:val="de-DE"/>
+        </w:rPr>
+        <w:t>⇒</w:t>
+      </w:r>
+      <w:r>
+        <w:rPr>
+          <w:lang w:val="de-DE"/>
+        </w:rPr>
+        <w:t xml:space="preserve"> </w:t>
+      </w:r>
+      <w:r>
+        <w:rPr>
+          <w:lang w:val="de-DE"/>
+        </w:rPr>
+        <w:t>¬</w:t>
+      </w:r>
+      <w:r>
+        <w:rPr>
+          <w:lang w:val="de-DE"/>
+        </w:rPr>
+        <w:t xml:space="preserve"> B: Orange ist in Kiste 2</w:t>
+      </w:r>
+    </w:p>
+    <w:p>
+      <w:pPr>
+        <w:pStyle w:val="ListParagraph"/>
+        <w:numPr>
+          <w:ilvl w:val="0"/>
+          <w:numId w:val="10"/>
+        </w:numPr>
+        <w:rPr>
+          <w:lang w:val="de-DE"/>
+        </w:rPr>
+      </w:pPr>
+      <w:r>
+        <w:rPr>
+          <w:lang w:val="de-DE"/>
+        </w:rPr>
+        <w:t>„In dieser Kiste ist eine Orange und in der anderen ist ein Apfel.“</w:t>
+      </w:r>
+      <w:r>
+        <w:rPr>
+          <w:lang w:val="de-DE"/>
+        </w:rPr>
+        <w:t xml:space="preserve">: A </w:t>
+      </w:r>
+      <w:r>
+        <w:rPr>
+          <w:lang w:val="de-DE"/>
+        </w:rPr>
+        <w:t>∧</w:t>
+      </w:r>
+      <w:r>
+        <w:rPr>
+          <w:lang w:val="de-DE"/>
+        </w:rPr>
+        <w:t xml:space="preserve"> B</w:t>
+      </w:r>
+    </w:p>
+    <w:p>
+      <w:pPr>
+        <w:pStyle w:val="ListParagraph"/>
+        <w:numPr>
+          <w:ilvl w:val="0"/>
+          <w:numId w:val="10"/>
+        </w:numPr>
+        <w:rPr>
+          <w:lang w:val="de-DE"/>
+        </w:rPr>
+      </w:pPr>
+      <w:r>
+        <w:rPr>
+          <w:lang w:val="de-DE"/>
+        </w:rPr>
+        <w:t>„Es befindet sich nicht in beiden Kisten dieselbe Sorte Obst.“</w:t>
+      </w:r>
+      <w:r>
+        <w:rPr>
+          <w:lang w:val="de-DE"/>
+        </w:rPr>
+        <w:t xml:space="preserve">: </w:t>
+      </w:r>
+    </w:p>
+    <w:p>
+      <w:pPr>
+        <w:pStyle w:val="ListParagraph"/>
+        <w:rPr>
+          <w:lang w:val="de-DE"/>
+        </w:rPr>
+      </w:pPr>
+      <w:r>
+        <w:rPr>
+          <w:lang w:val="de-DE"/>
+        </w:rPr>
+        <w:t>¬</w:t>
+      </w:r>
+      <w:r>
+        <w:rPr>
+          <w:lang w:val="de-DE"/>
+        </w:rPr>
+        <w:t xml:space="preserve"> </w:t>
+      </w:r>
+      <w:r>
+        <w:rPr>
+          <w:lang w:val="de-DE"/>
+        </w:rPr>
+        <w:t xml:space="preserve">((A </w:t>
+      </w:r>
+      <w:r>
+        <w:rPr>
+          <w:lang w:val="de-DE"/>
+        </w:rPr>
+        <w:t>∧</w:t>
+      </w:r>
+      <w:r>
+        <w:rPr>
+          <w:lang w:val="de-DE"/>
+        </w:rPr>
+        <w:t xml:space="preserve"> </w:t>
+      </w:r>
+      <w:r>
+        <w:rPr>
+          <w:lang w:val="de-DE"/>
+        </w:rPr>
+        <w:t>¬</w:t>
+      </w:r>
+      <w:r>
+        <w:rPr>
+          <w:lang w:val="de-DE"/>
+        </w:rPr>
+        <w:t xml:space="preserve"> B</w:t>
+      </w:r>
+      <w:r>
+        <w:rPr>
+          <w:lang w:val="de-DE"/>
+        </w:rPr>
+        <w:t xml:space="preserve">) </w:t>
+      </w:r>
+      <w:r>
+        <w:rPr>
+          <w:lang w:val="de-DE"/>
+        </w:rPr>
+        <w:t>∨</w:t>
+      </w:r>
+      <w:r>
+        <w:rPr>
+          <w:lang w:val="de-DE"/>
+        </w:rPr>
+        <w:t xml:space="preserve"> (</w:t>
+      </w:r>
+      <w:r>
+        <w:rPr>
+          <w:lang w:val="de-DE"/>
+        </w:rPr>
+        <w:t>¬</w:t>
+      </w:r>
+      <w:r>
+        <w:rPr>
+          <w:lang w:val="de-DE"/>
+        </w:rPr>
+        <w:t xml:space="preserve"> A </w:t>
+      </w:r>
+      <w:r>
+        <w:rPr>
+          <w:lang w:val="de-DE"/>
+        </w:rPr>
+        <w:t>∧</w:t>
+      </w:r>
+      <w:r>
+        <w:rPr>
+          <w:lang w:val="de-DE"/>
+        </w:rPr>
+        <w:t xml:space="preserve"> B))</w:t>
+      </w:r>
+    </w:p>
+    <w:tbl>
+      <w:tblPr>
+        <w:tblStyle w:val="TableGrid"/>
+        <w:tblW w:w="7282" w:type="dxa"/>
+        <w:tblLook w:val="04A0" w:firstRow="1" w:lastRow="0" w:firstColumn="1" w:lastColumn="0" w:noHBand="0" w:noVBand="1"/>
+      </w:tblPr>
+      <w:tblGrid>
+        <w:gridCol w:w="444"/>
+        <w:gridCol w:w="442"/>
+        <w:gridCol w:w="573"/>
+        <w:gridCol w:w="570"/>
+        <w:gridCol w:w="716"/>
+        <w:gridCol w:w="909"/>
+        <w:gridCol w:w="1005"/>
+        <w:gridCol w:w="2623"/>
+      </w:tblGrid>
+      <w:tr>
+        <w:tc>
+          <w:tcPr>
+            <w:tcW w:w="444" w:type="dxa"/>
+          </w:tcPr>
+          <w:p>
+            <w:pPr>
+              <w:rPr>
+                <w:lang w:val="de-DE"/>
+              </w:rPr>
+            </w:pPr>
+            <w:r>
+              <w:rPr>
+                <w:lang w:val="de-DE"/>
+              </w:rPr>
+              <w:t>A</w:t>
+            </w:r>
+          </w:p>
+        </w:tc>
+        <w:tc>
+          <w:tcPr>
+            <w:tcW w:w="442" w:type="dxa"/>
+          </w:tcPr>
+          <w:p>
+            <w:pPr>
+              <w:rPr>
+                <w:lang w:val="de-DE"/>
+              </w:rPr>
+            </w:pPr>
+            <w:r>
+              <w:rPr>
+                <w:lang w:val="de-DE"/>
+              </w:rPr>
+              <w:t>B</w:t>
+            </w:r>
+          </w:p>
+        </w:tc>
+        <w:tc>
+          <w:tcPr>
+            <w:tcW w:w="573" w:type="dxa"/>
+          </w:tcPr>
+          <w:p>
+            <w:pPr>
+              <w:rPr>
+                <w:lang w:val="de-DE"/>
+              </w:rPr>
+            </w:pPr>
+            <w:r>
+              <w:rPr>
+                <w:lang w:val="de-DE"/>
+              </w:rPr>
+              <w:t>¬ A</w:t>
+            </w:r>
+          </w:p>
+        </w:tc>
+        <w:tc>
+          <w:tcPr>
+            <w:tcW w:w="570" w:type="dxa"/>
+          </w:tcPr>
+          <w:p>
+            <w:pPr>
+              <w:rPr>
+                <w:lang w:val="de-DE"/>
+              </w:rPr>
+            </w:pPr>
+            <w:r>
+              <w:rPr>
+                <w:lang w:val="de-DE"/>
+              </w:rPr>
+              <w:t>¬</w:t>
+            </w:r>
+            <w:r>
+              <w:rPr>
+                <w:lang w:val="de-DE"/>
+              </w:rPr>
+              <w:t xml:space="preserve"> B</w:t>
+            </w:r>
+          </w:p>
+        </w:tc>
+        <w:tc>
+          <w:tcPr>
+            <w:tcW w:w="716" w:type="dxa"/>
+          </w:tcPr>
+          <w:p>
+            <w:pPr>
+              <w:rPr>
+                <w:lang w:val="de-DE"/>
+              </w:rPr>
+            </w:pPr>
+            <w:r>
+              <w:rPr>
+                <w:lang w:val="de-DE"/>
+              </w:rPr>
+              <w:t xml:space="preserve">A </w:t>
+            </w:r>
+            <w:r>
+              <w:rPr>
+                <w:lang w:val="de-DE"/>
+              </w:rPr>
+              <w:t>∧</w:t>
+            </w:r>
+            <w:r>
+              <w:rPr>
+                <w:lang w:val="de-DE"/>
+              </w:rPr>
+              <w:t xml:space="preserve"> B</w:t>
+            </w:r>
+          </w:p>
+        </w:tc>
+        <w:tc>
+          <w:tcPr>
+            <w:tcW w:w="909" w:type="dxa"/>
+          </w:tcPr>
+          <w:p>
+            <w:pPr>
+              <w:rPr>
+                <w:lang w:val="de-DE"/>
+              </w:rPr>
+            </w:pPr>
+            <w:r>
+              <w:rPr>
+                <w:lang w:val="de-DE"/>
+              </w:rPr>
+              <w:t>A ∧ ¬ B</w:t>
+            </w:r>
+          </w:p>
+        </w:tc>
+        <w:tc>
+          <w:tcPr>
+            <w:tcW w:w="1005" w:type="dxa"/>
+          </w:tcPr>
+          <w:p>
+            <w:pPr>
+              <w:rPr>
+                <w:lang w:val="de-DE"/>
+              </w:rPr>
+            </w:pPr>
+            <w:r>
+              <w:rPr>
+                <w:lang w:val="de-DE"/>
+              </w:rPr>
+              <w:t>¬ A ∧ B</w:t>
+            </w:r>
+          </w:p>
+        </w:tc>
+        <w:tc>
+          <w:tcPr>
+            <w:tcW w:w="2623" w:type="dxa"/>
+          </w:tcPr>
+          <w:p>
+            <w:pPr>
+              <w:rPr>
+                <w:lang w:val="de-DE"/>
+              </w:rPr>
+            </w:pPr>
+            <w:r>
+              <w:rPr>
+                <w:lang w:val="de-DE"/>
+              </w:rPr>
+              <w:t>¬ ((A ∧ ¬ B) ∨ (¬ A ∧ B))</w:t>
+            </w:r>
+          </w:p>
+          <w:p>
+            <w:pPr>
+              <w:rPr>
+                <w:lang w:val="de-DE"/>
+              </w:rPr>
+            </w:pPr>
+          </w:p>
+        </w:tc>
+      </w:tr>
+      <w:tr>
+        <w:tc>
+          <w:tcPr>
+            <w:tcW w:w="444" w:type="dxa"/>
+          </w:tcPr>
+          <w:p>
+            <w:pPr>
+              <w:rPr>
+                <w:lang w:val="de-DE"/>
+              </w:rPr>
+            </w:pPr>
+            <w:r>
+              <w:rPr>
+                <w:lang w:val="de-DE"/>
+              </w:rPr>
+              <w:t>0</w:t>
+            </w:r>
+          </w:p>
+        </w:tc>
+        <w:tc>
+          <w:tcPr>
+            <w:tcW w:w="442" w:type="dxa"/>
+          </w:tcPr>
+          <w:p>
+            <w:pPr>
+              <w:rPr>
+                <w:lang w:val="de-DE"/>
+              </w:rPr>
+            </w:pPr>
+            <w:r>
+              <w:rPr>
+                <w:lang w:val="de-DE"/>
+              </w:rPr>
+              <w:t>0</w:t>
+            </w:r>
+          </w:p>
+        </w:tc>
+        <w:tc>
+          <w:tcPr>
+            <w:tcW w:w="573" w:type="dxa"/>
+          </w:tcPr>
+          <w:p>
+            <w:pPr>
+              <w:rPr>
+                <w:lang w:val="de-DE"/>
+              </w:rPr>
+            </w:pPr>
+            <w:r>
+              <w:rPr>
+                <w:lang w:val="de-DE"/>
+              </w:rPr>
+              <w:t>1</w:t>
+            </w:r>
+          </w:p>
+        </w:tc>
+        <w:tc>
+          <w:tcPr>
+            <w:tcW w:w="570" w:type="dxa"/>
+          </w:tcPr>
+          <w:p>
+            <w:pPr>
+              <w:rPr>
+                <w:lang w:val="de-DE"/>
+              </w:rPr>
+            </w:pPr>
+            <w:r>
+              <w:rPr>
+                <w:lang w:val="de-DE"/>
+              </w:rPr>
+              <w:t>1</w:t>
+            </w:r>
+          </w:p>
+        </w:tc>
+        <w:tc>
+          <w:tcPr>
+            <w:tcW w:w="716" w:type="dxa"/>
+          </w:tcPr>
+          <w:p>
+            <w:pPr>
+              <w:rPr>
+                <w:lang w:val="de-DE"/>
+              </w:rPr>
+            </w:pPr>
+            <w:r>
+              <w:rPr>
+                <w:lang w:val="de-DE"/>
+              </w:rPr>
+              <w:t>0</w:t>
+            </w:r>
+          </w:p>
+        </w:tc>
+        <w:tc>
+          <w:tcPr>
+            <w:tcW w:w="909" w:type="dxa"/>
+          </w:tcPr>
+          <w:p>
+            <w:pPr>
+              <w:rPr>
+                <w:lang w:val="de-DE"/>
+              </w:rPr>
+            </w:pPr>
+            <w:r>
+              <w:rPr>
+                <w:lang w:val="de-DE"/>
+              </w:rPr>
+              <w:t>0</w:t>
+            </w:r>
+          </w:p>
+        </w:tc>
+        <w:tc>
+          <w:tcPr>
+            <w:tcW w:w="1005" w:type="dxa"/>
+          </w:tcPr>
+          <w:p>
+            <w:pPr>
+              <w:rPr>
+                <w:lang w:val="de-DE"/>
+              </w:rPr>
+            </w:pPr>
+            <w:r>
+              <w:rPr>
+                <w:lang w:val="de-DE"/>
+              </w:rPr>
+              <w:t>0</w:t>
+            </w:r>
+          </w:p>
+        </w:tc>
+        <w:tc>
+          <w:tcPr>
+            <w:tcW w:w="2623" w:type="dxa"/>
+          </w:tcPr>
+          <w:p>
+            <w:pPr>
+              <w:rPr>
+                <w:lang w:val="de-DE"/>
+              </w:rPr>
+            </w:pPr>
+            <w:r>
+              <w:rPr>
+                <w:lang w:val="de-DE"/>
+              </w:rPr>
+              <w:t>1</w:t>
+            </w:r>
+          </w:p>
+        </w:tc>
+      </w:tr>
+      <w:tr>
+        <w:tc>
+          <w:tcPr>
+            <w:tcW w:w="444" w:type="dxa"/>
+          </w:tcPr>
+          <w:p>
+            <w:pPr>
+              <w:rPr>
+                <w:lang w:val="de-DE"/>
+              </w:rPr>
+            </w:pPr>
+            <w:r>
+              <w:rPr>
+                <w:lang w:val="de-DE"/>
+              </w:rPr>
+              <w:t>0</w:t>
+            </w:r>
+          </w:p>
+        </w:tc>
+        <w:tc>
+          <w:tcPr>
+            <w:tcW w:w="442" w:type="dxa"/>
+          </w:tcPr>
+          <w:p>
+            <w:pPr>
+              <w:rPr>
+                <w:lang w:val="de-DE"/>
+              </w:rPr>
+            </w:pPr>
+            <w:r>
+              <w:rPr>
+                <w:lang w:val="de-DE"/>
+              </w:rPr>
+              <w:t>1</w:t>
+            </w:r>
+          </w:p>
+        </w:tc>
+        <w:tc>
+          <w:tcPr>
+            <w:tcW w:w="573" w:type="dxa"/>
+          </w:tcPr>
+          <w:p>
+            <w:pPr>
+              <w:rPr>
+                <w:lang w:val="de-DE"/>
+              </w:rPr>
+            </w:pPr>
+            <w:r>
+              <w:rPr>
+                <w:lang w:val="de-DE"/>
+              </w:rPr>
+              <w:t>1</w:t>
+            </w:r>
+          </w:p>
+        </w:tc>
+        <w:tc>
+          <w:tcPr>
+            <w:tcW w:w="570" w:type="dxa"/>
+          </w:tcPr>
+          <w:p>
+            <w:pPr>
+              <w:rPr>
+                <w:lang w:val="de-DE"/>
+              </w:rPr>
+            </w:pPr>
+            <w:r>
+              <w:rPr>
+                <w:lang w:val="de-DE"/>
+              </w:rPr>
+              <w:t>0</w:t>
+            </w:r>
+          </w:p>
+        </w:tc>
+        <w:tc>
+          <w:tcPr>
+            <w:tcW w:w="716" w:type="dxa"/>
+          </w:tcPr>
+          <w:p>
+            <w:pPr>
+              <w:rPr>
+                <w:lang w:val="de-DE"/>
+              </w:rPr>
+            </w:pPr>
+            <w:r>
+              <w:rPr>
+                <w:lang w:val="de-DE"/>
+              </w:rPr>
+              <w:t>0</w:t>
+            </w:r>
+          </w:p>
+        </w:tc>
+        <w:tc>
+          <w:tcPr>
+            <w:tcW w:w="909" w:type="dxa"/>
+          </w:tcPr>
+          <w:p>
+            <w:pPr>
+              <w:rPr>
+                <w:lang w:val="de-DE"/>
+              </w:rPr>
+            </w:pPr>
+            <w:r>
+              <w:rPr>
+                <w:lang w:val="de-DE"/>
+              </w:rPr>
+              <w:t>0</w:t>
+            </w:r>
+          </w:p>
+        </w:tc>
+        <w:tc>
+          <w:tcPr>
+            <w:tcW w:w="1005" w:type="dxa"/>
+          </w:tcPr>
+          <w:p>
+            <w:pPr>
+              <w:rPr>
+                <w:lang w:val="de-DE"/>
+              </w:rPr>
+            </w:pPr>
+            <w:r>
+              <w:rPr>
+                <w:lang w:val="de-DE"/>
+              </w:rPr>
+              <w:t>1</w:t>
+            </w:r>
+          </w:p>
+        </w:tc>
+        <w:tc>
+          <w:tcPr>
+            <w:tcW w:w="2623" w:type="dxa"/>
+          </w:tcPr>
+          <w:p>
+            <w:pPr>
+              <w:rPr>
+                <w:lang w:val="de-DE"/>
+              </w:rPr>
+            </w:pPr>
+            <w:r>
+              <w:rPr>
+                <w:lang w:val="de-DE"/>
+              </w:rPr>
+              <w:t>0</w:t>
+            </w:r>
+          </w:p>
+        </w:tc>
+      </w:tr>
+      <w:tr>
+        <w:tc>
+          <w:tcPr>
+            <w:tcW w:w="444" w:type="dxa"/>
+          </w:tcPr>
+          <w:p>
+            <w:pPr>
+              <w:rPr>
+                <w:lang w:val="de-DE"/>
+              </w:rPr>
+            </w:pPr>
+            <w:r>
+              <w:rPr>
+                <w:lang w:val="de-DE"/>
+              </w:rPr>
+              <w:t>1</w:t>
+            </w:r>
+          </w:p>
+        </w:tc>
+        <w:tc>
+          <w:tcPr>
+            <w:tcW w:w="442" w:type="dxa"/>
+          </w:tcPr>
+          <w:p>
+            <w:pPr>
+              <w:rPr>
+                <w:lang w:val="de-DE"/>
+              </w:rPr>
+            </w:pPr>
+            <w:r>
+              <w:rPr>
+                <w:lang w:val="de-DE"/>
+              </w:rPr>
+              <w:t>0</w:t>
+            </w:r>
+          </w:p>
+        </w:tc>
+        <w:tc>
+          <w:tcPr>
+            <w:tcW w:w="573" w:type="dxa"/>
+          </w:tcPr>
+          <w:p>
+            <w:pPr>
+              <w:rPr>
+                <w:lang w:val="de-DE"/>
+              </w:rPr>
+            </w:pPr>
+            <w:r>
+              <w:rPr>
+                <w:lang w:val="de-DE"/>
+              </w:rPr>
+              <w:t>0</w:t>
+            </w:r>
+          </w:p>
+        </w:tc>
+        <w:tc>
+          <w:tcPr>
+            <w:tcW w:w="570" w:type="dxa"/>
+          </w:tcPr>
+          <w:p>
+            <w:pPr>
+              <w:rPr>
+                <w:lang w:val="de-DE"/>
+              </w:rPr>
+            </w:pPr>
+            <w:r>
+              <w:rPr>
+                <w:lang w:val="de-DE"/>
+              </w:rPr>
+              <w:t>1</w:t>
+            </w:r>
+          </w:p>
+        </w:tc>
+        <w:tc>
+          <w:tcPr>
+            <w:tcW w:w="716" w:type="dxa"/>
+          </w:tcPr>
+          <w:p>
+            <w:pPr>
+              <w:rPr>
+                <w:lang w:val="de-DE"/>
+              </w:rPr>
+            </w:pPr>
+            <w:r>
+              <w:rPr>
+                <w:lang w:val="de-DE"/>
+              </w:rPr>
+              <w:t>0</w:t>
+            </w:r>
+          </w:p>
+        </w:tc>
+        <w:tc>
+          <w:tcPr>
+            <w:tcW w:w="909" w:type="dxa"/>
+          </w:tcPr>
+          <w:p>
+            <w:pPr>
+              <w:rPr>
+                <w:lang w:val="de-DE"/>
+              </w:rPr>
+            </w:pPr>
+            <w:r>
+              <w:rPr>
+                <w:lang w:val="de-DE"/>
+              </w:rPr>
+              <w:t>1</w:t>
+            </w:r>
+          </w:p>
+        </w:tc>
+        <w:tc>
+          <w:tcPr>
+            <w:tcW w:w="1005" w:type="dxa"/>
+          </w:tcPr>
+          <w:p>
+            <w:pPr>
+              <w:rPr>
+                <w:lang w:val="de-DE"/>
+              </w:rPr>
+            </w:pPr>
+            <w:r>
+              <w:rPr>
+                <w:lang w:val="de-DE"/>
+              </w:rPr>
+              <w:t>0</w:t>
+            </w:r>
+          </w:p>
+        </w:tc>
+        <w:tc>
+          <w:tcPr>
+            <w:tcW w:w="2623" w:type="dxa"/>
+          </w:tcPr>
+          <w:p>
+            <w:pPr>
+              <w:rPr>
+                <w:lang w:val="de-DE"/>
+              </w:rPr>
+            </w:pPr>
+            <w:r>
+              <w:rPr>
+                <w:lang w:val="de-DE"/>
+              </w:rPr>
+              <w:t>0</w:t>
+            </w:r>
+          </w:p>
+        </w:tc>
+      </w:tr>
+      <w:tr>
+        <w:tc>
+          <w:tcPr>
+            <w:tcW w:w="444" w:type="dxa"/>
+          </w:tcPr>
+          <w:p>
+            <w:pPr>
+              <w:rPr>
+                <w:lang w:val="de-DE"/>
+              </w:rPr>
+            </w:pPr>
+            <w:r>
+              <w:rPr>
+                <w:lang w:val="de-DE"/>
+              </w:rPr>
+              <w:t>1</w:t>
+            </w:r>
+          </w:p>
+        </w:tc>
+        <w:tc>
+          <w:tcPr>
+            <w:tcW w:w="442" w:type="dxa"/>
+          </w:tcPr>
+          <w:p>
+            <w:pPr>
+              <w:rPr>
+                <w:lang w:val="de-DE"/>
+              </w:rPr>
+            </w:pPr>
+            <w:r>
+              <w:rPr>
+                <w:lang w:val="de-DE"/>
+              </w:rPr>
+              <w:t>1</w:t>
+            </w:r>
+          </w:p>
+        </w:tc>
+        <w:tc>
+          <w:tcPr>
+            <w:tcW w:w="573" w:type="dxa"/>
+          </w:tcPr>
+          <w:p>
+            <w:pPr>
+              <w:rPr>
+                <w:lang w:val="de-DE"/>
+              </w:rPr>
+            </w:pPr>
+            <w:r>
+              <w:rPr>
+                <w:lang w:val="de-DE"/>
+              </w:rPr>
+              <w:t>0</w:t>
+            </w:r>
+          </w:p>
+        </w:tc>
+        <w:tc>
+          <w:tcPr>
+            <w:tcW w:w="570" w:type="dxa"/>
+          </w:tcPr>
+          <w:p>
+            <w:pPr>
+              <w:rPr>
+                <w:lang w:val="de-DE"/>
+              </w:rPr>
+            </w:pPr>
+            <w:r>
+              <w:rPr>
+                <w:lang w:val="de-DE"/>
+              </w:rPr>
+              <w:t>0</w:t>
+            </w:r>
+          </w:p>
+        </w:tc>
+        <w:tc>
+          <w:tcPr>
+            <w:tcW w:w="716" w:type="dxa"/>
+          </w:tcPr>
+          <w:p>
+            <w:pPr>
+              <w:rPr>
+                <w:lang w:val="de-DE"/>
+              </w:rPr>
+            </w:pPr>
+            <w:r>
+              <w:rPr>
+                <w:lang w:val="de-DE"/>
+              </w:rPr>
+              <w:t>1</w:t>
+            </w:r>
+          </w:p>
+        </w:tc>
+        <w:tc>
+          <w:tcPr>
+            <w:tcW w:w="909" w:type="dxa"/>
+          </w:tcPr>
+          <w:p>
+            <w:pPr>
+              <w:rPr>
+                <w:lang w:val="de-DE"/>
+              </w:rPr>
+            </w:pPr>
+            <w:r>
+              <w:rPr>
+                <w:lang w:val="de-DE"/>
+              </w:rPr>
+              <w:t>0</w:t>
+            </w:r>
+          </w:p>
+        </w:tc>
+        <w:tc>
+          <w:tcPr>
+            <w:tcW w:w="1005" w:type="dxa"/>
+          </w:tcPr>
+          <w:p>
+            <w:pPr>
+              <w:rPr>
+                <w:lang w:val="de-DE"/>
+              </w:rPr>
+            </w:pPr>
+            <w:r>
+              <w:rPr>
+                <w:lang w:val="de-DE"/>
+              </w:rPr>
+              <w:t>0</w:t>
+            </w:r>
+          </w:p>
+        </w:tc>
+        <w:tc>
+          <w:tcPr>
+            <w:tcW w:w="2623" w:type="dxa"/>
+          </w:tcPr>
+          <w:p>
+            <w:pPr>
+              <w:rPr>
+                <w:lang w:val="de-DE"/>
+              </w:rPr>
+            </w:pPr>
+            <w:r>
+              <w:rPr>
+                <w:lang w:val="de-DE"/>
+              </w:rPr>
+              <w:t>1</w:t>
+            </w:r>
+          </w:p>
+        </w:tc>
+      </w:tr>
+    </w:tbl>
+    <w:p>
+      <w:pPr>
+        <w:pStyle w:val="ListParagraph"/>
+        <w:numPr>
+          <w:ilvl w:val="0"/>
+          <w:numId w:val="10"/>
+        </w:numPr>
+        <w:rPr>
+          <w:lang w:val="de-DE"/>
+        </w:rPr>
+      </w:pPr>
+      <w:r>
+        <w:rPr>
+          <w:lang w:val="de-DE"/>
+        </w:rPr>
+        <w:t xml:space="preserve">Mann muss </w:t>
+      </w:r>
+      <w:r>
+        <w:rPr>
+          <w:lang w:val="de-DE"/>
+        </w:rPr>
+        <w:t xml:space="preserve">gucken in welchen Zeilen, die beide Schilder wahr sind, also nur die vierte Zeile. Das heißt die Aussage B richtig ist </w:t>
+      </w:r>
+    </w:p>
+    <w:p>
+      <w:pPr>
+        <w:rPr>
+          <w:lang w:val="de-DE"/>
+        </w:rPr>
+      </w:pPr>
+    </w:p>
+    <w:p>
+      <w:pPr>
+        <w:rPr>
+          <w:lang w:val="de-DE"/>
+        </w:rPr>
+      </w:pPr>
+      <w:r>
+        <w:rPr>
+          <w:lang w:val="de-DE"/>
+        </w:rPr>
         <w:t>Aufgabe 1.11. Haben Sie das Schild auf der zweiten Kiste anders übersetzt? Wie könnte man es noch machen?</w:t>
       </w:r>
     </w:p>
@@ -4420,6 +5498,7 @@
         <w:rPr>
           <w:lang w:val="de-DE"/>
         </w:rPr>
+        <w:lastRenderedPageBreak/>
         <w:t>Aufgabe 1.15. Eine Formel der Aussagenlogik wird erfüllbar genannt, wenn es (mindestens) eine Belegung der in ihr vorkommenden Variablen gibt, die die Formel wahr macht. Eine Formel, die für alle möglichen Belegungen wahr ist, wird Tautologie genannt. Begründen Sie, dass (A ⇒ B) ⇔ (B ⇒ A) erfüllbar, aber keine Tautologie ist.</w:t>
       </w:r>
     </w:p>
@@ -4433,49 +5512,7 @@
         <w:rPr>
           <w:lang w:val="de-DE"/>
         </w:rPr>
-        <w:t>Aufgabe 1.16. Überprüfen Sie mit einer Wahrheitstafel, ob (A∨B ⇒</w:t>
-      </w:r>
-      <w:proofErr w:type="gramStart"/>
-      <w:r>
-        <w:rPr>
-          <w:lang w:val="de-DE"/>
-        </w:rPr>
-        <w:t>C )</w:t>
-      </w:r>
-      <w:proofErr w:type="gramEnd"/>
-      <w:r>
-        <w:rPr>
-          <w:lang w:val="de-DE"/>
-        </w:rPr>
-        <w:t xml:space="preserve"> ⇔ (A ⇒</w:t>
-      </w:r>
-      <w:proofErr w:type="gramStart"/>
-      <w:r>
-        <w:rPr>
-          <w:lang w:val="de-DE"/>
-        </w:rPr>
-        <w:t>C )</w:t>
-      </w:r>
-      <w:proofErr w:type="gramEnd"/>
-      <w:r>
-        <w:rPr>
-          <w:lang w:val="de-DE"/>
-        </w:rPr>
-        <w:t>∧ (B ⇒</w:t>
-      </w:r>
-      <w:proofErr w:type="gramStart"/>
-      <w:r>
-        <w:rPr>
-          <w:lang w:val="de-DE"/>
-        </w:rPr>
-        <w:t>C )</w:t>
-      </w:r>
-      <w:proofErr w:type="gramEnd"/>
-      <w:r>
-        <w:rPr>
-          <w:lang w:val="de-DE"/>
-        </w:rPr>
-        <w:t xml:space="preserve"> erfüllbar oder sogar eine Tautologie ist.</w:t>
+        <w:t>Aufgabe 1.16. Überprüfen Sie mit einer Wahrheitstafel, ob (A∨B ⇒C ) ⇔ (A ⇒C )∧ (B ⇒C ) erfüllbar oder sogar eine Tautologie ist.</w:t>
       </w:r>
     </w:p>
     <w:p>
@@ -4488,35 +5525,7 @@
         <w:rPr>
           <w:lang w:val="de-DE"/>
         </w:rPr>
-        <w:t>Aufgabe 1.17. Wir betrachten die Formel (¬A∨</w:t>
-      </w:r>
-      <w:proofErr w:type="gramStart"/>
-      <w:r>
-        <w:rPr>
-          <w:lang w:val="de-DE"/>
-        </w:rPr>
-        <w:t>B)∧</w:t>
-      </w:r>
-      <w:proofErr w:type="gramEnd"/>
-      <w:r>
-        <w:rPr>
-          <w:lang w:val="de-DE"/>
-        </w:rPr>
-        <w:t xml:space="preserve">P ⇒ (A ⇔ B). Wie kann man aus dieser eine Tautologie machen? (i) Indem man P durch (B ⇒ A) ersetzt. (ii) Indem man P durch (¬A∧B) ersetzt. (iii) Indem man P durch </w:t>
-      </w:r>
-      <w:proofErr w:type="gramStart"/>
-      <w:r>
-        <w:rPr>
-          <w:lang w:val="de-DE"/>
-        </w:rPr>
-        <w:t>¬(</w:t>
-      </w:r>
-      <w:proofErr w:type="gramEnd"/>
-      <w:r>
-        <w:rPr>
-          <w:lang w:val="de-DE"/>
-        </w:rPr>
-        <w:t>B ∧¬A) ersetzt.</w:t>
+        <w:t>Aufgabe 1.17. Wir betrachten die Formel (¬A∨B)∧P ⇒ (A ⇔ B). Wie kann man aus dieser eine Tautologie machen? (i) Indem man P durch (B ⇒ A) ersetzt. (ii) Indem man P durch (¬A∧B) ersetzt. (iii) Indem man P durch ¬(B ∧¬A) ersetzt.</w:t>
       </w:r>
     </w:p>
     <w:p>
@@ -4529,63 +5538,7 @@
         <w:rPr>
           <w:lang w:val="de-DE"/>
         </w:rPr>
-        <w:t>Aufgabe 1.18. Wenn Sie noch Übung im Umgang mit Wahrheitstafeln brauchen, dann überzeugen Sie sich, dass F∧(F∨G) ⇔ F und F</w:t>
-      </w:r>
-      <w:proofErr w:type="gramStart"/>
-      <w:r>
-        <w:rPr>
-          <w:lang w:val="de-DE"/>
-        </w:rPr>
-        <w:t>∨(</w:t>
-      </w:r>
-      <w:proofErr w:type="gramEnd"/>
-      <w:r>
-        <w:rPr>
-          <w:lang w:val="de-DE"/>
-        </w:rPr>
-        <w:t>G∧</w:t>
-      </w:r>
-      <w:proofErr w:type="gramStart"/>
-      <w:r>
-        <w:rPr>
-          <w:lang w:val="de-DE"/>
-        </w:rPr>
-        <w:t>H )</w:t>
-      </w:r>
-      <w:proofErr w:type="gramEnd"/>
-      <w:r>
-        <w:rPr>
-          <w:lang w:val="de-DE"/>
-        </w:rPr>
-        <w:t xml:space="preserve"> ⇔ (F∨</w:t>
-      </w:r>
-      <w:proofErr w:type="gramStart"/>
-      <w:r>
-        <w:rPr>
-          <w:lang w:val="de-DE"/>
-        </w:rPr>
-        <w:t>G)∧</w:t>
-      </w:r>
-      <w:proofErr w:type="gramEnd"/>
-      <w:r>
-        <w:rPr>
-          <w:lang w:val="de-DE"/>
-        </w:rPr>
-        <w:t>(F∨</w:t>
-      </w:r>
-      <w:proofErr w:type="gramStart"/>
-      <w:r>
-        <w:rPr>
-          <w:lang w:val="de-DE"/>
-        </w:rPr>
-        <w:t>H )</w:t>
-      </w:r>
-      <w:proofErr w:type="gramEnd"/>
-      <w:r>
-        <w:rPr>
-          <w:lang w:val="de-DE"/>
-        </w:rPr>
-        <w:t xml:space="preserve"> Tautologien sind.</w:t>
+        <w:t>Aufgabe 1.18. Wenn Sie noch Übung im Umgang mit Wahrheitstafeln brauchen, dann überzeugen Sie sich, dass F∧(F∨G) ⇔ F und F∨(G∧H ) ⇔ (F∨G)∧(F∨H ) Tautologien sind.</w:t>
       </w:r>
     </w:p>
     <w:p>
@@ -4624,35 +5577,7 @@
         <w:rPr>
           <w:lang w:val="de-DE"/>
         </w:rPr>
-        <w:t xml:space="preserve">Aufgabe 1.21. </w:t>
-      </w:r>
-      <w:proofErr w:type="gramStart"/>
-      <w:r>
-        <w:rPr>
-          <w:lang w:val="de-DE"/>
-        </w:rPr>
-        <w:t>Im 1582</w:t>
-      </w:r>
-      <w:proofErr w:type="gramEnd"/>
-      <w:r>
-        <w:rPr>
-          <w:lang w:val="de-DE"/>
-        </w:rPr>
-        <w:t xml:space="preserve"> eingeführten gregorianischen Kalender ... Basteln Sie daraus mithilfe von Junktoren eine Aussageform mit der </w:t>
-      </w:r>
-      <w:proofErr w:type="spellStart"/>
-      <w:r>
-        <w:rPr>
-          <w:lang w:val="de-DE"/>
-        </w:rPr>
-        <w:t>Individuenvariable</w:t>
-      </w:r>
-      <w:proofErr w:type="spellEnd"/>
-      <w:r>
-        <w:rPr>
-          <w:lang w:val="de-DE"/>
-        </w:rPr>
-        <w:t xml:space="preserve"> n, die genau dann wahr ist, wenn n ein Schaltjahr ist.</w:t>
+        <w:t>Aufgabe 1.21. Im 1582 eingeführten gregorianischen Kalender ... Basteln Sie daraus mithilfe von Junktoren eine Aussageform mit der Individuenvariable n, die genau dann wahr ist, wenn n ein Schaltjahr ist.</w:t>
       </w:r>
     </w:p>
     <w:p>
@@ -4665,35 +5590,7 @@
         <w:rPr>
           <w:lang w:val="de-DE"/>
         </w:rPr>
-        <w:t xml:space="preserve">Aufgabe 1.22. Es ist </w:t>
-      </w:r>
-      <w:proofErr w:type="gramStart"/>
-      <w:r>
-        <w:rPr>
-          <w:lang w:val="de-DE"/>
-        </w:rPr>
-        <w:t>ganz wesentlich</w:t>
-      </w:r>
-      <w:proofErr w:type="gramEnd"/>
-      <w:r>
-        <w:rPr>
-          <w:lang w:val="de-DE"/>
-        </w:rPr>
-        <w:t>, dass Ihnen klar ist, dass ∀</w:t>
-      </w:r>
-      <w:proofErr w:type="spellStart"/>
-      <w:r>
-        <w:rPr>
-          <w:lang w:val="de-DE"/>
-        </w:rPr>
-        <w:t>x¬D</w:t>
-      </w:r>
-      <w:proofErr w:type="spellEnd"/>
-      <w:r>
-        <w:rPr>
-          <w:lang w:val="de-DE"/>
-        </w:rPr>
-        <w:t>(x) und ¬∃x D(x) wirklich dasselbe aussagen.</w:t>
+        <w:t>Aufgabe 1.22. Es ist ganz wesentlich, dass Ihnen klar ist, dass ∀x¬D(x) und ¬∃x D(x) wirklich dasselbe aussagen.</w:t>
       </w:r>
     </w:p>
     <w:p>
@@ -4745,7 +5642,6 @@
         <w:rPr>
           <w:lang w:val="de-DE"/>
         </w:rPr>
-        <w:lastRenderedPageBreak/>
         <w:t>Aufgabe 1.26. Sei p(n) die Aussageform „n ist gerade“ und q(n) die Aussageform „n ist durch 4 teilbar“. Welche der folgenden Aussagen ist wahr?</w:t>
       </w:r>
     </w:p>
@@ -4785,21 +5681,7 @@
         <w:rPr>
           <w:lang w:val="de-DE"/>
         </w:rPr>
-        <w:t xml:space="preserve">Aufgabe 1.29. Die </w:t>
-      </w:r>
-      <w:proofErr w:type="spellStart"/>
-      <w:r>
-        <w:rPr>
-          <w:lang w:val="de-DE"/>
-        </w:rPr>
-        <w:t>Individuenvariablen</w:t>
-      </w:r>
-      <w:proofErr w:type="spellEnd"/>
-      <w:r>
-        <w:rPr>
-          <w:lang w:val="de-DE"/>
-        </w:rPr>
-        <w:t xml:space="preserve"> a1 bis a4 stehen für vier Geheimagenten. Die Aussageform P (x, y) soll bedeuten, dass Agent x das Passwort von Agent y kennt. ...</w:t>
+        <w:t>Aufgabe 1.29. Die Individuenvariablen a1 bis a4 stehen für vier Geheimagenten. Die Aussageform P (x, y) soll bedeuten, dass Agent x das Passwort von Agent y kennt. ...</w:t>
       </w:r>
     </w:p>
     <w:p>
@@ -4812,6 +5694,7 @@
         <w:rPr>
           <w:lang w:val="de-DE"/>
         </w:rPr>
+        <w:lastRenderedPageBreak/>
         <w:t>Aufgabe 1.30. Begründen Sie, dass man aus ∃x ∈NA(x)∧∃x ∈NB(x) nicht schließen kann, dass ∃x ∈N (A(x)∧B(x)) gilt.</w:t>
       </w:r>
     </w:p>
@@ -4838,49 +5721,7 @@
         <w:rPr>
           <w:lang w:val="de-DE"/>
         </w:rPr>
-        <w:t xml:space="preserve">Aufgabe 1.32. Zeigen Sie mit einer Wahrheitstafel, dass die Implikation (A ⇒ </w:t>
-      </w:r>
-      <w:proofErr w:type="gramStart"/>
-      <w:r>
-        <w:rPr>
-          <w:lang w:val="de-DE"/>
-        </w:rPr>
-        <w:t>B)∧</w:t>
-      </w:r>
-      <w:proofErr w:type="gramEnd"/>
-      <w:r>
-        <w:rPr>
-          <w:lang w:val="de-DE"/>
-        </w:rPr>
-        <w:t xml:space="preserve"> (B ⇒</w:t>
-      </w:r>
-      <w:proofErr w:type="gramStart"/>
-      <w:r>
-        <w:rPr>
-          <w:lang w:val="de-DE"/>
-        </w:rPr>
-        <w:t>C )</w:t>
-      </w:r>
-      <w:proofErr w:type="gramEnd"/>
-      <w:r>
-        <w:rPr>
-          <w:lang w:val="de-DE"/>
-        </w:rPr>
-        <w:t xml:space="preserve"> ⇒ (A ⇒</w:t>
-      </w:r>
-      <w:proofErr w:type="gramStart"/>
-      <w:r>
-        <w:rPr>
-          <w:lang w:val="de-DE"/>
-        </w:rPr>
-        <w:t>C )</w:t>
-      </w:r>
-      <w:proofErr w:type="gramEnd"/>
-      <w:r>
-        <w:rPr>
-          <w:lang w:val="de-DE"/>
-        </w:rPr>
-        <w:t xml:space="preserve"> eine Tautologie ist.</w:t>
+        <w:t>Aufgabe 1.32. Zeigen Sie mit einer Wahrheitstafel, dass die Implikation (A ⇒ B)∧ (B ⇒C ) ⇒ (A ⇒C ) eine Tautologie ist.</w:t>
       </w:r>
     </w:p>
     <w:p>
@@ -5099,6 +5940,118 @@
       </w:rPr>
     </w:lvl>
   </w:abstractNum>
+  <w:abstractNum w:abstractNumId="9" w15:restartNumberingAfterBreak="0">
+    <w:nsid w:val="1FAE013E"/>
+    <w:multiLevelType w:val="hybridMultilevel"/>
+    <w:tmpl w:val="D73A83AE"/>
+    <w:lvl w:ilvl="0" w:tplc="930CBD76">
+      <w:numFmt w:val="bullet"/>
+      <w:lvlText w:val="-"/>
+      <w:lvlJc w:val="left"/>
+      <w:pPr>
+        <w:ind w:left="720" w:hanging="360"/>
+      </w:pPr>
+      <w:rPr>
+        <w:rFonts w:ascii="Cambria" w:eastAsiaTheme="minorEastAsia" w:hAnsi="Cambria" w:cstheme="minorBidi" w:hint="default"/>
+      </w:rPr>
+    </w:lvl>
+    <w:lvl w:ilvl="1" w:tplc="20000003" w:tentative="1">
+      <w:start w:val="1"/>
+      <w:numFmt w:val="bullet"/>
+      <w:lvlText w:val="o"/>
+      <w:lvlJc w:val="left"/>
+      <w:pPr>
+        <w:ind w:left="1440" w:hanging="360"/>
+      </w:pPr>
+      <w:rPr>
+        <w:rFonts w:ascii="Courier New" w:hAnsi="Courier New" w:cs="Courier New" w:hint="default"/>
+      </w:rPr>
+    </w:lvl>
+    <w:lvl w:ilvl="2" w:tplc="20000005" w:tentative="1">
+      <w:start w:val="1"/>
+      <w:numFmt w:val="bullet"/>
+      <w:lvlText w:val=""/>
+      <w:lvlJc w:val="left"/>
+      <w:pPr>
+        <w:ind w:left="2160" w:hanging="360"/>
+      </w:pPr>
+      <w:rPr>
+        <w:rFonts w:ascii="Wingdings" w:hAnsi="Wingdings" w:hint="default"/>
+      </w:rPr>
+    </w:lvl>
+    <w:lvl w:ilvl="3" w:tplc="20000001" w:tentative="1">
+      <w:start w:val="1"/>
+      <w:numFmt w:val="bullet"/>
+      <w:lvlText w:val=""/>
+      <w:lvlJc w:val="left"/>
+      <w:pPr>
+        <w:ind w:left="2880" w:hanging="360"/>
+      </w:pPr>
+      <w:rPr>
+        <w:rFonts w:ascii="Symbol" w:hAnsi="Symbol" w:hint="default"/>
+      </w:rPr>
+    </w:lvl>
+    <w:lvl w:ilvl="4" w:tplc="20000003" w:tentative="1">
+      <w:start w:val="1"/>
+      <w:numFmt w:val="bullet"/>
+      <w:lvlText w:val="o"/>
+      <w:lvlJc w:val="left"/>
+      <w:pPr>
+        <w:ind w:left="3600" w:hanging="360"/>
+      </w:pPr>
+      <w:rPr>
+        <w:rFonts w:ascii="Courier New" w:hAnsi="Courier New" w:cs="Courier New" w:hint="default"/>
+      </w:rPr>
+    </w:lvl>
+    <w:lvl w:ilvl="5" w:tplc="20000005" w:tentative="1">
+      <w:start w:val="1"/>
+      <w:numFmt w:val="bullet"/>
+      <w:lvlText w:val=""/>
+      <w:lvlJc w:val="left"/>
+      <w:pPr>
+        <w:ind w:left="4320" w:hanging="360"/>
+      </w:pPr>
+      <w:rPr>
+        <w:rFonts w:ascii="Wingdings" w:hAnsi="Wingdings" w:hint="default"/>
+      </w:rPr>
+    </w:lvl>
+    <w:lvl w:ilvl="6" w:tplc="20000001" w:tentative="1">
+      <w:start w:val="1"/>
+      <w:numFmt w:val="bullet"/>
+      <w:lvlText w:val=""/>
+      <w:lvlJc w:val="left"/>
+      <w:pPr>
+        <w:ind w:left="5040" w:hanging="360"/>
+      </w:pPr>
+      <w:rPr>
+        <w:rFonts w:ascii="Symbol" w:hAnsi="Symbol" w:hint="default"/>
+      </w:rPr>
+    </w:lvl>
+    <w:lvl w:ilvl="7" w:tplc="20000003" w:tentative="1">
+      <w:start w:val="1"/>
+      <w:numFmt w:val="bullet"/>
+      <w:lvlText w:val="o"/>
+      <w:lvlJc w:val="left"/>
+      <w:pPr>
+        <w:ind w:left="5760" w:hanging="360"/>
+      </w:pPr>
+      <w:rPr>
+        <w:rFonts w:ascii="Courier New" w:hAnsi="Courier New" w:cs="Courier New" w:hint="default"/>
+      </w:rPr>
+    </w:lvl>
+    <w:lvl w:ilvl="8" w:tplc="20000005" w:tentative="1">
+      <w:start w:val="1"/>
+      <w:numFmt w:val="bullet"/>
+      <w:lvlText w:val=""/>
+      <w:lvlJc w:val="left"/>
+      <w:pPr>
+        <w:ind w:left="6480" w:hanging="360"/>
+      </w:pPr>
+      <w:rPr>
+        <w:rFonts w:ascii="Wingdings" w:hAnsi="Wingdings" w:hint="default"/>
+      </w:rPr>
+    </w:lvl>
+  </w:abstractNum>
   <w:num w:numId="1" w16cid:durableId="1863590049">
     <w:abstractNumId w:val="8"/>
   </w:num>
@@ -5125,6 +6078,9 @@
   </w:num>
   <w:num w:numId="9" w16cid:durableId="1362322462">
     <w:abstractNumId w:val="0"/>
+  </w:num>
+  <w:num w:numId="10" w16cid:durableId="1813710456">
+    <w:abstractNumId w:val="9"/>
   </w:num>
 </w:numbering>
 </file>
@@ -5732,7 +6688,6 @@
   <w:style w:type="character" w:default="1" w:styleId="DefaultParagraphFont">
     <w:name w:val="Default Paragraph Font"/>
     <w:uiPriority w:val="1"/>
-    <w:semiHidden/>
     <w:unhideWhenUsed/>
   </w:style>
   <w:style w:type="table" w:default="1" w:styleId="TableNormal">

--- a/Mathe1/Aufgaben_Logik.docx
+++ b/Mathe1/Aufgaben_Logik.docx
@@ -4406,31 +4406,7 @@
         <w:rPr>
           <w:lang w:val="de-DE"/>
         </w:rPr>
-        <w:t xml:space="preserve">A: Orange ist in Kiste 1 </w:t>
-      </w:r>
-      <w:r>
-        <w:rPr>
-          <w:lang w:val="de-DE"/>
-        </w:rPr>
-        <w:t>⇒</w:t>
-      </w:r>
-      <w:r>
-        <w:rPr>
-          <w:lang w:val="de-DE"/>
-        </w:rPr>
-        <w:t xml:space="preserve"> </w:t>
-      </w:r>
-      <w:r>
-        <w:rPr>
-          <w:lang w:val="de-DE"/>
-        </w:rPr>
-        <w:t>¬</w:t>
-      </w:r>
-      <w:r>
-        <w:rPr>
-          <w:lang w:val="de-DE"/>
-        </w:rPr>
-        <w:t xml:space="preserve"> A: Apfel ist</w:t>
+        <w:t>A: Orange ist in Kiste 1 ⇒ ¬ A: Apfel ist</w:t>
       </w:r>
       <w:r>
         <w:rPr>
@@ -4558,43 +4534,31 @@
         <w:rPr>
           <w:lang w:val="de-DE"/>
         </w:rPr>
+        <w:t xml:space="preserve"> ((A </w:t>
+      </w:r>
+      <w:r>
+        <w:rPr>
+          <w:lang w:val="de-DE"/>
+        </w:rPr>
+        <w:t>∧</w:t>
+      </w:r>
+      <w:r>
+        <w:rPr>
+          <w:lang w:val="de-DE"/>
+        </w:rPr>
         <w:t xml:space="preserve"> </w:t>
       </w:r>
       <w:r>
         <w:rPr>
           <w:lang w:val="de-DE"/>
         </w:rPr>
-        <w:t xml:space="preserve">((A </w:t>
-      </w:r>
-      <w:r>
-        <w:rPr>
-          <w:lang w:val="de-DE"/>
-        </w:rPr>
-        <w:t>∧</w:t>
-      </w:r>
-      <w:r>
-        <w:rPr>
-          <w:lang w:val="de-DE"/>
-        </w:rPr>
-        <w:t xml:space="preserve"> </w:t>
-      </w:r>
-      <w:r>
-        <w:rPr>
-          <w:lang w:val="de-DE"/>
-        </w:rPr>
         <w:t>¬</w:t>
       </w:r>
       <w:r>
         <w:rPr>
           <w:lang w:val="de-DE"/>
         </w:rPr>
-        <w:t xml:space="preserve"> B</w:t>
-      </w:r>
-      <w:r>
-        <w:rPr>
-          <w:lang w:val="de-DE"/>
-        </w:rPr>
-        <w:t xml:space="preserve">) </w:t>
+        <w:t xml:space="preserve"> B) </w:t>
       </w:r>
       <w:r>
         <w:rPr>
@@ -5413,25 +5377,82 @@
           <w:numId w:val="10"/>
         </w:numPr>
         <w:rPr>
+          <w:b/>
+          <w:bCs/>
           <w:lang w:val="de-DE"/>
         </w:rPr>
       </w:pPr>
       <w:r>
         <w:rPr>
-          <w:lang w:val="de-DE"/>
-        </w:rPr>
-        <w:t xml:space="preserve">Mann muss </w:t>
+          <w:b/>
+          <w:bCs/>
+          <w:lang w:val="de-DE"/>
+        </w:rPr>
+        <w:t>Schließlich wird Ihnen noch mitgeteilt, dass eine der beiden Aussagen wahr und die andere falsch ist, aber Ihnen wird natürlich nicht gesagt, welche der beiden Aussagen die wahre ist</w:t>
       </w:r>
       <w:r>
         <w:rPr>
-          <w:lang w:val="de-DE"/>
-        </w:rPr>
-        <w:t xml:space="preserve">gucken in welchen Zeilen, die beide Schilder wahr sind, also nur die vierte Zeile. Das heißt die Aussage B richtig ist </w:t>
+          <w:b/>
+          <w:bCs/>
+          <w:lang w:val="vi-VN"/>
+        </w:rPr>
+        <w:t xml:space="preserve">: </w:t>
+      </w:r>
+      <w:r>
+        <w:rPr>
+          <w:lang w:val="vi-VN"/>
+        </w:rPr>
+        <w:t>n</w:t>
+      </w:r>
+      <w:proofErr w:type="spellStart"/>
+      <w:r>
+        <w:rPr>
+          <w:lang w:val="de-DE"/>
+        </w:rPr>
+        <w:t>ur</w:t>
+      </w:r>
+      <w:proofErr w:type="spellEnd"/>
+      <w:r>
+        <w:rPr>
+          <w:lang w:val="de-DE"/>
+        </w:rPr>
+        <w:t xml:space="preserve"> Zeile 1 erfüllt diese Aussage.</w:t>
       </w:r>
     </w:p>
     <w:p>
       <w:pPr>
-        <w:rPr>
+        <w:pStyle w:val="ListParagraph"/>
+        <w:numPr>
+          <w:ilvl w:val="0"/>
+          <w:numId w:val="10"/>
+        </w:numPr>
+        <w:rPr>
+          <w:b/>
+          <w:bCs/>
+          <w:lang w:val="de-DE"/>
+        </w:rPr>
+      </w:pPr>
+      <w:proofErr w:type="spellStart"/>
+      <w:r>
+        <w:rPr>
+          <w:lang w:val="de-DE"/>
+        </w:rPr>
+        <w:t>D.h</w:t>
+      </w:r>
+      <w:proofErr w:type="spellEnd"/>
+      <w:r>
+        <w:rPr>
+          <w:lang w:val="de-DE"/>
+        </w:rPr>
+        <w:t xml:space="preserve"> B ist falsch -&gt; Orange in Kiste 2.</w:t>
+      </w:r>
+    </w:p>
+    <w:p>
+      <w:pPr>
+        <w:pStyle w:val="ListParagraph"/>
+        <w:rPr>
+          <w:b/>
+          <w:bCs/>
           <w:lang w:val="de-DE"/>
         </w:rPr>
       </w:pPr>
@@ -5455,6 +5476,13 @@
           <w:lang w:val="de-DE"/>
         </w:rPr>
       </w:pPr>
+    </w:p>
+    <w:p>
+      <w:pPr>
+        <w:rPr>
+          <w:lang w:val="de-DE"/>
+        </w:rPr>
+      </w:pPr>
       <w:r>
         <w:rPr>
           <w:lang w:val="de-DE"/>
@@ -5472,7 +5500,7 @@
         <w:rPr>
           <w:lang w:val="de-DE"/>
         </w:rPr>
-        <w:t>Aufgabe 1.13. Sie haben eine Druckerei beauftragt, Spielkarten nach den folgenden Regeln zu bedrucken ... Wie viele und welche der vier Karten müssen Sie dafür umdrehen?</w:t>
+        <w:t>(i) Wenn der HSV die Champions League gewinnt, dann springe ich in die Alster.</w:t>
       </w:r>
     </w:p>
     <w:p>
@@ -5485,7 +5513,7 @@
         <w:rPr>
           <w:lang w:val="de-DE"/>
         </w:rPr>
-        <w:t>Aufgabe 1.14. Kommissar Gödel muss einen Mordfall lösen und hat drei Tatverdächtige: Gauß, Euler und Hilbert ... Helfen Sie dem Kommissar mit Methoden der Aussagenlogik.</w:t>
+        <w:t>(ii) Wenn der HSV nicht die Champions League gewinnt, dann springe ich nicht in</w:t>
       </w:r>
     </w:p>
     <w:p>
@@ -5499,6 +5527,2359 @@
           <w:lang w:val="de-DE"/>
         </w:rPr>
         <w:lastRenderedPageBreak/>
+        <w:t>die Alster.</w:t>
+      </w:r>
+    </w:p>
+    <w:p>
+      <w:pPr>
+        <w:rPr>
+          <w:lang w:val="de-DE"/>
+        </w:rPr>
+      </w:pPr>
+      <w:r>
+        <w:rPr>
+          <w:lang w:val="de-DE"/>
+        </w:rPr>
+        <w:t>(iii) Wenn ich nicht in die Alster springe, dann hat der HSV die Champions League</w:t>
+      </w:r>
+    </w:p>
+    <w:p>
+      <w:pPr>
+        <w:rPr>
+          <w:lang w:val="de-DE"/>
+        </w:rPr>
+      </w:pPr>
+      <w:r>
+        <w:rPr>
+          <w:lang w:val="de-DE"/>
+        </w:rPr>
+        <w:t>nicht gewonnen.</w:t>
+      </w:r>
+    </w:p>
+    <w:p>
+      <w:pPr>
+        <w:rPr>
+          <w:lang w:val="de-DE"/>
+        </w:rPr>
+      </w:pPr>
+      <w:r>
+        <w:rPr>
+          <w:lang w:val="de-DE"/>
+        </w:rPr>
+        <w:t>(iv)</w:t>
+      </w:r>
+      <w:r>
+        <w:rPr>
+          <w:lang w:val="de-DE"/>
+        </w:rPr>
+        <w:t xml:space="preserve"> </w:t>
+      </w:r>
+      <w:r>
+        <w:rPr>
+          <w:lang w:val="de-DE"/>
+        </w:rPr>
+        <w:t>Wenn der HSV die Champions League gewinnt, dann springe ich nicht in die</w:t>
+      </w:r>
+    </w:p>
+    <w:p>
+      <w:r>
+        <w:t>Alster.</w:t>
+      </w:r>
+    </w:p>
+    <w:p>
+      <w:pPr>
+        <w:rPr>
+          <w:lang w:val="de-DE"/>
+        </w:rPr>
+      </w:pPr>
+      <w:r>
+        <w:rPr>
+          <w:lang w:val="de-DE"/>
+        </w:rPr>
+        <w:t>Antwort:</w:t>
+      </w:r>
+    </w:p>
+    <w:tbl>
+      <w:tblPr>
+        <w:tblStyle w:val="TableGrid"/>
+        <w:tblW w:w="0" w:type="auto"/>
+        <w:tblLook w:val="04A0" w:firstRow="1" w:lastRow="0" w:firstColumn="1" w:lastColumn="0" w:noHBand="0" w:noVBand="1"/>
+      </w:tblPr>
+      <w:tblGrid>
+        <w:gridCol w:w="1107"/>
+        <w:gridCol w:w="1107"/>
+        <w:gridCol w:w="1107"/>
+        <w:gridCol w:w="1107"/>
+        <w:gridCol w:w="1107"/>
+        <w:gridCol w:w="1107"/>
+        <w:gridCol w:w="1107"/>
+        <w:gridCol w:w="1107"/>
+      </w:tblGrid>
+      <w:tr>
+        <w:tc>
+          <w:tcPr>
+            <w:tcW w:w="1107" w:type="dxa"/>
+          </w:tcPr>
+          <w:p>
+            <w:pPr>
+              <w:rPr>
+                <w:lang w:val="de-DE"/>
+              </w:rPr>
+            </w:pPr>
+            <w:r>
+              <w:rPr>
+                <w:lang w:val="de-DE"/>
+              </w:rPr>
+              <w:t>A</w:t>
+            </w:r>
+          </w:p>
+        </w:tc>
+        <w:tc>
+          <w:tcPr>
+            <w:tcW w:w="1107" w:type="dxa"/>
+          </w:tcPr>
+          <w:p>
+            <w:pPr>
+              <w:rPr>
+                <w:lang w:val="de-DE"/>
+              </w:rPr>
+            </w:pPr>
+            <w:r>
+              <w:rPr>
+                <w:lang w:val="de-DE"/>
+              </w:rPr>
+              <w:t>B</w:t>
+            </w:r>
+          </w:p>
+        </w:tc>
+        <w:tc>
+          <w:tcPr>
+            <w:tcW w:w="1107" w:type="dxa"/>
+          </w:tcPr>
+          <w:p>
+            <w:pPr>
+              <w:rPr>
+                <w:lang w:val="de-DE"/>
+              </w:rPr>
+            </w:pPr>
+            <w:r>
+              <w:rPr>
+                <w:lang w:val="de-DE"/>
+              </w:rPr>
+              <w:t>-A</w:t>
+            </w:r>
+          </w:p>
+        </w:tc>
+        <w:tc>
+          <w:tcPr>
+            <w:tcW w:w="1107" w:type="dxa"/>
+          </w:tcPr>
+          <w:p>
+            <w:pPr>
+              <w:rPr>
+                <w:lang w:val="de-DE"/>
+              </w:rPr>
+            </w:pPr>
+            <w:r>
+              <w:rPr>
+                <w:lang w:val="de-DE"/>
+              </w:rPr>
+              <w:t>-B</w:t>
+            </w:r>
+          </w:p>
+        </w:tc>
+        <w:tc>
+          <w:tcPr>
+            <w:tcW w:w="1107" w:type="dxa"/>
+          </w:tcPr>
+          <w:p>
+            <w:pPr>
+              <w:rPr>
+                <w:lang w:val="de-DE"/>
+              </w:rPr>
+            </w:pPr>
+            <w:r>
+              <w:rPr>
+                <w:lang w:val="de-DE"/>
+              </w:rPr>
+              <w:t>A -&gt; B</w:t>
+            </w:r>
+          </w:p>
+        </w:tc>
+        <w:tc>
+          <w:tcPr>
+            <w:tcW w:w="1107" w:type="dxa"/>
+          </w:tcPr>
+          <w:p>
+            <w:pPr>
+              <w:rPr>
+                <w:lang w:val="de-DE"/>
+              </w:rPr>
+            </w:pPr>
+            <w:r>
+              <w:rPr>
+                <w:lang w:val="de-DE"/>
+              </w:rPr>
+              <w:t>-A -&gt; -B</w:t>
+            </w:r>
+          </w:p>
+        </w:tc>
+        <w:tc>
+          <w:tcPr>
+            <w:tcW w:w="1107" w:type="dxa"/>
+          </w:tcPr>
+          <w:p>
+            <w:pPr>
+              <w:rPr>
+                <w:lang w:val="de-DE"/>
+              </w:rPr>
+            </w:pPr>
+            <w:r>
+              <w:rPr>
+                <w:lang w:val="de-DE"/>
+              </w:rPr>
+              <w:t>-B -&gt; -A</w:t>
+            </w:r>
+          </w:p>
+        </w:tc>
+        <w:tc>
+          <w:tcPr>
+            <w:tcW w:w="1107" w:type="dxa"/>
+          </w:tcPr>
+          <w:p>
+            <w:pPr>
+              <w:rPr>
+                <w:lang w:val="de-DE"/>
+              </w:rPr>
+            </w:pPr>
+            <w:r>
+              <w:rPr>
+                <w:lang w:val="de-DE"/>
+              </w:rPr>
+              <w:t>A -&gt; -B</w:t>
+            </w:r>
+          </w:p>
+        </w:tc>
+      </w:tr>
+      <w:tr>
+        <w:tc>
+          <w:tcPr>
+            <w:tcW w:w="1107" w:type="dxa"/>
+          </w:tcPr>
+          <w:p>
+            <w:pPr>
+              <w:rPr>
+                <w:lang w:val="de-DE"/>
+              </w:rPr>
+            </w:pPr>
+            <w:r>
+              <w:rPr>
+                <w:lang w:val="de-DE"/>
+              </w:rPr>
+              <w:t>0</w:t>
+            </w:r>
+          </w:p>
+        </w:tc>
+        <w:tc>
+          <w:tcPr>
+            <w:tcW w:w="1107" w:type="dxa"/>
+          </w:tcPr>
+          <w:p>
+            <w:pPr>
+              <w:rPr>
+                <w:lang w:val="de-DE"/>
+              </w:rPr>
+            </w:pPr>
+            <w:r>
+              <w:rPr>
+                <w:lang w:val="de-DE"/>
+              </w:rPr>
+              <w:t>0</w:t>
+            </w:r>
+          </w:p>
+        </w:tc>
+        <w:tc>
+          <w:tcPr>
+            <w:tcW w:w="1107" w:type="dxa"/>
+          </w:tcPr>
+          <w:p>
+            <w:pPr>
+              <w:rPr>
+                <w:lang w:val="de-DE"/>
+              </w:rPr>
+            </w:pPr>
+            <w:r>
+              <w:rPr>
+                <w:lang w:val="de-DE"/>
+              </w:rPr>
+              <w:t>1</w:t>
+            </w:r>
+          </w:p>
+        </w:tc>
+        <w:tc>
+          <w:tcPr>
+            <w:tcW w:w="1107" w:type="dxa"/>
+          </w:tcPr>
+          <w:p>
+            <w:pPr>
+              <w:rPr>
+                <w:lang w:val="de-DE"/>
+              </w:rPr>
+            </w:pPr>
+            <w:r>
+              <w:rPr>
+                <w:lang w:val="de-DE"/>
+              </w:rPr>
+              <w:t>1</w:t>
+            </w:r>
+          </w:p>
+        </w:tc>
+        <w:tc>
+          <w:tcPr>
+            <w:tcW w:w="1107" w:type="dxa"/>
+          </w:tcPr>
+          <w:p>
+            <w:pPr>
+              <w:rPr>
+                <w:lang w:val="de-DE"/>
+              </w:rPr>
+            </w:pPr>
+            <w:r>
+              <w:rPr>
+                <w:lang w:val="de-DE"/>
+              </w:rPr>
+              <w:t>1</w:t>
+            </w:r>
+          </w:p>
+        </w:tc>
+        <w:tc>
+          <w:tcPr>
+            <w:tcW w:w="1107" w:type="dxa"/>
+          </w:tcPr>
+          <w:p>
+            <w:pPr>
+              <w:rPr>
+                <w:lang w:val="de-DE"/>
+              </w:rPr>
+            </w:pPr>
+            <w:r>
+              <w:rPr>
+                <w:lang w:val="de-DE"/>
+              </w:rPr>
+              <w:t>1</w:t>
+            </w:r>
+          </w:p>
+        </w:tc>
+        <w:tc>
+          <w:tcPr>
+            <w:tcW w:w="1107" w:type="dxa"/>
+          </w:tcPr>
+          <w:p>
+            <w:pPr>
+              <w:rPr>
+                <w:lang w:val="de-DE"/>
+              </w:rPr>
+            </w:pPr>
+            <w:r>
+              <w:rPr>
+                <w:lang w:val="de-DE"/>
+              </w:rPr>
+              <w:t>1</w:t>
+            </w:r>
+          </w:p>
+        </w:tc>
+        <w:tc>
+          <w:tcPr>
+            <w:tcW w:w="1107" w:type="dxa"/>
+          </w:tcPr>
+          <w:p>
+            <w:pPr>
+              <w:rPr>
+                <w:lang w:val="de-DE"/>
+              </w:rPr>
+            </w:pPr>
+            <w:r>
+              <w:rPr>
+                <w:lang w:val="de-DE"/>
+              </w:rPr>
+              <w:t>1</w:t>
+            </w:r>
+          </w:p>
+        </w:tc>
+      </w:tr>
+      <w:tr>
+        <w:tc>
+          <w:tcPr>
+            <w:tcW w:w="1107" w:type="dxa"/>
+          </w:tcPr>
+          <w:p>
+            <w:pPr>
+              <w:rPr>
+                <w:lang w:val="de-DE"/>
+              </w:rPr>
+            </w:pPr>
+            <w:r>
+              <w:rPr>
+                <w:lang w:val="de-DE"/>
+              </w:rPr>
+              <w:t>0</w:t>
+            </w:r>
+          </w:p>
+        </w:tc>
+        <w:tc>
+          <w:tcPr>
+            <w:tcW w:w="1107" w:type="dxa"/>
+          </w:tcPr>
+          <w:p>
+            <w:pPr>
+              <w:rPr>
+                <w:lang w:val="de-DE"/>
+              </w:rPr>
+            </w:pPr>
+            <w:r>
+              <w:rPr>
+                <w:lang w:val="de-DE"/>
+              </w:rPr>
+              <w:t>1</w:t>
+            </w:r>
+          </w:p>
+        </w:tc>
+        <w:tc>
+          <w:tcPr>
+            <w:tcW w:w="1107" w:type="dxa"/>
+          </w:tcPr>
+          <w:p>
+            <w:pPr>
+              <w:rPr>
+                <w:lang w:val="de-DE"/>
+              </w:rPr>
+            </w:pPr>
+            <w:r>
+              <w:rPr>
+                <w:lang w:val="de-DE"/>
+              </w:rPr>
+              <w:t>1</w:t>
+            </w:r>
+          </w:p>
+        </w:tc>
+        <w:tc>
+          <w:tcPr>
+            <w:tcW w:w="1107" w:type="dxa"/>
+          </w:tcPr>
+          <w:p>
+            <w:pPr>
+              <w:rPr>
+                <w:lang w:val="de-DE"/>
+              </w:rPr>
+            </w:pPr>
+            <w:r>
+              <w:rPr>
+                <w:lang w:val="de-DE"/>
+              </w:rPr>
+              <w:t>0</w:t>
+            </w:r>
+          </w:p>
+        </w:tc>
+        <w:tc>
+          <w:tcPr>
+            <w:tcW w:w="1107" w:type="dxa"/>
+          </w:tcPr>
+          <w:p>
+            <w:pPr>
+              <w:rPr>
+                <w:lang w:val="de-DE"/>
+              </w:rPr>
+            </w:pPr>
+            <w:r>
+              <w:rPr>
+                <w:lang w:val="de-DE"/>
+              </w:rPr>
+              <w:t>1</w:t>
+            </w:r>
+          </w:p>
+        </w:tc>
+        <w:tc>
+          <w:tcPr>
+            <w:tcW w:w="1107" w:type="dxa"/>
+          </w:tcPr>
+          <w:p>
+            <w:pPr>
+              <w:rPr>
+                <w:lang w:val="de-DE"/>
+              </w:rPr>
+            </w:pPr>
+            <w:r>
+              <w:rPr>
+                <w:lang w:val="de-DE"/>
+              </w:rPr>
+              <w:t>0</w:t>
+            </w:r>
+          </w:p>
+        </w:tc>
+        <w:tc>
+          <w:tcPr>
+            <w:tcW w:w="1107" w:type="dxa"/>
+          </w:tcPr>
+          <w:p>
+            <w:pPr>
+              <w:rPr>
+                <w:lang w:val="de-DE"/>
+              </w:rPr>
+            </w:pPr>
+            <w:r>
+              <w:rPr>
+                <w:lang w:val="de-DE"/>
+              </w:rPr>
+              <w:t>1</w:t>
+            </w:r>
+          </w:p>
+        </w:tc>
+        <w:tc>
+          <w:tcPr>
+            <w:tcW w:w="1107" w:type="dxa"/>
+          </w:tcPr>
+          <w:p>
+            <w:pPr>
+              <w:rPr>
+                <w:lang w:val="de-DE"/>
+              </w:rPr>
+            </w:pPr>
+            <w:r>
+              <w:rPr>
+                <w:lang w:val="de-DE"/>
+              </w:rPr>
+              <w:t>1</w:t>
+            </w:r>
+          </w:p>
+        </w:tc>
+      </w:tr>
+      <w:tr>
+        <w:tc>
+          <w:tcPr>
+            <w:tcW w:w="1107" w:type="dxa"/>
+          </w:tcPr>
+          <w:p>
+            <w:pPr>
+              <w:rPr>
+                <w:lang w:val="de-DE"/>
+              </w:rPr>
+            </w:pPr>
+            <w:r>
+              <w:rPr>
+                <w:lang w:val="de-DE"/>
+              </w:rPr>
+              <w:t>1</w:t>
+            </w:r>
+          </w:p>
+        </w:tc>
+        <w:tc>
+          <w:tcPr>
+            <w:tcW w:w="1107" w:type="dxa"/>
+          </w:tcPr>
+          <w:p>
+            <w:pPr>
+              <w:rPr>
+                <w:lang w:val="de-DE"/>
+              </w:rPr>
+            </w:pPr>
+            <w:r>
+              <w:rPr>
+                <w:lang w:val="de-DE"/>
+              </w:rPr>
+              <w:t>0</w:t>
+            </w:r>
+          </w:p>
+        </w:tc>
+        <w:tc>
+          <w:tcPr>
+            <w:tcW w:w="1107" w:type="dxa"/>
+          </w:tcPr>
+          <w:p>
+            <w:pPr>
+              <w:rPr>
+                <w:lang w:val="de-DE"/>
+              </w:rPr>
+            </w:pPr>
+            <w:r>
+              <w:rPr>
+                <w:lang w:val="de-DE"/>
+              </w:rPr>
+              <w:t>0</w:t>
+            </w:r>
+          </w:p>
+        </w:tc>
+        <w:tc>
+          <w:tcPr>
+            <w:tcW w:w="1107" w:type="dxa"/>
+          </w:tcPr>
+          <w:p>
+            <w:pPr>
+              <w:rPr>
+                <w:lang w:val="de-DE"/>
+              </w:rPr>
+            </w:pPr>
+            <w:r>
+              <w:rPr>
+                <w:lang w:val="de-DE"/>
+              </w:rPr>
+              <w:t>1</w:t>
+            </w:r>
+          </w:p>
+        </w:tc>
+        <w:tc>
+          <w:tcPr>
+            <w:tcW w:w="1107" w:type="dxa"/>
+          </w:tcPr>
+          <w:p>
+            <w:pPr>
+              <w:rPr>
+                <w:lang w:val="de-DE"/>
+              </w:rPr>
+            </w:pPr>
+            <w:r>
+              <w:rPr>
+                <w:lang w:val="de-DE"/>
+              </w:rPr>
+              <w:t>0</w:t>
+            </w:r>
+          </w:p>
+        </w:tc>
+        <w:tc>
+          <w:tcPr>
+            <w:tcW w:w="1107" w:type="dxa"/>
+          </w:tcPr>
+          <w:p>
+            <w:pPr>
+              <w:rPr>
+                <w:lang w:val="de-DE"/>
+              </w:rPr>
+            </w:pPr>
+            <w:r>
+              <w:rPr>
+                <w:lang w:val="de-DE"/>
+              </w:rPr>
+              <w:t>1</w:t>
+            </w:r>
+          </w:p>
+        </w:tc>
+        <w:tc>
+          <w:tcPr>
+            <w:tcW w:w="1107" w:type="dxa"/>
+          </w:tcPr>
+          <w:p>
+            <w:pPr>
+              <w:rPr>
+                <w:lang w:val="de-DE"/>
+              </w:rPr>
+            </w:pPr>
+            <w:r>
+              <w:rPr>
+                <w:lang w:val="de-DE"/>
+              </w:rPr>
+              <w:t>0</w:t>
+            </w:r>
+          </w:p>
+        </w:tc>
+        <w:tc>
+          <w:tcPr>
+            <w:tcW w:w="1107" w:type="dxa"/>
+          </w:tcPr>
+          <w:p>
+            <w:pPr>
+              <w:rPr>
+                <w:lang w:val="de-DE"/>
+              </w:rPr>
+            </w:pPr>
+            <w:r>
+              <w:rPr>
+                <w:lang w:val="de-DE"/>
+              </w:rPr>
+              <w:t>1</w:t>
+            </w:r>
+          </w:p>
+        </w:tc>
+      </w:tr>
+      <w:tr>
+        <w:tc>
+          <w:tcPr>
+            <w:tcW w:w="1107" w:type="dxa"/>
+          </w:tcPr>
+          <w:p>
+            <w:pPr>
+              <w:rPr>
+                <w:lang w:val="de-DE"/>
+              </w:rPr>
+            </w:pPr>
+            <w:r>
+              <w:rPr>
+                <w:lang w:val="de-DE"/>
+              </w:rPr>
+              <w:t>1</w:t>
+            </w:r>
+          </w:p>
+        </w:tc>
+        <w:tc>
+          <w:tcPr>
+            <w:tcW w:w="1107" w:type="dxa"/>
+          </w:tcPr>
+          <w:p>
+            <w:pPr>
+              <w:rPr>
+                <w:lang w:val="de-DE"/>
+              </w:rPr>
+            </w:pPr>
+            <w:r>
+              <w:rPr>
+                <w:lang w:val="de-DE"/>
+              </w:rPr>
+              <w:t>1</w:t>
+            </w:r>
+          </w:p>
+        </w:tc>
+        <w:tc>
+          <w:tcPr>
+            <w:tcW w:w="1107" w:type="dxa"/>
+          </w:tcPr>
+          <w:p>
+            <w:pPr>
+              <w:rPr>
+                <w:lang w:val="de-DE"/>
+              </w:rPr>
+            </w:pPr>
+            <w:r>
+              <w:rPr>
+                <w:lang w:val="de-DE"/>
+              </w:rPr>
+              <w:t>0</w:t>
+            </w:r>
+          </w:p>
+        </w:tc>
+        <w:tc>
+          <w:tcPr>
+            <w:tcW w:w="1107" w:type="dxa"/>
+          </w:tcPr>
+          <w:p>
+            <w:pPr>
+              <w:rPr>
+                <w:lang w:val="de-DE"/>
+              </w:rPr>
+            </w:pPr>
+            <w:r>
+              <w:rPr>
+                <w:lang w:val="de-DE"/>
+              </w:rPr>
+              <w:t>0</w:t>
+            </w:r>
+          </w:p>
+        </w:tc>
+        <w:tc>
+          <w:tcPr>
+            <w:tcW w:w="1107" w:type="dxa"/>
+          </w:tcPr>
+          <w:p>
+            <w:pPr>
+              <w:rPr>
+                <w:lang w:val="de-DE"/>
+              </w:rPr>
+            </w:pPr>
+            <w:r>
+              <w:rPr>
+                <w:lang w:val="de-DE"/>
+              </w:rPr>
+              <w:t>1</w:t>
+            </w:r>
+          </w:p>
+        </w:tc>
+        <w:tc>
+          <w:tcPr>
+            <w:tcW w:w="1107" w:type="dxa"/>
+          </w:tcPr>
+          <w:p>
+            <w:pPr>
+              <w:rPr>
+                <w:lang w:val="de-DE"/>
+              </w:rPr>
+            </w:pPr>
+            <w:r>
+              <w:rPr>
+                <w:lang w:val="de-DE"/>
+              </w:rPr>
+              <w:t>1</w:t>
+            </w:r>
+          </w:p>
+        </w:tc>
+        <w:tc>
+          <w:tcPr>
+            <w:tcW w:w="1107" w:type="dxa"/>
+          </w:tcPr>
+          <w:p>
+            <w:pPr>
+              <w:rPr>
+                <w:lang w:val="de-DE"/>
+              </w:rPr>
+            </w:pPr>
+            <w:r>
+              <w:rPr>
+                <w:lang w:val="de-DE"/>
+              </w:rPr>
+              <w:t>1</w:t>
+            </w:r>
+          </w:p>
+        </w:tc>
+        <w:tc>
+          <w:tcPr>
+            <w:tcW w:w="1107" w:type="dxa"/>
+          </w:tcPr>
+          <w:p>
+            <w:pPr>
+              <w:rPr>
+                <w:lang w:val="de-DE"/>
+              </w:rPr>
+            </w:pPr>
+            <w:r>
+              <w:rPr>
+                <w:lang w:val="de-DE"/>
+              </w:rPr>
+              <w:t>0</w:t>
+            </w:r>
+          </w:p>
+        </w:tc>
+      </w:tr>
+    </w:tbl>
+    <w:p>
+      <w:pPr>
+        <w:rPr>
+          <w:lang w:val="de-DE"/>
+        </w:rPr>
+      </w:pPr>
+    </w:p>
+    <w:p>
+      <w:pPr>
+        <w:rPr>
+          <w:lang w:val="de-DE"/>
+        </w:rPr>
+      </w:pPr>
+      <w:r>
+        <w:rPr>
+          <w:lang w:val="de-DE"/>
+        </w:rPr>
+        <w:t>Dann (i) = (iii)</w:t>
+      </w:r>
+    </w:p>
+    <w:p>
+      <w:pPr>
+        <w:rPr>
+          <w:lang w:val="vi-VN"/>
+        </w:rPr>
+      </w:pPr>
+      <w:r>
+        <w:rPr>
+          <w:lang w:val="de-DE"/>
+        </w:rPr>
+        <w:t>Aufgabe 1.13. Sie haben eine Druckerei beauftragt, Spielkarten nach den folgenden Regeln zu bedrucken</w:t>
+      </w:r>
+      <w:r>
+        <w:rPr>
+          <w:lang w:val="de-DE"/>
+        </w:rPr>
+        <w:t>:</w:t>
+      </w:r>
+    </w:p>
+    <w:p>
+      <w:pPr>
+        <w:rPr>
+          <w:lang w:val="de-DE"/>
+        </w:rPr>
+      </w:pPr>
+      <w:r>
+        <w:rPr>
+          <w:lang w:val="de-DE"/>
+        </w:rPr>
+        <w:t>(i) Auf einer Seite steht ein Buchstabe, auf der anderen eine natürliche Zahl.</w:t>
+      </w:r>
+    </w:p>
+    <w:p>
+      <w:pPr>
+        <w:rPr>
+          <w:lang w:val="de-DE"/>
+        </w:rPr>
+      </w:pPr>
+      <w:r>
+        <w:rPr>
+          <w:lang w:val="de-DE"/>
+        </w:rPr>
+        <w:t>(ii) Wenn auf der Buchstabenseite ein Vokal steht, dann muss auf der Zahlenseite</w:t>
+      </w:r>
+    </w:p>
+    <w:p>
+      <w:pPr>
+        <w:rPr>
+          <w:lang w:val="de-DE"/>
+        </w:rPr>
+      </w:pPr>
+      <w:r>
+        <w:rPr>
+          <w:lang w:val="de-DE"/>
+        </w:rPr>
+        <w:t>eine gerade Zahl stehen.</w:t>
+      </w:r>
+    </w:p>
+    <w:p>
+      <w:pPr>
+        <w:rPr>
+          <w:lang w:val="de-DE"/>
+        </w:rPr>
+      </w:pPr>
+      <w:r>
+        <w:rPr>
+          <w:lang w:val="de-DE"/>
+        </w:rPr>
+        <w:t>Vor Ihnen liegen vier Probedrucke, auf denen Sie die Zeichen U, 4, P und 7 sehen.</w:t>
+      </w:r>
+    </w:p>
+    <w:p>
+      <w:pPr>
+        <w:rPr>
+          <w:lang w:val="de-DE"/>
+        </w:rPr>
+      </w:pPr>
+      <w:r>
+        <w:rPr>
+          <w:lang w:val="de-DE"/>
+        </w:rPr>
+        <w:t>Sie sind sich sicher, dass die Druckerei die erste Regel bei allen vier Karten befolgt</w:t>
+      </w:r>
+    </w:p>
+    <w:p>
+      <w:pPr>
+        <w:rPr>
+          <w:lang w:val="de-DE"/>
+        </w:rPr>
+      </w:pPr>
+      <w:r>
+        <w:rPr>
+          <w:lang w:val="de-DE"/>
+        </w:rPr>
+        <w:t>hat, aber Sie wollen überprüfen, ob auch die zweite Regel immer eingehalten wurde.</w:t>
+      </w:r>
+    </w:p>
+    <w:p>
+      <w:pPr>
+        <w:rPr>
+          <w:lang w:val="de-DE"/>
+        </w:rPr>
+      </w:pPr>
+      <w:r>
+        <w:rPr>
+          <w:lang w:val="de-DE"/>
+        </w:rPr>
+        <w:t>Wie viele und welche der vier Karten müssen Sie dafür umdrehen? (Sie sind faul und</w:t>
+      </w:r>
+    </w:p>
+    <w:p>
+      <w:pPr>
+        <w:rPr>
+          <w:lang w:val="de-DE"/>
+        </w:rPr>
+      </w:pPr>
+      <w:r>
+        <w:rPr>
+          <w:lang w:val="de-DE"/>
+        </w:rPr>
+        <w:t>wollen möglichst wenige Karten umdrehen!)</w:t>
+      </w:r>
+    </w:p>
+    <w:p>
+      <w:pPr>
+        <w:rPr>
+          <w:lang w:val="de-DE"/>
+        </w:rPr>
+      </w:pPr>
+      <w:r>
+        <w:rPr>
+          <w:lang w:val="de-DE"/>
+        </w:rPr>
+        <w:t>Antwort:</w:t>
+      </w:r>
+    </w:p>
+    <w:p>
+      <w:pPr>
+        <w:rPr>
+          <w:lang w:val="de-DE"/>
+        </w:rPr>
+      </w:pPr>
+      <w:r>
+        <w:rPr>
+          <w:lang w:val="vi-VN"/>
+        </w:rPr>
+        <w:t xml:space="preserve">Sei A die </w:t>
+      </w:r>
+      <w:r>
+        <w:rPr>
+          <w:lang w:val="de-DE"/>
+        </w:rPr>
+        <w:t>Aussage</w:t>
+      </w:r>
+      <w:r>
+        <w:rPr>
+          <w:lang w:val="de-DE"/>
+        </w:rPr>
+        <w:t>, dass auf der Buchstabenseite ein Vokal steht</w:t>
+      </w:r>
+    </w:p>
+    <w:p>
+      <w:pPr>
+        <w:rPr>
+          <w:lang w:val="de-DE"/>
+        </w:rPr>
+      </w:pPr>
+      <w:r>
+        <w:rPr>
+          <w:lang w:val="de-DE"/>
+        </w:rPr>
+        <w:t>B die Aussage, dass auf der Zahlenseite eine gerade Zahl steht</w:t>
+      </w:r>
+    </w:p>
+    <w:p>
+      <w:pPr>
+        <w:rPr>
+          <w:lang w:val="de-DE"/>
+        </w:rPr>
+      </w:pPr>
+      <w:r>
+        <w:rPr>
+          <w:lang w:val="de-DE"/>
+        </w:rPr>
+        <w:t xml:space="preserve">Die 2. Regel ist A -&gt; B. Die ist </w:t>
+      </w:r>
+      <w:proofErr w:type="gramStart"/>
+      <w:r>
+        <w:rPr>
+          <w:lang w:val="de-DE"/>
+        </w:rPr>
+        <w:t>falsch</w:t>
+      </w:r>
+      <w:proofErr w:type="gramEnd"/>
+      <w:r>
+        <w:rPr>
+          <w:lang w:val="de-DE"/>
+        </w:rPr>
+        <w:t xml:space="preserve"> wenn A </w:t>
+      </w:r>
+      <w:proofErr w:type="gramStart"/>
+      <w:r>
+        <w:rPr>
+          <w:lang w:val="de-DE"/>
+        </w:rPr>
+        <w:t>wahr</w:t>
+      </w:r>
+      <w:proofErr w:type="gramEnd"/>
+      <w:r>
+        <w:rPr>
+          <w:lang w:val="de-DE"/>
+        </w:rPr>
+        <w:t xml:space="preserve"> und B falsch -&gt; U und 7 überprüfen</w:t>
+      </w:r>
+    </w:p>
+    <w:p>
+      <w:pPr>
+        <w:rPr>
+          <w:lang w:val="de-DE"/>
+        </w:rPr>
+      </w:pPr>
+    </w:p>
+    <w:p>
+      <w:pPr>
+        <w:rPr>
+          <w:lang w:val="de-DE"/>
+        </w:rPr>
+      </w:pPr>
+    </w:p>
+    <w:p>
+      <w:pPr>
+        <w:rPr>
+          <w:lang w:val="de-DE"/>
+        </w:rPr>
+      </w:pPr>
+      <w:r>
+        <w:rPr>
+          <w:lang w:val="de-DE"/>
+        </w:rPr>
+        <w:lastRenderedPageBreak/>
+        <w:t xml:space="preserve">Aufgabe 1.14. </w:t>
+      </w:r>
+      <w:r>
+        <w:rPr>
+          <w:lang w:val="de-DE"/>
+        </w:rPr>
+        <w:t xml:space="preserve">Kommissar Gödel muss einen Mordfall lösen und hat drei Tatverdächtige: Gauß, Euler und Hilbert. Aufgrund der bisherigen Ermittlungen weiß er </w:t>
+      </w:r>
+      <w:proofErr w:type="gramStart"/>
+      <w:r>
+        <w:rPr>
+          <w:lang w:val="de-DE"/>
+        </w:rPr>
+        <w:t>die</w:t>
+      </w:r>
+      <w:r>
+        <w:rPr>
+          <w:lang w:val="de-DE"/>
+        </w:rPr>
+        <w:t xml:space="preserve"> </w:t>
+      </w:r>
+      <w:r>
+        <w:rPr>
+          <w:lang w:val="de-DE"/>
+        </w:rPr>
+        <w:t>folgende Dinge</w:t>
+      </w:r>
+      <w:proofErr w:type="gramEnd"/>
+      <w:r>
+        <w:rPr>
+          <w:lang w:val="de-DE"/>
+        </w:rPr>
+        <w:t xml:space="preserve"> mit Sicherheit:</w:t>
+      </w:r>
+    </w:p>
+    <w:p>
+      <w:pPr>
+        <w:rPr>
+          <w:lang w:val="de-DE"/>
+        </w:rPr>
+      </w:pPr>
+      <w:r>
+        <w:rPr>
+          <w:lang w:val="de-DE"/>
+        </w:rPr>
+        <w:t>(i) Es kann einen, aber auch mehrere Täter gegeben haben</w:t>
+      </w:r>
+      <w:r>
+        <w:rPr>
+          <w:lang w:val="de-DE"/>
+        </w:rPr>
+        <w:t>: G v E v H</w:t>
+      </w:r>
+    </w:p>
+    <w:p>
+      <w:pPr>
+        <w:rPr>
+          <w:lang w:val="de-DE"/>
+        </w:rPr>
+      </w:pPr>
+      <w:r>
+        <w:rPr>
+          <w:lang w:val="de-DE"/>
+        </w:rPr>
+        <w:t xml:space="preserve">(ii) </w:t>
+      </w:r>
+      <w:r>
+        <w:rPr>
+          <w:lang w:val="de-DE"/>
+        </w:rPr>
+        <w:t>Ist Hilbert schuldig, so war auch Euler einer der Täter</w:t>
+      </w:r>
+      <w:r>
+        <w:rPr>
+          <w:lang w:val="de-DE"/>
+        </w:rPr>
+        <w:t xml:space="preserve">: H -&gt; E </w:t>
+      </w:r>
+    </w:p>
+    <w:p>
+      <w:pPr>
+        <w:rPr>
+          <w:lang w:val="de-DE"/>
+        </w:rPr>
+      </w:pPr>
+      <w:r>
+        <w:rPr>
+          <w:lang w:val="de-DE"/>
+        </w:rPr>
+        <w:t>(iii)</w:t>
+      </w:r>
+      <w:r>
+        <w:rPr>
+          <w:lang w:val="de-DE"/>
+        </w:rPr>
+        <w:t xml:space="preserve"> </w:t>
+      </w:r>
+      <w:r>
+        <w:rPr>
+          <w:lang w:val="de-DE"/>
+        </w:rPr>
+        <w:t>Stellen sich Gauß oder Hilbert als Täter heraus, dann ist Euler unschuldig</w:t>
+      </w:r>
+      <w:r>
+        <w:rPr>
+          <w:lang w:val="de-DE"/>
+        </w:rPr>
+        <w:t>: (G v H) -&gt; -E</w:t>
+      </w:r>
+    </w:p>
+    <w:p>
+      <w:pPr>
+        <w:rPr>
+          <w:lang w:val="de-DE"/>
+        </w:rPr>
+      </w:pPr>
+      <w:r>
+        <w:rPr>
+          <w:lang w:val="de-DE"/>
+        </w:rPr>
+        <w:t>(</w:t>
+      </w:r>
+      <w:r>
+        <w:rPr>
+          <w:lang w:val="de-DE"/>
+        </w:rPr>
+        <w:t xml:space="preserve">iv) </w:t>
+      </w:r>
+      <w:r>
+        <w:rPr>
+          <w:lang w:val="de-DE"/>
+        </w:rPr>
+        <w:t>Sind aber Euler oder Hilbert unschuldig, dann muss Gauß an der Tat beteiligt</w:t>
+      </w:r>
+      <w:r>
+        <w:rPr>
+          <w:lang w:val="de-DE"/>
+        </w:rPr>
+        <w:t xml:space="preserve">: </w:t>
+      </w:r>
+      <w:r>
+        <w:rPr>
+          <w:lang w:val="de-DE"/>
+        </w:rPr>
+        <w:t>(-E v -H) -&gt; G</w:t>
+      </w:r>
+    </w:p>
+    <w:p>
+      <w:pPr>
+        <w:rPr>
+          <w:lang w:val="de-DE"/>
+        </w:rPr>
+      </w:pPr>
+      <w:r>
+        <w:rPr>
+          <w:lang w:val="de-DE"/>
+        </w:rPr>
+        <w:t>gewesen sein.</w:t>
+      </w:r>
+    </w:p>
+    <w:p>
+      <w:pPr>
+        <w:rPr>
+          <w:lang w:val="de-DE"/>
+        </w:rPr>
+      </w:pPr>
+      <w:r>
+        <w:rPr>
+          <w:lang w:val="de-DE"/>
+        </w:rPr>
+        <w:t>Helfen Sie dem Kommissar mit Methoden der Aussagenlogik.</w:t>
+      </w:r>
+    </w:p>
+    <w:p>
+      <w:pPr>
+        <w:rPr>
+          <w:lang w:val="de-DE"/>
+        </w:rPr>
+      </w:pPr>
+      <w:r>
+        <w:rPr>
+          <w:lang w:val="de-DE"/>
+        </w:rPr>
+        <w:t>Antwort:</w:t>
+      </w:r>
+      <w:r>
+        <w:rPr>
+          <w:lang w:val="de-DE"/>
+        </w:rPr>
+        <w:t xml:space="preserve"> Sei G, E und H Gauß, Euler und Hilbert jeweils schuldig ist</w:t>
+      </w:r>
+    </w:p>
+    <w:tbl>
+      <w:tblPr>
+        <w:tblStyle w:val="TableGrid"/>
+        <w:tblW w:w="9278" w:type="dxa"/>
+        <w:tblLook w:val="04A0" w:firstRow="1" w:lastRow="0" w:firstColumn="1" w:lastColumn="0" w:noHBand="0" w:noVBand="1"/>
+      </w:tblPr>
+      <w:tblGrid>
+        <w:gridCol w:w="1265"/>
+        <w:gridCol w:w="1265"/>
+        <w:gridCol w:w="1265"/>
+        <w:gridCol w:w="1265"/>
+        <w:gridCol w:w="1265"/>
+        <w:gridCol w:w="1451"/>
+        <w:gridCol w:w="1502"/>
+      </w:tblGrid>
+      <w:tr>
+        <w:tc>
+          <w:tcPr>
+            <w:tcW w:w="1265" w:type="dxa"/>
+          </w:tcPr>
+          <w:p>
+            <w:pPr>
+              <w:rPr>
+                <w:lang w:val="de-DE"/>
+              </w:rPr>
+            </w:pPr>
+            <w:r>
+              <w:rPr>
+                <w:lang w:val="de-DE"/>
+              </w:rPr>
+              <w:t>G</w:t>
+            </w:r>
+          </w:p>
+        </w:tc>
+        <w:tc>
+          <w:tcPr>
+            <w:tcW w:w="1265" w:type="dxa"/>
+          </w:tcPr>
+          <w:p>
+            <w:pPr>
+              <w:rPr>
+                <w:lang w:val="de-DE"/>
+              </w:rPr>
+            </w:pPr>
+            <w:r>
+              <w:rPr>
+                <w:lang w:val="de-DE"/>
+              </w:rPr>
+              <w:t>E</w:t>
+            </w:r>
+          </w:p>
+        </w:tc>
+        <w:tc>
+          <w:tcPr>
+            <w:tcW w:w="1265" w:type="dxa"/>
+          </w:tcPr>
+          <w:p>
+            <w:pPr>
+              <w:rPr>
+                <w:lang w:val="de-DE"/>
+              </w:rPr>
+            </w:pPr>
+            <w:r>
+              <w:rPr>
+                <w:lang w:val="de-DE"/>
+              </w:rPr>
+              <w:t>H</w:t>
+            </w:r>
+          </w:p>
+        </w:tc>
+        <w:tc>
+          <w:tcPr>
+            <w:tcW w:w="1265" w:type="dxa"/>
+          </w:tcPr>
+          <w:p>
+            <w:pPr>
+              <w:rPr>
+                <w:lang w:val="de-DE"/>
+              </w:rPr>
+            </w:pPr>
+            <w:r>
+              <w:rPr>
+                <w:lang w:val="de-DE"/>
+              </w:rPr>
+              <w:t>G v E v H</w:t>
+            </w:r>
+          </w:p>
+        </w:tc>
+        <w:tc>
+          <w:tcPr>
+            <w:tcW w:w="1265" w:type="dxa"/>
+          </w:tcPr>
+          <w:p>
+            <w:pPr>
+              <w:rPr>
+                <w:lang w:val="de-DE"/>
+              </w:rPr>
+            </w:pPr>
+            <w:r>
+              <w:rPr>
+                <w:lang w:val="de-DE"/>
+              </w:rPr>
+              <w:t>H -&gt; E</w:t>
+            </w:r>
+          </w:p>
+        </w:tc>
+        <w:tc>
+          <w:tcPr>
+            <w:tcW w:w="1451" w:type="dxa"/>
+          </w:tcPr>
+          <w:p>
+            <w:pPr>
+              <w:rPr>
+                <w:lang w:val="de-DE"/>
+              </w:rPr>
+            </w:pPr>
+            <w:r>
+              <w:rPr>
+                <w:lang w:val="de-DE"/>
+              </w:rPr>
+              <w:t xml:space="preserve">(G </w:t>
+            </w:r>
+            <w:r>
+              <w:rPr>
+                <w:lang w:val="de-DE"/>
+              </w:rPr>
+              <w:t xml:space="preserve">v </w:t>
+            </w:r>
+            <w:r>
+              <w:rPr>
+                <w:lang w:val="de-DE"/>
+              </w:rPr>
+              <w:t>H) -&gt; -E</w:t>
+            </w:r>
+          </w:p>
+        </w:tc>
+        <w:tc>
+          <w:tcPr>
+            <w:tcW w:w="1502" w:type="dxa"/>
+          </w:tcPr>
+          <w:p>
+            <w:pPr>
+              <w:rPr>
+                <w:lang w:val="de-DE"/>
+              </w:rPr>
+            </w:pPr>
+            <w:r>
+              <w:rPr>
+                <w:lang w:val="de-DE"/>
+              </w:rPr>
+              <w:t>(-E v -H) -&gt; G</w:t>
+            </w:r>
+          </w:p>
+        </w:tc>
+      </w:tr>
+      <w:tr>
+        <w:tc>
+          <w:tcPr>
+            <w:tcW w:w="1265" w:type="dxa"/>
+          </w:tcPr>
+          <w:p>
+            <w:pPr>
+              <w:rPr>
+                <w:lang w:val="de-DE"/>
+              </w:rPr>
+            </w:pPr>
+            <w:r>
+              <w:rPr>
+                <w:lang w:val="de-DE"/>
+              </w:rPr>
+              <w:t>1</w:t>
+            </w:r>
+          </w:p>
+        </w:tc>
+        <w:tc>
+          <w:tcPr>
+            <w:tcW w:w="1265" w:type="dxa"/>
+          </w:tcPr>
+          <w:p>
+            <w:pPr>
+              <w:rPr>
+                <w:lang w:val="de-DE"/>
+              </w:rPr>
+            </w:pPr>
+            <w:r>
+              <w:rPr>
+                <w:lang w:val="de-DE"/>
+              </w:rPr>
+              <w:t>0</w:t>
+            </w:r>
+          </w:p>
+        </w:tc>
+        <w:tc>
+          <w:tcPr>
+            <w:tcW w:w="1265" w:type="dxa"/>
+          </w:tcPr>
+          <w:p>
+            <w:pPr>
+              <w:rPr>
+                <w:lang w:val="de-DE"/>
+              </w:rPr>
+            </w:pPr>
+            <w:r>
+              <w:rPr>
+                <w:lang w:val="de-DE"/>
+              </w:rPr>
+              <w:t>0</w:t>
+            </w:r>
+          </w:p>
+        </w:tc>
+        <w:tc>
+          <w:tcPr>
+            <w:tcW w:w="1265" w:type="dxa"/>
+          </w:tcPr>
+          <w:p>
+            <w:pPr>
+              <w:rPr>
+                <w:lang w:val="de-DE"/>
+              </w:rPr>
+            </w:pPr>
+            <w:r>
+              <w:rPr>
+                <w:lang w:val="de-DE"/>
+              </w:rPr>
+              <w:t>1</w:t>
+            </w:r>
+          </w:p>
+        </w:tc>
+        <w:tc>
+          <w:tcPr>
+            <w:tcW w:w="1265" w:type="dxa"/>
+          </w:tcPr>
+          <w:p>
+            <w:pPr>
+              <w:rPr>
+                <w:lang w:val="de-DE"/>
+              </w:rPr>
+            </w:pPr>
+            <w:r>
+              <w:rPr>
+                <w:lang w:val="de-DE"/>
+              </w:rPr>
+              <w:t>1</w:t>
+            </w:r>
+          </w:p>
+        </w:tc>
+        <w:tc>
+          <w:tcPr>
+            <w:tcW w:w="1451" w:type="dxa"/>
+          </w:tcPr>
+          <w:p>
+            <w:pPr>
+              <w:rPr>
+                <w:lang w:val="de-DE"/>
+              </w:rPr>
+            </w:pPr>
+            <w:r>
+              <w:rPr>
+                <w:lang w:val="de-DE"/>
+              </w:rPr>
+              <w:t>1</w:t>
+            </w:r>
+          </w:p>
+        </w:tc>
+        <w:tc>
+          <w:tcPr>
+            <w:tcW w:w="1502" w:type="dxa"/>
+          </w:tcPr>
+          <w:p>
+            <w:pPr>
+              <w:rPr>
+                <w:lang w:val="de-DE"/>
+              </w:rPr>
+            </w:pPr>
+            <w:r>
+              <w:rPr>
+                <w:lang w:val="de-DE"/>
+              </w:rPr>
+              <w:t>1</w:t>
+            </w:r>
+          </w:p>
+        </w:tc>
+      </w:tr>
+      <w:tr>
+        <w:tc>
+          <w:tcPr>
+            <w:tcW w:w="1265" w:type="dxa"/>
+          </w:tcPr>
+          <w:p>
+            <w:pPr>
+              <w:rPr>
+                <w:lang w:val="de-DE"/>
+              </w:rPr>
+            </w:pPr>
+            <w:r>
+              <w:rPr>
+                <w:lang w:val="de-DE"/>
+              </w:rPr>
+              <w:t>0</w:t>
+            </w:r>
+          </w:p>
+        </w:tc>
+        <w:tc>
+          <w:tcPr>
+            <w:tcW w:w="1265" w:type="dxa"/>
+          </w:tcPr>
+          <w:p>
+            <w:pPr>
+              <w:rPr>
+                <w:lang w:val="de-DE"/>
+              </w:rPr>
+            </w:pPr>
+            <w:r>
+              <w:rPr>
+                <w:lang w:val="de-DE"/>
+              </w:rPr>
+              <w:t>1</w:t>
+            </w:r>
+          </w:p>
+        </w:tc>
+        <w:tc>
+          <w:tcPr>
+            <w:tcW w:w="1265" w:type="dxa"/>
+          </w:tcPr>
+          <w:p>
+            <w:pPr>
+              <w:rPr>
+                <w:lang w:val="de-DE"/>
+              </w:rPr>
+            </w:pPr>
+            <w:r>
+              <w:rPr>
+                <w:lang w:val="de-DE"/>
+              </w:rPr>
+              <w:t>0</w:t>
+            </w:r>
+          </w:p>
+        </w:tc>
+        <w:tc>
+          <w:tcPr>
+            <w:tcW w:w="1265" w:type="dxa"/>
+          </w:tcPr>
+          <w:p>
+            <w:pPr>
+              <w:rPr>
+                <w:lang w:val="de-DE"/>
+              </w:rPr>
+            </w:pPr>
+            <w:r>
+              <w:rPr>
+                <w:lang w:val="de-DE"/>
+              </w:rPr>
+              <w:t>1</w:t>
+            </w:r>
+          </w:p>
+        </w:tc>
+        <w:tc>
+          <w:tcPr>
+            <w:tcW w:w="1265" w:type="dxa"/>
+          </w:tcPr>
+          <w:p>
+            <w:pPr>
+              <w:rPr>
+                <w:lang w:val="de-DE"/>
+              </w:rPr>
+            </w:pPr>
+            <w:r>
+              <w:rPr>
+                <w:lang w:val="de-DE"/>
+              </w:rPr>
+              <w:t>1</w:t>
+            </w:r>
+          </w:p>
+        </w:tc>
+        <w:tc>
+          <w:tcPr>
+            <w:tcW w:w="1451" w:type="dxa"/>
+          </w:tcPr>
+          <w:p>
+            <w:pPr>
+              <w:rPr>
+                <w:lang w:val="de-DE"/>
+              </w:rPr>
+            </w:pPr>
+            <w:r>
+              <w:rPr>
+                <w:lang w:val="de-DE"/>
+              </w:rPr>
+              <w:t>1</w:t>
+            </w:r>
+          </w:p>
+        </w:tc>
+        <w:tc>
+          <w:tcPr>
+            <w:tcW w:w="1502" w:type="dxa"/>
+          </w:tcPr>
+          <w:p>
+            <w:pPr>
+              <w:rPr>
+                <w:lang w:val="de-DE"/>
+              </w:rPr>
+            </w:pPr>
+            <w:r>
+              <w:rPr>
+                <w:lang w:val="de-DE"/>
+              </w:rPr>
+              <w:t>0</w:t>
+            </w:r>
+          </w:p>
+        </w:tc>
+      </w:tr>
+      <w:tr>
+        <w:tc>
+          <w:tcPr>
+            <w:tcW w:w="1265" w:type="dxa"/>
+          </w:tcPr>
+          <w:p>
+            <w:pPr>
+              <w:rPr>
+                <w:lang w:val="de-DE"/>
+              </w:rPr>
+            </w:pPr>
+            <w:r>
+              <w:rPr>
+                <w:lang w:val="de-DE"/>
+              </w:rPr>
+              <w:t>0</w:t>
+            </w:r>
+          </w:p>
+        </w:tc>
+        <w:tc>
+          <w:tcPr>
+            <w:tcW w:w="1265" w:type="dxa"/>
+          </w:tcPr>
+          <w:p>
+            <w:pPr>
+              <w:rPr>
+                <w:lang w:val="de-DE"/>
+              </w:rPr>
+            </w:pPr>
+            <w:r>
+              <w:rPr>
+                <w:lang w:val="de-DE"/>
+              </w:rPr>
+              <w:t>0</w:t>
+            </w:r>
+          </w:p>
+        </w:tc>
+        <w:tc>
+          <w:tcPr>
+            <w:tcW w:w="1265" w:type="dxa"/>
+          </w:tcPr>
+          <w:p>
+            <w:pPr>
+              <w:rPr>
+                <w:lang w:val="de-DE"/>
+              </w:rPr>
+            </w:pPr>
+            <w:r>
+              <w:rPr>
+                <w:lang w:val="de-DE"/>
+              </w:rPr>
+              <w:t>1</w:t>
+            </w:r>
+          </w:p>
+        </w:tc>
+        <w:tc>
+          <w:tcPr>
+            <w:tcW w:w="1265" w:type="dxa"/>
+          </w:tcPr>
+          <w:p>
+            <w:pPr>
+              <w:rPr>
+                <w:lang w:val="de-DE"/>
+              </w:rPr>
+            </w:pPr>
+            <w:r>
+              <w:rPr>
+                <w:lang w:val="de-DE"/>
+              </w:rPr>
+              <w:t>1</w:t>
+            </w:r>
+          </w:p>
+        </w:tc>
+        <w:tc>
+          <w:tcPr>
+            <w:tcW w:w="1265" w:type="dxa"/>
+          </w:tcPr>
+          <w:p>
+            <w:pPr>
+              <w:rPr>
+                <w:lang w:val="de-DE"/>
+              </w:rPr>
+            </w:pPr>
+            <w:r>
+              <w:rPr>
+                <w:lang w:val="de-DE"/>
+              </w:rPr>
+              <w:t>0</w:t>
+            </w:r>
+          </w:p>
+        </w:tc>
+        <w:tc>
+          <w:tcPr>
+            <w:tcW w:w="1451" w:type="dxa"/>
+          </w:tcPr>
+          <w:p>
+            <w:pPr>
+              <w:rPr>
+                <w:lang w:val="de-DE"/>
+              </w:rPr>
+            </w:pPr>
+            <w:r>
+              <w:rPr>
+                <w:lang w:val="de-DE"/>
+              </w:rPr>
+              <w:t>1</w:t>
+            </w:r>
+          </w:p>
+        </w:tc>
+        <w:tc>
+          <w:tcPr>
+            <w:tcW w:w="1502" w:type="dxa"/>
+          </w:tcPr>
+          <w:p>
+            <w:pPr>
+              <w:rPr>
+                <w:lang w:val="de-DE"/>
+              </w:rPr>
+            </w:pPr>
+            <w:r>
+              <w:rPr>
+                <w:lang w:val="de-DE"/>
+              </w:rPr>
+              <w:t>0</w:t>
+            </w:r>
+          </w:p>
+        </w:tc>
+      </w:tr>
+      <w:tr>
+        <w:tc>
+          <w:tcPr>
+            <w:tcW w:w="1265" w:type="dxa"/>
+          </w:tcPr>
+          <w:p>
+            <w:pPr>
+              <w:rPr>
+                <w:lang w:val="de-DE"/>
+              </w:rPr>
+            </w:pPr>
+            <w:r>
+              <w:rPr>
+                <w:lang w:val="de-DE"/>
+              </w:rPr>
+              <w:t>1</w:t>
+            </w:r>
+          </w:p>
+        </w:tc>
+        <w:tc>
+          <w:tcPr>
+            <w:tcW w:w="1265" w:type="dxa"/>
+          </w:tcPr>
+          <w:p>
+            <w:pPr>
+              <w:rPr>
+                <w:lang w:val="de-DE"/>
+              </w:rPr>
+            </w:pPr>
+            <w:r>
+              <w:rPr>
+                <w:lang w:val="de-DE"/>
+              </w:rPr>
+              <w:t>1</w:t>
+            </w:r>
+          </w:p>
+        </w:tc>
+        <w:tc>
+          <w:tcPr>
+            <w:tcW w:w="1265" w:type="dxa"/>
+          </w:tcPr>
+          <w:p>
+            <w:pPr>
+              <w:rPr>
+                <w:lang w:val="de-DE"/>
+              </w:rPr>
+            </w:pPr>
+            <w:r>
+              <w:rPr>
+                <w:lang w:val="de-DE"/>
+              </w:rPr>
+              <w:t>0</w:t>
+            </w:r>
+          </w:p>
+        </w:tc>
+        <w:tc>
+          <w:tcPr>
+            <w:tcW w:w="1265" w:type="dxa"/>
+          </w:tcPr>
+          <w:p>
+            <w:pPr>
+              <w:rPr>
+                <w:lang w:val="de-DE"/>
+              </w:rPr>
+            </w:pPr>
+            <w:r>
+              <w:rPr>
+                <w:lang w:val="de-DE"/>
+              </w:rPr>
+              <w:t>1</w:t>
+            </w:r>
+          </w:p>
+        </w:tc>
+        <w:tc>
+          <w:tcPr>
+            <w:tcW w:w="1265" w:type="dxa"/>
+          </w:tcPr>
+          <w:p>
+            <w:pPr>
+              <w:rPr>
+                <w:lang w:val="de-DE"/>
+              </w:rPr>
+            </w:pPr>
+            <w:r>
+              <w:rPr>
+                <w:lang w:val="de-DE"/>
+              </w:rPr>
+              <w:t>1</w:t>
+            </w:r>
+          </w:p>
+        </w:tc>
+        <w:tc>
+          <w:tcPr>
+            <w:tcW w:w="1451" w:type="dxa"/>
+          </w:tcPr>
+          <w:p>
+            <w:pPr>
+              <w:rPr>
+                <w:lang w:val="de-DE"/>
+              </w:rPr>
+            </w:pPr>
+            <w:r>
+              <w:rPr>
+                <w:lang w:val="de-DE"/>
+              </w:rPr>
+              <w:t>0</w:t>
+            </w:r>
+          </w:p>
+        </w:tc>
+        <w:tc>
+          <w:tcPr>
+            <w:tcW w:w="1502" w:type="dxa"/>
+          </w:tcPr>
+          <w:p>
+            <w:pPr>
+              <w:rPr>
+                <w:lang w:val="de-DE"/>
+              </w:rPr>
+            </w:pPr>
+            <w:r>
+              <w:rPr>
+                <w:lang w:val="de-DE"/>
+              </w:rPr>
+              <w:t>1</w:t>
+            </w:r>
+          </w:p>
+        </w:tc>
+      </w:tr>
+      <w:tr>
+        <w:tc>
+          <w:tcPr>
+            <w:tcW w:w="1265" w:type="dxa"/>
+          </w:tcPr>
+          <w:p>
+            <w:pPr>
+              <w:rPr>
+                <w:lang w:val="de-DE"/>
+              </w:rPr>
+            </w:pPr>
+            <w:r>
+              <w:rPr>
+                <w:lang w:val="de-DE"/>
+              </w:rPr>
+              <w:t>1</w:t>
+            </w:r>
+          </w:p>
+        </w:tc>
+        <w:tc>
+          <w:tcPr>
+            <w:tcW w:w="1265" w:type="dxa"/>
+          </w:tcPr>
+          <w:p>
+            <w:pPr>
+              <w:rPr>
+                <w:lang w:val="de-DE"/>
+              </w:rPr>
+            </w:pPr>
+            <w:r>
+              <w:rPr>
+                <w:lang w:val="de-DE"/>
+              </w:rPr>
+              <w:t>0</w:t>
+            </w:r>
+          </w:p>
+        </w:tc>
+        <w:tc>
+          <w:tcPr>
+            <w:tcW w:w="1265" w:type="dxa"/>
+          </w:tcPr>
+          <w:p>
+            <w:pPr>
+              <w:rPr>
+                <w:lang w:val="de-DE"/>
+              </w:rPr>
+            </w:pPr>
+            <w:r>
+              <w:rPr>
+                <w:lang w:val="de-DE"/>
+              </w:rPr>
+              <w:t>1</w:t>
+            </w:r>
+          </w:p>
+        </w:tc>
+        <w:tc>
+          <w:tcPr>
+            <w:tcW w:w="1265" w:type="dxa"/>
+          </w:tcPr>
+          <w:p>
+            <w:pPr>
+              <w:rPr>
+                <w:lang w:val="de-DE"/>
+              </w:rPr>
+            </w:pPr>
+            <w:r>
+              <w:rPr>
+                <w:lang w:val="de-DE"/>
+              </w:rPr>
+              <w:t>1</w:t>
+            </w:r>
+          </w:p>
+        </w:tc>
+        <w:tc>
+          <w:tcPr>
+            <w:tcW w:w="1265" w:type="dxa"/>
+          </w:tcPr>
+          <w:p>
+            <w:pPr>
+              <w:rPr>
+                <w:lang w:val="de-DE"/>
+              </w:rPr>
+            </w:pPr>
+            <w:r>
+              <w:rPr>
+                <w:lang w:val="de-DE"/>
+              </w:rPr>
+              <w:t>0</w:t>
+            </w:r>
+          </w:p>
+        </w:tc>
+        <w:tc>
+          <w:tcPr>
+            <w:tcW w:w="1451" w:type="dxa"/>
+          </w:tcPr>
+          <w:p>
+            <w:pPr>
+              <w:rPr>
+                <w:lang w:val="de-DE"/>
+              </w:rPr>
+            </w:pPr>
+            <w:r>
+              <w:rPr>
+                <w:lang w:val="de-DE"/>
+              </w:rPr>
+              <w:t>1</w:t>
+            </w:r>
+          </w:p>
+        </w:tc>
+        <w:tc>
+          <w:tcPr>
+            <w:tcW w:w="1502" w:type="dxa"/>
+          </w:tcPr>
+          <w:p>
+            <w:pPr>
+              <w:rPr>
+                <w:lang w:val="de-DE"/>
+              </w:rPr>
+            </w:pPr>
+            <w:r>
+              <w:rPr>
+                <w:lang w:val="de-DE"/>
+              </w:rPr>
+              <w:t>1</w:t>
+            </w:r>
+          </w:p>
+        </w:tc>
+      </w:tr>
+      <w:tr>
+        <w:tc>
+          <w:tcPr>
+            <w:tcW w:w="1265" w:type="dxa"/>
+          </w:tcPr>
+          <w:p>
+            <w:pPr>
+              <w:rPr>
+                <w:lang w:val="de-DE"/>
+              </w:rPr>
+            </w:pPr>
+            <w:r>
+              <w:rPr>
+                <w:lang w:val="de-DE"/>
+              </w:rPr>
+              <w:t>0</w:t>
+            </w:r>
+          </w:p>
+        </w:tc>
+        <w:tc>
+          <w:tcPr>
+            <w:tcW w:w="1265" w:type="dxa"/>
+          </w:tcPr>
+          <w:p>
+            <w:pPr>
+              <w:rPr>
+                <w:lang w:val="de-DE"/>
+              </w:rPr>
+            </w:pPr>
+            <w:r>
+              <w:rPr>
+                <w:lang w:val="de-DE"/>
+              </w:rPr>
+              <w:t>1</w:t>
+            </w:r>
+          </w:p>
+        </w:tc>
+        <w:tc>
+          <w:tcPr>
+            <w:tcW w:w="1265" w:type="dxa"/>
+          </w:tcPr>
+          <w:p>
+            <w:pPr>
+              <w:rPr>
+                <w:lang w:val="de-DE"/>
+              </w:rPr>
+            </w:pPr>
+            <w:r>
+              <w:rPr>
+                <w:lang w:val="de-DE"/>
+              </w:rPr>
+              <w:t>1</w:t>
+            </w:r>
+          </w:p>
+        </w:tc>
+        <w:tc>
+          <w:tcPr>
+            <w:tcW w:w="1265" w:type="dxa"/>
+          </w:tcPr>
+          <w:p>
+            <w:pPr>
+              <w:rPr>
+                <w:lang w:val="de-DE"/>
+              </w:rPr>
+            </w:pPr>
+            <w:r>
+              <w:rPr>
+                <w:lang w:val="de-DE"/>
+              </w:rPr>
+              <w:t>1</w:t>
+            </w:r>
+          </w:p>
+        </w:tc>
+        <w:tc>
+          <w:tcPr>
+            <w:tcW w:w="1265" w:type="dxa"/>
+          </w:tcPr>
+          <w:p>
+            <w:pPr>
+              <w:rPr>
+                <w:lang w:val="de-DE"/>
+              </w:rPr>
+            </w:pPr>
+            <w:r>
+              <w:rPr>
+                <w:lang w:val="de-DE"/>
+              </w:rPr>
+              <w:t>1</w:t>
+            </w:r>
+          </w:p>
+        </w:tc>
+        <w:tc>
+          <w:tcPr>
+            <w:tcW w:w="1451" w:type="dxa"/>
+          </w:tcPr>
+          <w:p>
+            <w:pPr>
+              <w:rPr>
+                <w:lang w:val="de-DE"/>
+              </w:rPr>
+            </w:pPr>
+            <w:r>
+              <w:rPr>
+                <w:lang w:val="de-DE"/>
+              </w:rPr>
+              <w:t>0</w:t>
+            </w:r>
+          </w:p>
+        </w:tc>
+        <w:tc>
+          <w:tcPr>
+            <w:tcW w:w="1502" w:type="dxa"/>
+          </w:tcPr>
+          <w:p>
+            <w:pPr>
+              <w:rPr>
+                <w:lang w:val="de-DE"/>
+              </w:rPr>
+            </w:pPr>
+            <w:r>
+              <w:rPr>
+                <w:lang w:val="de-DE"/>
+              </w:rPr>
+              <w:t>1</w:t>
+            </w:r>
+          </w:p>
+        </w:tc>
+      </w:tr>
+      <w:tr>
+        <w:tc>
+          <w:tcPr>
+            <w:tcW w:w="1265" w:type="dxa"/>
+          </w:tcPr>
+          <w:p>
+            <w:pPr>
+              <w:rPr>
+                <w:lang w:val="de-DE"/>
+              </w:rPr>
+            </w:pPr>
+            <w:r>
+              <w:rPr>
+                <w:lang w:val="de-DE"/>
+              </w:rPr>
+              <w:t>1</w:t>
+            </w:r>
+          </w:p>
+        </w:tc>
+        <w:tc>
+          <w:tcPr>
+            <w:tcW w:w="1265" w:type="dxa"/>
+          </w:tcPr>
+          <w:p>
+            <w:pPr>
+              <w:rPr>
+                <w:lang w:val="de-DE"/>
+              </w:rPr>
+            </w:pPr>
+            <w:r>
+              <w:rPr>
+                <w:lang w:val="de-DE"/>
+              </w:rPr>
+              <w:t>1</w:t>
+            </w:r>
+          </w:p>
+        </w:tc>
+        <w:tc>
+          <w:tcPr>
+            <w:tcW w:w="1265" w:type="dxa"/>
+          </w:tcPr>
+          <w:p>
+            <w:pPr>
+              <w:rPr>
+                <w:lang w:val="de-DE"/>
+              </w:rPr>
+            </w:pPr>
+            <w:r>
+              <w:rPr>
+                <w:lang w:val="de-DE"/>
+              </w:rPr>
+              <w:t>1</w:t>
+            </w:r>
+          </w:p>
+        </w:tc>
+        <w:tc>
+          <w:tcPr>
+            <w:tcW w:w="1265" w:type="dxa"/>
+          </w:tcPr>
+          <w:p>
+            <w:pPr>
+              <w:rPr>
+                <w:lang w:val="de-DE"/>
+              </w:rPr>
+            </w:pPr>
+            <w:r>
+              <w:rPr>
+                <w:lang w:val="de-DE"/>
+              </w:rPr>
+              <w:t>1</w:t>
+            </w:r>
+          </w:p>
+        </w:tc>
+        <w:tc>
+          <w:tcPr>
+            <w:tcW w:w="1265" w:type="dxa"/>
+          </w:tcPr>
+          <w:p>
+            <w:pPr>
+              <w:rPr>
+                <w:lang w:val="de-DE"/>
+              </w:rPr>
+            </w:pPr>
+            <w:r>
+              <w:rPr>
+                <w:lang w:val="de-DE"/>
+              </w:rPr>
+              <w:t>1</w:t>
+            </w:r>
+          </w:p>
+        </w:tc>
+        <w:tc>
+          <w:tcPr>
+            <w:tcW w:w="1451" w:type="dxa"/>
+          </w:tcPr>
+          <w:p>
+            <w:pPr>
+              <w:rPr>
+                <w:lang w:val="de-DE"/>
+              </w:rPr>
+            </w:pPr>
+            <w:r>
+              <w:rPr>
+                <w:lang w:val="de-DE"/>
+              </w:rPr>
+              <w:t>0</w:t>
+            </w:r>
+          </w:p>
+        </w:tc>
+        <w:tc>
+          <w:tcPr>
+            <w:tcW w:w="1502" w:type="dxa"/>
+          </w:tcPr>
+          <w:p>
+            <w:pPr>
+              <w:rPr>
+                <w:lang w:val="de-DE"/>
+              </w:rPr>
+            </w:pPr>
+            <w:r>
+              <w:rPr>
+                <w:lang w:val="de-DE"/>
+              </w:rPr>
+              <w:t>1</w:t>
+            </w:r>
+          </w:p>
+        </w:tc>
+      </w:tr>
+    </w:tbl>
+    <w:p>
+      <w:pPr>
+        <w:rPr>
+          <w:lang w:val="de-DE"/>
+        </w:rPr>
+      </w:pPr>
+      <w:r>
+        <w:rPr>
+          <w:lang w:val="de-DE"/>
+        </w:rPr>
+        <w:t>Es muss 4 Aussagen richtig gelten -&gt; erste Zeile -&gt; G ist schuldig</w:t>
+      </w:r>
+    </w:p>
+    <w:p>
+      <w:pPr>
+        <w:rPr>
+          <w:lang w:val="de-DE"/>
+        </w:rPr>
+      </w:pPr>
+    </w:p>
+    <w:p>
+      <w:pPr>
+        <w:rPr>
+          <w:lang w:val="de-DE"/>
+        </w:rPr>
+      </w:pPr>
+      <w:r>
+        <w:rPr>
+          <w:lang w:val="de-DE"/>
+        </w:rPr>
         <w:t>Aufgabe 1.15. Eine Formel der Aussagenlogik wird erfüllbar genannt, wenn es (mindestens) eine Belegung der in ihr vorkommenden Variablen gibt, die die Formel wahr macht. Eine Formel, die für alle möglichen Belegungen wahr ist, wird Tautologie genannt. Begründen Sie, dass (A ⇒ B) ⇔ (B ⇒ A) erfüllbar, aber keine Tautologie ist.</w:t>
       </w:r>
     </w:p>
@@ -5512,7 +7893,49 @@
         <w:rPr>
           <w:lang w:val="de-DE"/>
         </w:rPr>
-        <w:t>Aufgabe 1.16. Überprüfen Sie mit einer Wahrheitstafel, ob (A∨B ⇒C ) ⇔ (A ⇒C )∧ (B ⇒C ) erfüllbar oder sogar eine Tautologie ist.</w:t>
+        <w:t>Aufgabe 1.16. Überprüfen Sie mit einer Wahrheitstafel, ob (A∨B ⇒</w:t>
+      </w:r>
+      <w:proofErr w:type="gramStart"/>
+      <w:r>
+        <w:rPr>
+          <w:lang w:val="de-DE"/>
+        </w:rPr>
+        <w:t>C )</w:t>
+      </w:r>
+      <w:proofErr w:type="gramEnd"/>
+      <w:r>
+        <w:rPr>
+          <w:lang w:val="de-DE"/>
+        </w:rPr>
+        <w:t xml:space="preserve"> ⇔ (A ⇒</w:t>
+      </w:r>
+      <w:proofErr w:type="gramStart"/>
+      <w:r>
+        <w:rPr>
+          <w:lang w:val="de-DE"/>
+        </w:rPr>
+        <w:t>C )</w:t>
+      </w:r>
+      <w:proofErr w:type="gramEnd"/>
+      <w:r>
+        <w:rPr>
+          <w:lang w:val="de-DE"/>
+        </w:rPr>
+        <w:t>∧ (B ⇒</w:t>
+      </w:r>
+      <w:proofErr w:type="gramStart"/>
+      <w:r>
+        <w:rPr>
+          <w:lang w:val="de-DE"/>
+        </w:rPr>
+        <w:t>C )</w:t>
+      </w:r>
+      <w:proofErr w:type="gramEnd"/>
+      <w:r>
+        <w:rPr>
+          <w:lang w:val="de-DE"/>
+        </w:rPr>
+        <w:t xml:space="preserve"> erfüllbar oder sogar eine Tautologie ist.</w:t>
       </w:r>
     </w:p>
     <w:p>
@@ -5525,7 +7948,35 @@
         <w:rPr>
           <w:lang w:val="de-DE"/>
         </w:rPr>
-        <w:t>Aufgabe 1.17. Wir betrachten die Formel (¬A∨B)∧P ⇒ (A ⇔ B). Wie kann man aus dieser eine Tautologie machen? (i) Indem man P durch (B ⇒ A) ersetzt. (ii) Indem man P durch (¬A∧B) ersetzt. (iii) Indem man P durch ¬(B ∧¬A) ersetzt.</w:t>
+        <w:t>Aufgabe 1.17. Wir betrachten die Formel (¬A∨</w:t>
+      </w:r>
+      <w:proofErr w:type="gramStart"/>
+      <w:r>
+        <w:rPr>
+          <w:lang w:val="de-DE"/>
+        </w:rPr>
+        <w:t>B)∧</w:t>
+      </w:r>
+      <w:proofErr w:type="gramEnd"/>
+      <w:r>
+        <w:rPr>
+          <w:lang w:val="de-DE"/>
+        </w:rPr>
+        <w:t xml:space="preserve">P ⇒ (A ⇔ B). Wie kann man aus dieser eine Tautologie machen? (i) Indem man P durch (B ⇒ A) ersetzt. (ii) Indem man P durch (¬A∧B) ersetzt. (iii) Indem man P durch </w:t>
+      </w:r>
+      <w:proofErr w:type="gramStart"/>
+      <w:r>
+        <w:rPr>
+          <w:lang w:val="de-DE"/>
+        </w:rPr>
+        <w:t>¬(</w:t>
+      </w:r>
+      <w:proofErr w:type="gramEnd"/>
+      <w:r>
+        <w:rPr>
+          <w:lang w:val="de-DE"/>
+        </w:rPr>
+        <w:t>B ∧¬A) ersetzt.</w:t>
       </w:r>
     </w:p>
     <w:p>
@@ -5538,7 +7989,63 @@
         <w:rPr>
           <w:lang w:val="de-DE"/>
         </w:rPr>
-        <w:t>Aufgabe 1.18. Wenn Sie noch Übung im Umgang mit Wahrheitstafeln brauchen, dann überzeugen Sie sich, dass F∧(F∨G) ⇔ F und F∨(G∧H ) ⇔ (F∨G)∧(F∨H ) Tautologien sind.</w:t>
+        <w:t>Aufgabe 1.18. Wenn Sie noch Übung im Umgang mit Wahrheitstafeln brauchen, dann überzeugen Sie sich, dass F∧(F∨G) ⇔ F und F</w:t>
+      </w:r>
+      <w:proofErr w:type="gramStart"/>
+      <w:r>
+        <w:rPr>
+          <w:lang w:val="de-DE"/>
+        </w:rPr>
+        <w:t>∨(</w:t>
+      </w:r>
+      <w:proofErr w:type="gramEnd"/>
+      <w:r>
+        <w:rPr>
+          <w:lang w:val="de-DE"/>
+        </w:rPr>
+        <w:t>G∧</w:t>
+      </w:r>
+      <w:proofErr w:type="gramStart"/>
+      <w:r>
+        <w:rPr>
+          <w:lang w:val="de-DE"/>
+        </w:rPr>
+        <w:t>H )</w:t>
+      </w:r>
+      <w:proofErr w:type="gramEnd"/>
+      <w:r>
+        <w:rPr>
+          <w:lang w:val="de-DE"/>
+        </w:rPr>
+        <w:t xml:space="preserve"> ⇔ (F∨</w:t>
+      </w:r>
+      <w:proofErr w:type="gramStart"/>
+      <w:r>
+        <w:rPr>
+          <w:lang w:val="de-DE"/>
+        </w:rPr>
+        <w:t>G)∧</w:t>
+      </w:r>
+      <w:proofErr w:type="gramEnd"/>
+      <w:r>
+        <w:rPr>
+          <w:lang w:val="de-DE"/>
+        </w:rPr>
+        <w:t>(F∨</w:t>
+      </w:r>
+      <w:proofErr w:type="gramStart"/>
+      <w:r>
+        <w:rPr>
+          <w:lang w:val="de-DE"/>
+        </w:rPr>
+        <w:t>H )</w:t>
+      </w:r>
+      <w:proofErr w:type="gramEnd"/>
+      <w:r>
+        <w:rPr>
+          <w:lang w:val="de-DE"/>
+        </w:rPr>
+        <w:t xml:space="preserve"> Tautologien sind.</w:t>
       </w:r>
     </w:p>
     <w:p>
@@ -5564,6 +8071,7 @@
         <w:rPr>
           <w:lang w:val="de-DE"/>
         </w:rPr>
+        <w:lastRenderedPageBreak/>
         <w:t>Aufgabe 1.20. Drücken Sie die Aussageform x ≤ y mithilfe der beiden Aussageformen x &lt; y und x = y aus, indem Sie sie durch einen Junktor verbinden.</w:t>
       </w:r>
     </w:p>
@@ -5577,7 +8085,35 @@
         <w:rPr>
           <w:lang w:val="de-DE"/>
         </w:rPr>
-        <w:t>Aufgabe 1.21. Im 1582 eingeführten gregorianischen Kalender ... Basteln Sie daraus mithilfe von Junktoren eine Aussageform mit der Individuenvariable n, die genau dann wahr ist, wenn n ein Schaltjahr ist.</w:t>
+        <w:t xml:space="preserve">Aufgabe 1.21. </w:t>
+      </w:r>
+      <w:proofErr w:type="gramStart"/>
+      <w:r>
+        <w:rPr>
+          <w:lang w:val="de-DE"/>
+        </w:rPr>
+        <w:t>Im 1582</w:t>
+      </w:r>
+      <w:proofErr w:type="gramEnd"/>
+      <w:r>
+        <w:rPr>
+          <w:lang w:val="de-DE"/>
+        </w:rPr>
+        <w:t xml:space="preserve"> eingeführten gregorianischen Kalender ... Basteln Sie daraus mithilfe von Junktoren eine Aussageform mit der </w:t>
+      </w:r>
+      <w:proofErr w:type="spellStart"/>
+      <w:r>
+        <w:rPr>
+          <w:lang w:val="de-DE"/>
+        </w:rPr>
+        <w:t>Individuenvariable</w:t>
+      </w:r>
+      <w:proofErr w:type="spellEnd"/>
+      <w:r>
+        <w:rPr>
+          <w:lang w:val="de-DE"/>
+        </w:rPr>
+        <w:t xml:space="preserve"> n, die genau dann wahr ist, wenn n ein Schaltjahr ist.</w:t>
       </w:r>
     </w:p>
     <w:p>
@@ -5590,7 +8126,35 @@
         <w:rPr>
           <w:lang w:val="de-DE"/>
         </w:rPr>
-        <w:t>Aufgabe 1.22. Es ist ganz wesentlich, dass Ihnen klar ist, dass ∀x¬D(x) und ¬∃x D(x) wirklich dasselbe aussagen.</w:t>
+        <w:t xml:space="preserve">Aufgabe 1.22. Es ist </w:t>
+      </w:r>
+      <w:proofErr w:type="gramStart"/>
+      <w:r>
+        <w:rPr>
+          <w:lang w:val="de-DE"/>
+        </w:rPr>
+        <w:t>ganz wesentlich</w:t>
+      </w:r>
+      <w:proofErr w:type="gramEnd"/>
+      <w:r>
+        <w:rPr>
+          <w:lang w:val="de-DE"/>
+        </w:rPr>
+        <w:t>, dass Ihnen klar ist, dass ∀</w:t>
+      </w:r>
+      <w:proofErr w:type="spellStart"/>
+      <w:r>
+        <w:rPr>
+          <w:lang w:val="de-DE"/>
+        </w:rPr>
+        <w:t>x¬D</w:t>
+      </w:r>
+      <w:proofErr w:type="spellEnd"/>
+      <w:r>
+        <w:rPr>
+          <w:lang w:val="de-DE"/>
+        </w:rPr>
+        <w:t>(x) und ¬∃x D(x) wirklich dasselbe aussagen.</w:t>
       </w:r>
     </w:p>
     <w:p>
@@ -5681,7 +8245,21 @@
         <w:rPr>
           <w:lang w:val="de-DE"/>
         </w:rPr>
-        <w:t>Aufgabe 1.29. Die Individuenvariablen a1 bis a4 stehen für vier Geheimagenten. Die Aussageform P (x, y) soll bedeuten, dass Agent x das Passwort von Agent y kennt. ...</w:t>
+        <w:t xml:space="preserve">Aufgabe 1.29. Die </w:t>
+      </w:r>
+      <w:proofErr w:type="spellStart"/>
+      <w:r>
+        <w:rPr>
+          <w:lang w:val="de-DE"/>
+        </w:rPr>
+        <w:t>Individuenvariablen</w:t>
+      </w:r>
+      <w:proofErr w:type="spellEnd"/>
+      <w:r>
+        <w:rPr>
+          <w:lang w:val="de-DE"/>
+        </w:rPr>
+        <w:t xml:space="preserve"> a1 bis a4 stehen für vier Geheimagenten. Die Aussageform P (x, y) soll bedeuten, dass Agent x das Passwort von Agent y kennt. ...</w:t>
       </w:r>
     </w:p>
     <w:p>
@@ -5694,7 +8272,6 @@
         <w:rPr>
           <w:lang w:val="de-DE"/>
         </w:rPr>
-        <w:lastRenderedPageBreak/>
         <w:t>Aufgabe 1.30. Begründen Sie, dass man aus ∃x ∈NA(x)∧∃x ∈NB(x) nicht schließen kann, dass ∃x ∈N (A(x)∧B(x)) gilt.</w:t>
       </w:r>
     </w:p>
@@ -5721,7 +8298,49 @@
         <w:rPr>
           <w:lang w:val="de-DE"/>
         </w:rPr>
-        <w:t>Aufgabe 1.32. Zeigen Sie mit einer Wahrheitstafel, dass die Implikation (A ⇒ B)∧ (B ⇒C ) ⇒ (A ⇒C ) eine Tautologie ist.</w:t>
+        <w:t xml:space="preserve">Aufgabe 1.32. Zeigen Sie mit einer Wahrheitstafel, dass die Implikation (A ⇒ </w:t>
+      </w:r>
+      <w:proofErr w:type="gramStart"/>
+      <w:r>
+        <w:rPr>
+          <w:lang w:val="de-DE"/>
+        </w:rPr>
+        <w:t>B)∧</w:t>
+      </w:r>
+      <w:proofErr w:type="gramEnd"/>
+      <w:r>
+        <w:rPr>
+          <w:lang w:val="de-DE"/>
+        </w:rPr>
+        <w:t xml:space="preserve"> (B ⇒</w:t>
+      </w:r>
+      <w:proofErr w:type="gramStart"/>
+      <w:r>
+        <w:rPr>
+          <w:lang w:val="de-DE"/>
+        </w:rPr>
+        <w:t>C )</w:t>
+      </w:r>
+      <w:proofErr w:type="gramEnd"/>
+      <w:r>
+        <w:rPr>
+          <w:lang w:val="de-DE"/>
+        </w:rPr>
+        <w:t xml:space="preserve"> ⇒ (A ⇒</w:t>
+      </w:r>
+      <w:proofErr w:type="gramStart"/>
+      <w:r>
+        <w:rPr>
+          <w:lang w:val="de-DE"/>
+        </w:rPr>
+        <w:t>C )</w:t>
+      </w:r>
+      <w:proofErr w:type="gramEnd"/>
+      <w:r>
+        <w:rPr>
+          <w:lang w:val="de-DE"/>
+        </w:rPr>
+        <w:t xml:space="preserve"> eine Tautologie ist.</w:t>
       </w:r>
     </w:p>
     <w:p>

--- a/Mathe1/Aufgaben_Logik.docx
+++ b/Mathe1/Aufgaben_Logik.docx
@@ -6670,13 +6670,7 @@
         <w:rPr>
           <w:lang w:val="de-DE"/>
         </w:rPr>
-        <w:t xml:space="preserve">(ii) </w:t>
-      </w:r>
-      <w:r>
-        <w:rPr>
-          <w:lang w:val="de-DE"/>
-        </w:rPr>
-        <w:t>Ist Hilbert schuldig, so war auch Euler einer der Täter</w:t>
+        <w:t>(ii) Ist Hilbert schuldig, so war auch Euler einer der Täter</w:t>
       </w:r>
       <w:r>
         <w:rPr>
@@ -6744,13 +6738,7 @@
         <w:rPr>
           <w:lang w:val="de-DE"/>
         </w:rPr>
-        <w:t xml:space="preserve">: </w:t>
-      </w:r>
-      <w:r>
-        <w:rPr>
-          <w:lang w:val="de-DE"/>
-        </w:rPr>
-        <w:t>(-E v -H) -&gt; G</w:t>
+        <w:t>: (-E v -H) -&gt; G</w:t>
       </w:r>
     </w:p>
     <w:p>
@@ -7893,49 +7881,359 @@
         <w:rPr>
           <w:lang w:val="de-DE"/>
         </w:rPr>
-        <w:t>Aufgabe 1.16. Überprüfen Sie mit einer Wahrheitstafel, ob (A∨B ⇒</w:t>
+        <w:t>Antwort:</w:t>
+      </w:r>
+    </w:p>
+    <w:tbl>
+      <w:tblPr>
+        <w:tblStyle w:val="TableGrid"/>
+        <w:tblW w:w="0" w:type="auto"/>
+        <w:tblLook w:val="04A0" w:firstRow="1" w:lastRow="0" w:firstColumn="1" w:lastColumn="0" w:noHBand="0" w:noVBand="1"/>
+      </w:tblPr>
+      <w:tblGrid>
+        <w:gridCol w:w="2952"/>
+        <w:gridCol w:w="2952"/>
+        <w:gridCol w:w="2952"/>
+      </w:tblGrid>
+      <w:tr>
+        <w:tc>
+          <w:tcPr>
+            <w:tcW w:w="2952" w:type="dxa"/>
+          </w:tcPr>
+          <w:p>
+            <w:pPr>
+              <w:jc w:val="center"/>
+              <w:rPr>
+                <w:lang w:val="de-DE"/>
+              </w:rPr>
+            </w:pPr>
+            <w:r>
+              <w:rPr>
+                <w:lang w:val="de-DE"/>
+              </w:rPr>
+              <w:t>A</w:t>
+            </w:r>
+          </w:p>
+        </w:tc>
+        <w:tc>
+          <w:tcPr>
+            <w:tcW w:w="2952" w:type="dxa"/>
+          </w:tcPr>
+          <w:p>
+            <w:pPr>
+              <w:jc w:val="center"/>
+              <w:rPr>
+                <w:lang w:val="de-DE"/>
+              </w:rPr>
+            </w:pPr>
+            <w:r>
+              <w:rPr>
+                <w:lang w:val="de-DE"/>
+              </w:rPr>
+              <w:t>B</w:t>
+            </w:r>
+          </w:p>
+        </w:tc>
+        <w:tc>
+          <w:tcPr>
+            <w:tcW w:w="2952" w:type="dxa"/>
+          </w:tcPr>
+          <w:p>
+            <w:pPr>
+              <w:jc w:val="center"/>
+              <w:rPr>
+                <w:lang w:val="de-DE"/>
+              </w:rPr>
+            </w:pPr>
+            <w:r>
+              <w:rPr>
+                <w:lang w:val="de-DE"/>
+              </w:rPr>
+              <w:t>(A ⇒ B) ⇔ (B ⇒ A)</w:t>
+            </w:r>
+          </w:p>
+        </w:tc>
+      </w:tr>
+      <w:tr>
+        <w:tc>
+          <w:tcPr>
+            <w:tcW w:w="2952" w:type="dxa"/>
+          </w:tcPr>
+          <w:p>
+            <w:pPr>
+              <w:jc w:val="center"/>
+              <w:rPr>
+                <w:lang w:val="de-DE"/>
+              </w:rPr>
+            </w:pPr>
+            <w:r>
+              <w:rPr>
+                <w:lang w:val="de-DE"/>
+              </w:rPr>
+              <w:t>0</w:t>
+            </w:r>
+          </w:p>
+        </w:tc>
+        <w:tc>
+          <w:tcPr>
+            <w:tcW w:w="2952" w:type="dxa"/>
+          </w:tcPr>
+          <w:p>
+            <w:pPr>
+              <w:jc w:val="center"/>
+              <w:rPr>
+                <w:lang w:val="de-DE"/>
+              </w:rPr>
+            </w:pPr>
+            <w:r>
+              <w:rPr>
+                <w:lang w:val="de-DE"/>
+              </w:rPr>
+              <w:t>0</w:t>
+            </w:r>
+          </w:p>
+        </w:tc>
+        <w:tc>
+          <w:tcPr>
+            <w:tcW w:w="2952" w:type="dxa"/>
+          </w:tcPr>
+          <w:p>
+            <w:pPr>
+              <w:jc w:val="center"/>
+              <w:rPr>
+                <w:lang w:val="de-DE"/>
+              </w:rPr>
+            </w:pPr>
+            <w:r>
+              <w:rPr>
+                <w:lang w:val="de-DE"/>
+              </w:rPr>
+              <w:t>1</w:t>
+            </w:r>
+          </w:p>
+        </w:tc>
+      </w:tr>
+      <w:tr>
+        <w:tc>
+          <w:tcPr>
+            <w:tcW w:w="2952" w:type="dxa"/>
+          </w:tcPr>
+          <w:p>
+            <w:pPr>
+              <w:jc w:val="center"/>
+              <w:rPr>
+                <w:lang w:val="de-DE"/>
+              </w:rPr>
+            </w:pPr>
+            <w:r>
+              <w:rPr>
+                <w:lang w:val="de-DE"/>
+              </w:rPr>
+              <w:t>0</w:t>
+            </w:r>
+          </w:p>
+        </w:tc>
+        <w:tc>
+          <w:tcPr>
+            <w:tcW w:w="2952" w:type="dxa"/>
+          </w:tcPr>
+          <w:p>
+            <w:pPr>
+              <w:jc w:val="center"/>
+              <w:rPr>
+                <w:lang w:val="de-DE"/>
+              </w:rPr>
+            </w:pPr>
+            <w:r>
+              <w:rPr>
+                <w:lang w:val="de-DE"/>
+              </w:rPr>
+              <w:t>1</w:t>
+            </w:r>
+          </w:p>
+        </w:tc>
+        <w:tc>
+          <w:tcPr>
+            <w:tcW w:w="2952" w:type="dxa"/>
+          </w:tcPr>
+          <w:p>
+            <w:pPr>
+              <w:jc w:val="center"/>
+              <w:rPr>
+                <w:lang w:val="de-DE"/>
+              </w:rPr>
+            </w:pPr>
+            <w:r>
+              <w:rPr>
+                <w:lang w:val="de-DE"/>
+              </w:rPr>
+              <w:t>0</w:t>
+            </w:r>
+          </w:p>
+        </w:tc>
+      </w:tr>
+      <w:tr>
+        <w:tc>
+          <w:tcPr>
+            <w:tcW w:w="2952" w:type="dxa"/>
+          </w:tcPr>
+          <w:p>
+            <w:pPr>
+              <w:jc w:val="center"/>
+              <w:rPr>
+                <w:lang w:val="de-DE"/>
+              </w:rPr>
+            </w:pPr>
+            <w:r>
+              <w:rPr>
+                <w:lang w:val="de-DE"/>
+              </w:rPr>
+              <w:t>1</w:t>
+            </w:r>
+          </w:p>
+        </w:tc>
+        <w:tc>
+          <w:tcPr>
+            <w:tcW w:w="2952" w:type="dxa"/>
+          </w:tcPr>
+          <w:p>
+            <w:pPr>
+              <w:jc w:val="center"/>
+              <w:rPr>
+                <w:lang w:val="de-DE"/>
+              </w:rPr>
+            </w:pPr>
+            <w:r>
+              <w:rPr>
+                <w:lang w:val="de-DE"/>
+              </w:rPr>
+              <w:t>0</w:t>
+            </w:r>
+          </w:p>
+        </w:tc>
+        <w:tc>
+          <w:tcPr>
+            <w:tcW w:w="2952" w:type="dxa"/>
+          </w:tcPr>
+          <w:p>
+            <w:pPr>
+              <w:jc w:val="center"/>
+              <w:rPr>
+                <w:lang w:val="de-DE"/>
+              </w:rPr>
+            </w:pPr>
+            <w:r>
+              <w:rPr>
+                <w:lang w:val="de-DE"/>
+              </w:rPr>
+              <w:t>0</w:t>
+            </w:r>
+          </w:p>
+        </w:tc>
+      </w:tr>
+      <w:tr>
+        <w:tc>
+          <w:tcPr>
+            <w:tcW w:w="2952" w:type="dxa"/>
+          </w:tcPr>
+          <w:p>
+            <w:pPr>
+              <w:jc w:val="center"/>
+              <w:rPr>
+                <w:lang w:val="de-DE"/>
+              </w:rPr>
+            </w:pPr>
+            <w:r>
+              <w:rPr>
+                <w:lang w:val="de-DE"/>
+              </w:rPr>
+              <w:t>1</w:t>
+            </w:r>
+          </w:p>
+        </w:tc>
+        <w:tc>
+          <w:tcPr>
+            <w:tcW w:w="2952" w:type="dxa"/>
+          </w:tcPr>
+          <w:p>
+            <w:pPr>
+              <w:jc w:val="center"/>
+              <w:rPr>
+                <w:lang w:val="de-DE"/>
+              </w:rPr>
+            </w:pPr>
+            <w:r>
+              <w:rPr>
+                <w:lang w:val="de-DE"/>
+              </w:rPr>
+              <w:t>1</w:t>
+            </w:r>
+          </w:p>
+        </w:tc>
+        <w:tc>
+          <w:tcPr>
+            <w:tcW w:w="2952" w:type="dxa"/>
+          </w:tcPr>
+          <w:p>
+            <w:pPr>
+              <w:jc w:val="center"/>
+              <w:rPr>
+                <w:lang w:val="de-DE"/>
+              </w:rPr>
+            </w:pPr>
+            <w:r>
+              <w:rPr>
+                <w:lang w:val="de-DE"/>
+              </w:rPr>
+              <w:t>1</w:t>
+            </w:r>
+          </w:p>
+        </w:tc>
+      </w:tr>
+    </w:tbl>
+    <w:p>
+      <w:pPr>
+        <w:rPr>
+          <w:lang w:val="de-DE"/>
+        </w:rPr>
+      </w:pPr>
+      <w:r>
+        <w:rPr>
+          <w:lang w:val="de-DE"/>
+        </w:rPr>
+        <w:t xml:space="preserve">Laut des Wahrheitstafel ist S </w:t>
+      </w:r>
+      <w:r>
+        <w:rPr>
+          <w:lang w:val="de-DE"/>
+        </w:rPr>
+        <w:t>erfüllbar</w:t>
+      </w:r>
+      <w:r>
+        <w:rPr>
+          <w:lang w:val="de-DE"/>
+        </w:rPr>
+        <w:t xml:space="preserve"> für A und B </w:t>
+      </w:r>
+      <w:r>
+        <w:rPr>
+          <w:lang w:val="de-DE"/>
+        </w:rPr>
+        <w:t xml:space="preserve">beide wahr und falsch aber keine </w:t>
       </w:r>
       <w:proofErr w:type="gramStart"/>
       <w:r>
         <w:rPr>
           <w:lang w:val="de-DE"/>
         </w:rPr>
-        <w:t>C )</w:t>
+        <w:t>Tautologie</w:t>
       </w:r>
       <w:proofErr w:type="gramEnd"/>
       <w:r>
         <w:rPr>
           <w:lang w:val="de-DE"/>
         </w:rPr>
-        <w:t xml:space="preserve"> ⇔ (A ⇒</w:t>
-      </w:r>
-      <w:proofErr w:type="gramStart"/>
-      <w:r>
-        <w:rPr>
-          <w:lang w:val="de-DE"/>
-        </w:rPr>
-        <w:t>C )</w:t>
-      </w:r>
-      <w:proofErr w:type="gramEnd"/>
-      <w:r>
-        <w:rPr>
-          <w:lang w:val="de-DE"/>
-        </w:rPr>
-        <w:t>∧ (B ⇒</w:t>
-      </w:r>
-      <w:proofErr w:type="gramStart"/>
-      <w:r>
-        <w:rPr>
-          <w:lang w:val="de-DE"/>
-        </w:rPr>
-        <w:t>C )</w:t>
-      </w:r>
-      <w:proofErr w:type="gramEnd"/>
-      <w:r>
-        <w:rPr>
-          <w:lang w:val="de-DE"/>
-        </w:rPr>
-        <w:t xml:space="preserve"> erfüllbar oder sogar eine Tautologie ist.</w:t>
+        <w:t xml:space="preserve"> wenn einer von beide falsch ist.</w:t>
       </w:r>
     </w:p>
     <w:p>
@@ -7944,40 +8242,6 @@
           <w:lang w:val="de-DE"/>
         </w:rPr>
       </w:pPr>
-      <w:r>
-        <w:rPr>
-          <w:lang w:val="de-DE"/>
-        </w:rPr>
-        <w:t>Aufgabe 1.17. Wir betrachten die Formel (¬A∨</w:t>
-      </w:r>
-      <w:proofErr w:type="gramStart"/>
-      <w:r>
-        <w:rPr>
-          <w:lang w:val="de-DE"/>
-        </w:rPr>
-        <w:t>B)∧</w:t>
-      </w:r>
-      <w:proofErr w:type="gramEnd"/>
-      <w:r>
-        <w:rPr>
-          <w:lang w:val="de-DE"/>
-        </w:rPr>
-        <w:t xml:space="preserve">P ⇒ (A ⇔ B). Wie kann man aus dieser eine Tautologie machen? (i) Indem man P durch (B ⇒ A) ersetzt. (ii) Indem man P durch (¬A∧B) ersetzt. (iii) Indem man P durch </w:t>
-      </w:r>
-      <w:proofErr w:type="gramStart"/>
-      <w:r>
-        <w:rPr>
-          <w:lang w:val="de-DE"/>
-        </w:rPr>
-        <w:t>¬(</w:t>
-      </w:r>
-      <w:proofErr w:type="gramEnd"/>
-      <w:r>
-        <w:rPr>
-          <w:lang w:val="de-DE"/>
-        </w:rPr>
-        <w:t>B ∧¬A) ersetzt.</w:t>
-      </w:r>
     </w:p>
     <w:p>
       <w:pPr>
@@ -7989,63 +8253,80 @@
         <w:rPr>
           <w:lang w:val="de-DE"/>
         </w:rPr>
-        <w:t>Aufgabe 1.18. Wenn Sie noch Übung im Umgang mit Wahrheitstafeln brauchen, dann überzeugen Sie sich, dass F∧(F∨G) ⇔ F und F</w:t>
-      </w:r>
-      <w:proofErr w:type="gramStart"/>
-      <w:r>
-        <w:rPr>
-          <w:lang w:val="de-DE"/>
-        </w:rPr>
-        <w:t>∨(</w:t>
-      </w:r>
-      <w:proofErr w:type="gramEnd"/>
-      <w:r>
-        <w:rPr>
-          <w:lang w:val="de-DE"/>
-        </w:rPr>
-        <w:t>G∧</w:t>
-      </w:r>
-      <w:proofErr w:type="gramStart"/>
-      <w:r>
-        <w:rPr>
-          <w:lang w:val="de-DE"/>
-        </w:rPr>
-        <w:t>H )</w:t>
-      </w:r>
-      <w:proofErr w:type="gramEnd"/>
-      <w:r>
-        <w:rPr>
-          <w:lang w:val="de-DE"/>
-        </w:rPr>
-        <w:t xml:space="preserve"> ⇔ (F∨</w:t>
-      </w:r>
-      <w:proofErr w:type="gramStart"/>
-      <w:r>
-        <w:rPr>
-          <w:lang w:val="de-DE"/>
-        </w:rPr>
-        <w:t>G)∧</w:t>
-      </w:r>
-      <w:proofErr w:type="gramEnd"/>
-      <w:r>
-        <w:rPr>
-          <w:lang w:val="de-DE"/>
-        </w:rPr>
-        <w:t>(F∨</w:t>
-      </w:r>
-      <w:proofErr w:type="gramStart"/>
-      <w:r>
-        <w:rPr>
-          <w:lang w:val="de-DE"/>
-        </w:rPr>
-        <w:t>H )</w:t>
-      </w:r>
-      <w:proofErr w:type="gramEnd"/>
-      <w:r>
-        <w:rPr>
-          <w:lang w:val="de-DE"/>
-        </w:rPr>
-        <w:t xml:space="preserve"> Tautologien sind.</w:t>
+        <w:lastRenderedPageBreak/>
+        <w:t xml:space="preserve">Aufgabe 1.16. Überprüfen Sie mit einer Wahrheitstafel, ob </w:t>
+      </w:r>
+      <w:r>
+        <w:rPr>
+          <w:lang w:val="de-DE"/>
+        </w:rPr>
+        <w:t xml:space="preserve">S = </w:t>
+      </w:r>
+      <w:r>
+        <w:rPr>
+          <w:lang w:val="de-DE"/>
+        </w:rPr>
+        <w:t>(A</w:t>
+      </w:r>
+      <w:r>
+        <w:rPr>
+          <w:lang w:val="de-DE"/>
+        </w:rPr>
+        <w:t xml:space="preserve"> </w:t>
+      </w:r>
+      <w:r>
+        <w:rPr>
+          <w:lang w:val="de-DE"/>
+        </w:rPr>
+        <w:t>∨</w:t>
+      </w:r>
+      <w:r>
+        <w:rPr>
+          <w:lang w:val="de-DE"/>
+        </w:rPr>
+        <w:t xml:space="preserve"> </w:t>
+      </w:r>
+      <w:r>
+        <w:rPr>
+          <w:lang w:val="de-DE"/>
+        </w:rPr>
+        <w:t>B ⇒C) ⇔ (A ⇒</w:t>
+      </w:r>
+      <w:r>
+        <w:rPr>
+          <w:lang w:val="de-DE"/>
+        </w:rPr>
+        <w:t xml:space="preserve"> </w:t>
+      </w:r>
+      <w:r>
+        <w:rPr>
+          <w:lang w:val="de-DE"/>
+        </w:rPr>
+        <w:t>C)</w:t>
+      </w:r>
+      <w:r>
+        <w:rPr>
+          <w:lang w:val="de-DE"/>
+        </w:rPr>
+        <w:t xml:space="preserve"> </w:t>
+      </w:r>
+      <w:r>
+        <w:rPr>
+          <w:lang w:val="de-DE"/>
+        </w:rPr>
+        <w:t>∧ (B ⇒</w:t>
+      </w:r>
+      <w:r>
+        <w:rPr>
+          <w:lang w:val="de-DE"/>
+        </w:rPr>
+        <w:t xml:space="preserve"> </w:t>
+      </w:r>
+      <w:r>
+        <w:rPr>
+          <w:lang w:val="de-DE"/>
+        </w:rPr>
+        <w:t>C) erfüllbar oder sogar eine Tautologie ist.</w:t>
       </w:r>
     </w:p>
     <w:p>
@@ -8058,7 +8339,1019 @@
         <w:rPr>
           <w:lang w:val="de-DE"/>
         </w:rPr>
-        <w:t>Aufgabe 1.19. Eine Astronautin besucht einen Planeten ... Sie auch?</w:t>
+        <w:t>Antwort:</w:t>
+      </w:r>
+    </w:p>
+    <w:tbl>
+      <w:tblPr>
+        <w:tblStyle w:val="TableGrid"/>
+        <w:tblW w:w="9328" w:type="dxa"/>
+        <w:tblLook w:val="04A0" w:firstRow="1" w:lastRow="0" w:firstColumn="1" w:lastColumn="0" w:noHBand="0" w:noVBand="1"/>
+      </w:tblPr>
+      <w:tblGrid>
+        <w:gridCol w:w="1470"/>
+        <w:gridCol w:w="1468"/>
+        <w:gridCol w:w="1466"/>
+        <w:gridCol w:w="1524"/>
+        <w:gridCol w:w="1959"/>
+        <w:gridCol w:w="1441"/>
+      </w:tblGrid>
+      <w:tr>
+        <w:tc>
+          <w:tcPr>
+            <w:tcW w:w="1470" w:type="dxa"/>
+          </w:tcPr>
+          <w:p>
+            <w:pPr>
+              <w:rPr>
+                <w:lang w:val="de-DE"/>
+              </w:rPr>
+            </w:pPr>
+            <w:r>
+              <w:rPr>
+                <w:lang w:val="de-DE"/>
+              </w:rPr>
+              <w:t>A</w:t>
+            </w:r>
+          </w:p>
+        </w:tc>
+        <w:tc>
+          <w:tcPr>
+            <w:tcW w:w="1468" w:type="dxa"/>
+          </w:tcPr>
+          <w:p>
+            <w:pPr>
+              <w:rPr>
+                <w:lang w:val="de-DE"/>
+              </w:rPr>
+            </w:pPr>
+            <w:r>
+              <w:rPr>
+                <w:lang w:val="de-DE"/>
+              </w:rPr>
+              <w:t>B</w:t>
+            </w:r>
+          </w:p>
+        </w:tc>
+        <w:tc>
+          <w:tcPr>
+            <w:tcW w:w="1466" w:type="dxa"/>
+          </w:tcPr>
+          <w:p>
+            <w:pPr>
+              <w:rPr>
+                <w:lang w:val="de-DE"/>
+              </w:rPr>
+            </w:pPr>
+            <w:r>
+              <w:rPr>
+                <w:lang w:val="de-DE"/>
+              </w:rPr>
+              <w:t>C</w:t>
+            </w:r>
+          </w:p>
+        </w:tc>
+        <w:tc>
+          <w:tcPr>
+            <w:tcW w:w="1524" w:type="dxa"/>
+          </w:tcPr>
+          <w:p>
+            <w:pPr>
+              <w:rPr>
+                <w:lang w:val="de-DE"/>
+              </w:rPr>
+            </w:pPr>
+            <w:r>
+              <w:rPr>
+                <w:lang w:val="de-DE"/>
+              </w:rPr>
+              <w:t>(A</w:t>
+            </w:r>
+            <w:r>
+              <w:rPr>
+                <w:lang w:val="de-DE"/>
+              </w:rPr>
+              <w:t xml:space="preserve"> </w:t>
+            </w:r>
+            <w:r>
+              <w:rPr>
+                <w:lang w:val="de-DE"/>
+              </w:rPr>
+              <w:t>∨</w:t>
+            </w:r>
+            <w:r>
+              <w:rPr>
+                <w:lang w:val="de-DE"/>
+              </w:rPr>
+              <w:t xml:space="preserve"> </w:t>
+            </w:r>
+            <w:r>
+              <w:rPr>
+                <w:lang w:val="de-DE"/>
+              </w:rPr>
+              <w:t>B ⇒C)</w:t>
+            </w:r>
+          </w:p>
+        </w:tc>
+        <w:tc>
+          <w:tcPr>
+            <w:tcW w:w="1959" w:type="dxa"/>
+          </w:tcPr>
+          <w:p>
+            <w:pPr>
+              <w:rPr>
+                <w:lang w:val="de-DE"/>
+              </w:rPr>
+            </w:pPr>
+            <w:r>
+              <w:rPr>
+                <w:lang w:val="de-DE"/>
+              </w:rPr>
+              <w:t>(A ⇒</w:t>
+            </w:r>
+            <w:r>
+              <w:rPr>
+                <w:lang w:val="de-DE"/>
+              </w:rPr>
+              <w:t xml:space="preserve"> </w:t>
+            </w:r>
+            <w:r>
+              <w:rPr>
+                <w:lang w:val="de-DE"/>
+              </w:rPr>
+              <w:t>C)</w:t>
+            </w:r>
+            <w:r>
+              <w:rPr>
+                <w:lang w:val="de-DE"/>
+              </w:rPr>
+              <w:t xml:space="preserve"> </w:t>
+            </w:r>
+            <w:r>
+              <w:rPr>
+                <w:lang w:val="de-DE"/>
+              </w:rPr>
+              <w:t>∧ (B ⇒</w:t>
+            </w:r>
+            <w:r>
+              <w:rPr>
+                <w:lang w:val="de-DE"/>
+              </w:rPr>
+              <w:t xml:space="preserve"> </w:t>
+            </w:r>
+            <w:r>
+              <w:rPr>
+                <w:lang w:val="de-DE"/>
+              </w:rPr>
+              <w:t>C)</w:t>
+            </w:r>
+          </w:p>
+        </w:tc>
+        <w:tc>
+          <w:tcPr>
+            <w:tcW w:w="1441" w:type="dxa"/>
+          </w:tcPr>
+          <w:p>
+            <w:pPr>
+              <w:rPr>
+                <w:lang w:val="de-DE"/>
+              </w:rPr>
+            </w:pPr>
+            <w:r>
+              <w:rPr>
+                <w:lang w:val="de-DE"/>
+              </w:rPr>
+              <w:t>S</w:t>
+            </w:r>
+          </w:p>
+        </w:tc>
+      </w:tr>
+      <w:tr>
+        <w:tc>
+          <w:tcPr>
+            <w:tcW w:w="1470" w:type="dxa"/>
+          </w:tcPr>
+          <w:p>
+            <w:pPr>
+              <w:rPr>
+                <w:lang w:val="de-DE"/>
+              </w:rPr>
+            </w:pPr>
+            <w:r>
+              <w:rPr>
+                <w:lang w:val="de-DE"/>
+              </w:rPr>
+              <w:t>0</w:t>
+            </w:r>
+          </w:p>
+        </w:tc>
+        <w:tc>
+          <w:tcPr>
+            <w:tcW w:w="1468" w:type="dxa"/>
+          </w:tcPr>
+          <w:p>
+            <w:pPr>
+              <w:rPr>
+                <w:lang w:val="de-DE"/>
+              </w:rPr>
+            </w:pPr>
+            <w:r>
+              <w:rPr>
+                <w:lang w:val="de-DE"/>
+              </w:rPr>
+              <w:t>0</w:t>
+            </w:r>
+          </w:p>
+        </w:tc>
+        <w:tc>
+          <w:tcPr>
+            <w:tcW w:w="1466" w:type="dxa"/>
+          </w:tcPr>
+          <w:p>
+            <w:pPr>
+              <w:rPr>
+                <w:lang w:val="de-DE"/>
+              </w:rPr>
+            </w:pPr>
+            <w:r>
+              <w:rPr>
+                <w:lang w:val="de-DE"/>
+              </w:rPr>
+              <w:t>0</w:t>
+            </w:r>
+          </w:p>
+        </w:tc>
+        <w:tc>
+          <w:tcPr>
+            <w:tcW w:w="1524" w:type="dxa"/>
+          </w:tcPr>
+          <w:p>
+            <w:pPr>
+              <w:rPr>
+                <w:lang w:val="de-DE"/>
+              </w:rPr>
+            </w:pPr>
+            <w:r>
+              <w:rPr>
+                <w:lang w:val="de-DE"/>
+              </w:rPr>
+              <w:t>1</w:t>
+            </w:r>
+          </w:p>
+        </w:tc>
+        <w:tc>
+          <w:tcPr>
+            <w:tcW w:w="1959" w:type="dxa"/>
+          </w:tcPr>
+          <w:p>
+            <w:pPr>
+              <w:rPr>
+                <w:lang w:val="de-DE"/>
+              </w:rPr>
+            </w:pPr>
+            <w:r>
+              <w:rPr>
+                <w:lang w:val="de-DE"/>
+              </w:rPr>
+              <w:t>1</w:t>
+            </w:r>
+          </w:p>
+        </w:tc>
+        <w:tc>
+          <w:tcPr>
+            <w:tcW w:w="1441" w:type="dxa"/>
+          </w:tcPr>
+          <w:p>
+            <w:pPr>
+              <w:rPr>
+                <w:lang w:val="de-DE"/>
+              </w:rPr>
+            </w:pPr>
+            <w:r>
+              <w:rPr>
+                <w:lang w:val="de-DE"/>
+              </w:rPr>
+              <w:t>1</w:t>
+            </w:r>
+          </w:p>
+        </w:tc>
+      </w:tr>
+      <w:tr>
+        <w:tc>
+          <w:tcPr>
+            <w:tcW w:w="1470" w:type="dxa"/>
+          </w:tcPr>
+          <w:p>
+            <w:pPr>
+              <w:rPr>
+                <w:lang w:val="de-DE"/>
+              </w:rPr>
+            </w:pPr>
+            <w:r>
+              <w:rPr>
+                <w:lang w:val="de-DE"/>
+              </w:rPr>
+              <w:t>1</w:t>
+            </w:r>
+          </w:p>
+        </w:tc>
+        <w:tc>
+          <w:tcPr>
+            <w:tcW w:w="1468" w:type="dxa"/>
+          </w:tcPr>
+          <w:p>
+            <w:pPr>
+              <w:rPr>
+                <w:lang w:val="de-DE"/>
+              </w:rPr>
+            </w:pPr>
+            <w:r>
+              <w:rPr>
+                <w:lang w:val="de-DE"/>
+              </w:rPr>
+              <w:t>0</w:t>
+            </w:r>
+          </w:p>
+        </w:tc>
+        <w:tc>
+          <w:tcPr>
+            <w:tcW w:w="1466" w:type="dxa"/>
+          </w:tcPr>
+          <w:p>
+            <w:pPr>
+              <w:rPr>
+                <w:lang w:val="de-DE"/>
+              </w:rPr>
+            </w:pPr>
+            <w:r>
+              <w:rPr>
+                <w:lang w:val="de-DE"/>
+              </w:rPr>
+              <w:t>0</w:t>
+            </w:r>
+          </w:p>
+        </w:tc>
+        <w:tc>
+          <w:tcPr>
+            <w:tcW w:w="1524" w:type="dxa"/>
+          </w:tcPr>
+          <w:p>
+            <w:pPr>
+              <w:rPr>
+                <w:lang w:val="de-DE"/>
+              </w:rPr>
+            </w:pPr>
+            <w:r>
+              <w:rPr>
+                <w:lang w:val="de-DE"/>
+              </w:rPr>
+              <w:t>0</w:t>
+            </w:r>
+          </w:p>
+        </w:tc>
+        <w:tc>
+          <w:tcPr>
+            <w:tcW w:w="1959" w:type="dxa"/>
+          </w:tcPr>
+          <w:p>
+            <w:pPr>
+              <w:rPr>
+                <w:lang w:val="de-DE"/>
+              </w:rPr>
+            </w:pPr>
+            <w:r>
+              <w:rPr>
+                <w:lang w:val="de-DE"/>
+              </w:rPr>
+              <w:t>0</w:t>
+            </w:r>
+          </w:p>
+        </w:tc>
+        <w:tc>
+          <w:tcPr>
+            <w:tcW w:w="1441" w:type="dxa"/>
+          </w:tcPr>
+          <w:p>
+            <w:pPr>
+              <w:rPr>
+                <w:lang w:val="de-DE"/>
+              </w:rPr>
+            </w:pPr>
+            <w:r>
+              <w:rPr>
+                <w:lang w:val="de-DE"/>
+              </w:rPr>
+              <w:t>1</w:t>
+            </w:r>
+          </w:p>
+        </w:tc>
+      </w:tr>
+      <w:tr>
+        <w:tc>
+          <w:tcPr>
+            <w:tcW w:w="1470" w:type="dxa"/>
+          </w:tcPr>
+          <w:p>
+            <w:pPr>
+              <w:rPr>
+                <w:lang w:val="de-DE"/>
+              </w:rPr>
+            </w:pPr>
+            <w:r>
+              <w:rPr>
+                <w:lang w:val="de-DE"/>
+              </w:rPr>
+              <w:t>0</w:t>
+            </w:r>
+          </w:p>
+        </w:tc>
+        <w:tc>
+          <w:tcPr>
+            <w:tcW w:w="1468" w:type="dxa"/>
+          </w:tcPr>
+          <w:p>
+            <w:pPr>
+              <w:rPr>
+                <w:lang w:val="de-DE"/>
+              </w:rPr>
+            </w:pPr>
+            <w:r>
+              <w:rPr>
+                <w:lang w:val="de-DE"/>
+              </w:rPr>
+              <w:t>1</w:t>
+            </w:r>
+          </w:p>
+        </w:tc>
+        <w:tc>
+          <w:tcPr>
+            <w:tcW w:w="1466" w:type="dxa"/>
+          </w:tcPr>
+          <w:p>
+            <w:pPr>
+              <w:rPr>
+                <w:lang w:val="de-DE"/>
+              </w:rPr>
+            </w:pPr>
+            <w:r>
+              <w:rPr>
+                <w:lang w:val="de-DE"/>
+              </w:rPr>
+              <w:t>0</w:t>
+            </w:r>
+          </w:p>
+        </w:tc>
+        <w:tc>
+          <w:tcPr>
+            <w:tcW w:w="1524" w:type="dxa"/>
+          </w:tcPr>
+          <w:p>
+            <w:pPr>
+              <w:rPr>
+                <w:lang w:val="de-DE"/>
+              </w:rPr>
+            </w:pPr>
+            <w:r>
+              <w:rPr>
+                <w:lang w:val="de-DE"/>
+              </w:rPr>
+              <w:t>1</w:t>
+            </w:r>
+          </w:p>
+        </w:tc>
+        <w:tc>
+          <w:tcPr>
+            <w:tcW w:w="1959" w:type="dxa"/>
+          </w:tcPr>
+          <w:p>
+            <w:pPr>
+              <w:rPr>
+                <w:lang w:val="de-DE"/>
+              </w:rPr>
+            </w:pPr>
+            <w:r>
+              <w:rPr>
+                <w:lang w:val="de-DE"/>
+              </w:rPr>
+              <w:t>0</w:t>
+            </w:r>
+          </w:p>
+        </w:tc>
+        <w:tc>
+          <w:tcPr>
+            <w:tcW w:w="1441" w:type="dxa"/>
+          </w:tcPr>
+          <w:p>
+            <w:pPr>
+              <w:rPr>
+                <w:lang w:val="de-DE"/>
+              </w:rPr>
+            </w:pPr>
+          </w:p>
+        </w:tc>
+      </w:tr>
+      <w:tr>
+        <w:tc>
+          <w:tcPr>
+            <w:tcW w:w="1470" w:type="dxa"/>
+          </w:tcPr>
+          <w:p>
+            <w:pPr>
+              <w:rPr>
+                <w:lang w:val="de-DE"/>
+              </w:rPr>
+            </w:pPr>
+            <w:r>
+              <w:rPr>
+                <w:lang w:val="de-DE"/>
+              </w:rPr>
+              <w:t>0</w:t>
+            </w:r>
+          </w:p>
+        </w:tc>
+        <w:tc>
+          <w:tcPr>
+            <w:tcW w:w="1468" w:type="dxa"/>
+          </w:tcPr>
+          <w:p>
+            <w:pPr>
+              <w:rPr>
+                <w:lang w:val="de-DE"/>
+              </w:rPr>
+            </w:pPr>
+            <w:r>
+              <w:rPr>
+                <w:lang w:val="de-DE"/>
+              </w:rPr>
+              <w:t>0</w:t>
+            </w:r>
+          </w:p>
+        </w:tc>
+        <w:tc>
+          <w:tcPr>
+            <w:tcW w:w="1466" w:type="dxa"/>
+          </w:tcPr>
+          <w:p>
+            <w:pPr>
+              <w:rPr>
+                <w:lang w:val="de-DE"/>
+              </w:rPr>
+            </w:pPr>
+            <w:r>
+              <w:rPr>
+                <w:lang w:val="de-DE"/>
+              </w:rPr>
+              <w:t>1</w:t>
+            </w:r>
+          </w:p>
+        </w:tc>
+        <w:tc>
+          <w:tcPr>
+            <w:tcW w:w="1524" w:type="dxa"/>
+          </w:tcPr>
+          <w:p>
+            <w:pPr>
+              <w:rPr>
+                <w:lang w:val="de-DE"/>
+              </w:rPr>
+            </w:pPr>
+            <w:r>
+              <w:rPr>
+                <w:lang w:val="de-DE"/>
+              </w:rPr>
+              <w:t>1</w:t>
+            </w:r>
+          </w:p>
+        </w:tc>
+        <w:tc>
+          <w:tcPr>
+            <w:tcW w:w="1959" w:type="dxa"/>
+          </w:tcPr>
+          <w:p>
+            <w:pPr>
+              <w:rPr>
+                <w:lang w:val="de-DE"/>
+              </w:rPr>
+            </w:pPr>
+          </w:p>
+        </w:tc>
+        <w:tc>
+          <w:tcPr>
+            <w:tcW w:w="1441" w:type="dxa"/>
+          </w:tcPr>
+          <w:p>
+            <w:pPr>
+              <w:rPr>
+                <w:lang w:val="de-DE"/>
+              </w:rPr>
+            </w:pPr>
+          </w:p>
+        </w:tc>
+      </w:tr>
+      <w:tr>
+        <w:tc>
+          <w:tcPr>
+            <w:tcW w:w="1470" w:type="dxa"/>
+          </w:tcPr>
+          <w:p>
+            <w:pPr>
+              <w:rPr>
+                <w:lang w:val="de-DE"/>
+              </w:rPr>
+            </w:pPr>
+            <w:r>
+              <w:rPr>
+                <w:lang w:val="de-DE"/>
+              </w:rPr>
+              <w:t>1</w:t>
+            </w:r>
+          </w:p>
+        </w:tc>
+        <w:tc>
+          <w:tcPr>
+            <w:tcW w:w="1468" w:type="dxa"/>
+          </w:tcPr>
+          <w:p>
+            <w:pPr>
+              <w:rPr>
+                <w:lang w:val="de-DE"/>
+              </w:rPr>
+            </w:pPr>
+            <w:r>
+              <w:rPr>
+                <w:lang w:val="de-DE"/>
+              </w:rPr>
+              <w:t>1</w:t>
+            </w:r>
+          </w:p>
+        </w:tc>
+        <w:tc>
+          <w:tcPr>
+            <w:tcW w:w="1466" w:type="dxa"/>
+          </w:tcPr>
+          <w:p>
+            <w:pPr>
+              <w:rPr>
+                <w:lang w:val="de-DE"/>
+              </w:rPr>
+            </w:pPr>
+            <w:r>
+              <w:rPr>
+                <w:lang w:val="de-DE"/>
+              </w:rPr>
+              <w:t>0</w:t>
+            </w:r>
+          </w:p>
+        </w:tc>
+        <w:tc>
+          <w:tcPr>
+            <w:tcW w:w="1524" w:type="dxa"/>
+          </w:tcPr>
+          <w:p>
+            <w:pPr>
+              <w:rPr>
+                <w:lang w:val="de-DE"/>
+              </w:rPr>
+            </w:pPr>
+            <w:r>
+              <w:rPr>
+                <w:lang w:val="de-DE"/>
+              </w:rPr>
+              <w:t>0</w:t>
+            </w:r>
+          </w:p>
+        </w:tc>
+        <w:tc>
+          <w:tcPr>
+            <w:tcW w:w="1959" w:type="dxa"/>
+          </w:tcPr>
+          <w:p>
+            <w:pPr>
+              <w:rPr>
+                <w:lang w:val="de-DE"/>
+              </w:rPr>
+            </w:pPr>
+          </w:p>
+        </w:tc>
+        <w:tc>
+          <w:tcPr>
+            <w:tcW w:w="1441" w:type="dxa"/>
+          </w:tcPr>
+          <w:p>
+            <w:pPr>
+              <w:rPr>
+                <w:lang w:val="de-DE"/>
+              </w:rPr>
+            </w:pPr>
+          </w:p>
+        </w:tc>
+      </w:tr>
+      <w:tr>
+        <w:tc>
+          <w:tcPr>
+            <w:tcW w:w="1470" w:type="dxa"/>
+          </w:tcPr>
+          <w:p>
+            <w:pPr>
+              <w:rPr>
+                <w:lang w:val="de-DE"/>
+              </w:rPr>
+            </w:pPr>
+            <w:r>
+              <w:rPr>
+                <w:lang w:val="de-DE"/>
+              </w:rPr>
+              <w:t>1</w:t>
+            </w:r>
+          </w:p>
+        </w:tc>
+        <w:tc>
+          <w:tcPr>
+            <w:tcW w:w="1468" w:type="dxa"/>
+          </w:tcPr>
+          <w:p>
+            <w:pPr>
+              <w:rPr>
+                <w:lang w:val="de-DE"/>
+              </w:rPr>
+            </w:pPr>
+            <w:r>
+              <w:rPr>
+                <w:lang w:val="de-DE"/>
+              </w:rPr>
+              <w:t>0</w:t>
+            </w:r>
+          </w:p>
+        </w:tc>
+        <w:tc>
+          <w:tcPr>
+            <w:tcW w:w="1466" w:type="dxa"/>
+          </w:tcPr>
+          <w:p>
+            <w:pPr>
+              <w:rPr>
+                <w:lang w:val="de-DE"/>
+              </w:rPr>
+            </w:pPr>
+            <w:r>
+              <w:rPr>
+                <w:lang w:val="de-DE"/>
+              </w:rPr>
+              <w:t>1</w:t>
+            </w:r>
+          </w:p>
+        </w:tc>
+        <w:tc>
+          <w:tcPr>
+            <w:tcW w:w="1524" w:type="dxa"/>
+          </w:tcPr>
+          <w:p>
+            <w:pPr>
+              <w:rPr>
+                <w:lang w:val="de-DE"/>
+              </w:rPr>
+            </w:pPr>
+            <w:r>
+              <w:rPr>
+                <w:lang w:val="de-DE"/>
+              </w:rPr>
+              <w:t>1</w:t>
+            </w:r>
+          </w:p>
+        </w:tc>
+        <w:tc>
+          <w:tcPr>
+            <w:tcW w:w="1959" w:type="dxa"/>
+          </w:tcPr>
+          <w:p>
+            <w:pPr>
+              <w:rPr>
+                <w:lang w:val="de-DE"/>
+              </w:rPr>
+            </w:pPr>
+          </w:p>
+        </w:tc>
+        <w:tc>
+          <w:tcPr>
+            <w:tcW w:w="1441" w:type="dxa"/>
+          </w:tcPr>
+          <w:p>
+            <w:pPr>
+              <w:rPr>
+                <w:lang w:val="de-DE"/>
+              </w:rPr>
+            </w:pPr>
+          </w:p>
+        </w:tc>
+      </w:tr>
+      <w:tr>
+        <w:tc>
+          <w:tcPr>
+            <w:tcW w:w="1470" w:type="dxa"/>
+          </w:tcPr>
+          <w:p>
+            <w:pPr>
+              <w:rPr>
+                <w:lang w:val="de-DE"/>
+              </w:rPr>
+            </w:pPr>
+            <w:r>
+              <w:rPr>
+                <w:lang w:val="de-DE"/>
+              </w:rPr>
+              <w:t>0</w:t>
+            </w:r>
+          </w:p>
+        </w:tc>
+        <w:tc>
+          <w:tcPr>
+            <w:tcW w:w="1468" w:type="dxa"/>
+          </w:tcPr>
+          <w:p>
+            <w:pPr>
+              <w:rPr>
+                <w:lang w:val="de-DE"/>
+              </w:rPr>
+            </w:pPr>
+            <w:r>
+              <w:rPr>
+                <w:lang w:val="de-DE"/>
+              </w:rPr>
+              <w:t>1</w:t>
+            </w:r>
+          </w:p>
+        </w:tc>
+        <w:tc>
+          <w:tcPr>
+            <w:tcW w:w="1466" w:type="dxa"/>
+          </w:tcPr>
+          <w:p>
+            <w:pPr>
+              <w:rPr>
+                <w:lang w:val="de-DE"/>
+              </w:rPr>
+            </w:pPr>
+            <w:r>
+              <w:rPr>
+                <w:lang w:val="de-DE"/>
+              </w:rPr>
+              <w:t>1</w:t>
+            </w:r>
+          </w:p>
+        </w:tc>
+        <w:tc>
+          <w:tcPr>
+            <w:tcW w:w="1524" w:type="dxa"/>
+          </w:tcPr>
+          <w:p>
+            <w:pPr>
+              <w:rPr>
+                <w:lang w:val="de-DE"/>
+              </w:rPr>
+            </w:pPr>
+            <w:r>
+              <w:rPr>
+                <w:lang w:val="de-DE"/>
+              </w:rPr>
+              <w:t>1</w:t>
+            </w:r>
+          </w:p>
+        </w:tc>
+        <w:tc>
+          <w:tcPr>
+            <w:tcW w:w="1959" w:type="dxa"/>
+          </w:tcPr>
+          <w:p>
+            <w:pPr>
+              <w:rPr>
+                <w:lang w:val="de-DE"/>
+              </w:rPr>
+            </w:pPr>
+          </w:p>
+        </w:tc>
+        <w:tc>
+          <w:tcPr>
+            <w:tcW w:w="1441" w:type="dxa"/>
+          </w:tcPr>
+          <w:p>
+            <w:pPr>
+              <w:rPr>
+                <w:lang w:val="de-DE"/>
+              </w:rPr>
+            </w:pPr>
+          </w:p>
+        </w:tc>
+      </w:tr>
+      <w:tr>
+        <w:tc>
+          <w:tcPr>
+            <w:tcW w:w="1470" w:type="dxa"/>
+          </w:tcPr>
+          <w:p>
+            <w:pPr>
+              <w:rPr>
+                <w:lang w:val="de-DE"/>
+              </w:rPr>
+            </w:pPr>
+            <w:r>
+              <w:rPr>
+                <w:lang w:val="de-DE"/>
+              </w:rPr>
+              <w:t>1</w:t>
+            </w:r>
+          </w:p>
+        </w:tc>
+        <w:tc>
+          <w:tcPr>
+            <w:tcW w:w="1468" w:type="dxa"/>
+          </w:tcPr>
+          <w:p>
+            <w:pPr>
+              <w:rPr>
+                <w:lang w:val="de-DE"/>
+              </w:rPr>
+            </w:pPr>
+            <w:r>
+              <w:rPr>
+                <w:lang w:val="de-DE"/>
+              </w:rPr>
+              <w:t>1</w:t>
+            </w:r>
+          </w:p>
+        </w:tc>
+        <w:tc>
+          <w:tcPr>
+            <w:tcW w:w="1466" w:type="dxa"/>
+          </w:tcPr>
+          <w:p>
+            <w:pPr>
+              <w:rPr>
+                <w:lang w:val="de-DE"/>
+              </w:rPr>
+            </w:pPr>
+            <w:r>
+              <w:rPr>
+                <w:lang w:val="de-DE"/>
+              </w:rPr>
+              <w:t>1</w:t>
+            </w:r>
+          </w:p>
+        </w:tc>
+        <w:tc>
+          <w:tcPr>
+            <w:tcW w:w="1524" w:type="dxa"/>
+          </w:tcPr>
+          <w:p>
+            <w:pPr>
+              <w:rPr>
+                <w:lang w:val="de-DE"/>
+              </w:rPr>
+            </w:pPr>
+            <w:r>
+              <w:rPr>
+                <w:lang w:val="de-DE"/>
+              </w:rPr>
+              <w:t>1</w:t>
+            </w:r>
+          </w:p>
+        </w:tc>
+        <w:tc>
+          <w:tcPr>
+            <w:tcW w:w="1959" w:type="dxa"/>
+          </w:tcPr>
+          <w:p>
+            <w:pPr>
+              <w:rPr>
+                <w:lang w:val="de-DE"/>
+              </w:rPr>
+            </w:pPr>
+          </w:p>
+        </w:tc>
+        <w:tc>
+          <w:tcPr>
+            <w:tcW w:w="1441" w:type="dxa"/>
+          </w:tcPr>
+          <w:p>
+            <w:pPr>
+              <w:rPr>
+                <w:lang w:val="de-DE"/>
+              </w:rPr>
+            </w:pPr>
+          </w:p>
+        </w:tc>
+      </w:tr>
+    </w:tbl>
+    <w:p>
+      <w:pPr>
+        <w:rPr>
+          <w:lang w:val="de-DE"/>
+        </w:rPr>
+      </w:pPr>
+      <w:r>
+        <w:rPr>
+          <w:lang w:val="de-DE"/>
+        </w:rPr>
+        <w:t>Erfüllbar aber keine Tautologie</w:t>
       </w:r>
     </w:p>
     <w:p>
@@ -8067,13 +9360,6 @@
           <w:lang w:val="de-DE"/>
         </w:rPr>
       </w:pPr>
-      <w:r>
-        <w:rPr>
-          <w:lang w:val="de-DE"/>
-        </w:rPr>
-        <w:lastRenderedPageBreak/>
-        <w:t>Aufgabe 1.20. Drücken Sie die Aussageform x ≤ y mithilfe der beiden Aussageformen x &lt; y und x = y aus, indem Sie sie durch einen Junktor verbinden.</w:t>
-      </w:r>
     </w:p>
     <w:p>
       <w:pPr>
@@ -8085,102 +9371,133 @@
         <w:rPr>
           <w:lang w:val="de-DE"/>
         </w:rPr>
-        <w:t xml:space="preserve">Aufgabe 1.21. </w:t>
-      </w:r>
-      <w:proofErr w:type="gramStart"/>
-      <w:r>
-        <w:rPr>
-          <w:lang w:val="de-DE"/>
-        </w:rPr>
-        <w:t>Im 1582</w:t>
-      </w:r>
-      <w:proofErr w:type="gramEnd"/>
-      <w:r>
-        <w:rPr>
-          <w:lang w:val="de-DE"/>
-        </w:rPr>
-        <w:t xml:space="preserve"> eingeführten gregorianischen Kalender ... Basteln Sie daraus mithilfe von Junktoren eine Aussageform mit der </w:t>
-      </w:r>
-      <w:proofErr w:type="spellStart"/>
-      <w:r>
-        <w:rPr>
-          <w:lang w:val="de-DE"/>
-        </w:rPr>
-        <w:t>Individuenvariable</w:t>
-      </w:r>
-      <w:proofErr w:type="spellEnd"/>
-      <w:r>
-        <w:rPr>
-          <w:lang w:val="de-DE"/>
-        </w:rPr>
-        <w:t xml:space="preserve"> n, die genau dann wahr ist, wenn n ein Schaltjahr ist.</w:t>
+        <w:t>Aufgabe 1.17. Wir betrachten die Formel (¬A</w:t>
+      </w:r>
+      <w:r>
+        <w:rPr>
+          <w:lang w:val="de-DE"/>
+        </w:rPr>
+        <w:t xml:space="preserve"> </w:t>
+      </w:r>
+      <w:r>
+        <w:rPr>
+          <w:lang w:val="de-DE"/>
+        </w:rPr>
+        <w:t>∨</w:t>
+      </w:r>
+      <w:r>
+        <w:rPr>
+          <w:lang w:val="de-DE"/>
+        </w:rPr>
+        <w:t xml:space="preserve"> </w:t>
+      </w:r>
+      <w:r>
+        <w:rPr>
+          <w:lang w:val="de-DE"/>
+        </w:rPr>
+        <w:t>B)</w:t>
+      </w:r>
+      <w:r>
+        <w:rPr>
+          <w:lang w:val="de-DE"/>
+        </w:rPr>
+        <w:t xml:space="preserve"> </w:t>
+      </w:r>
+      <w:r>
+        <w:rPr>
+          <w:lang w:val="de-DE"/>
+        </w:rPr>
+        <w:t>∧</w:t>
+      </w:r>
+      <w:r>
+        <w:rPr>
+          <w:lang w:val="de-DE"/>
+        </w:rPr>
+        <w:t xml:space="preserve"> </w:t>
+      </w:r>
+      <w:r>
+        <w:rPr>
+          <w:lang w:val="de-DE"/>
+        </w:rPr>
+        <w:t xml:space="preserve">P ⇒ (A ⇔ B). Wie kann man aus dieser eine Tautologie machen? </w:t>
       </w:r>
     </w:p>
     <w:p>
       <w:pPr>
-        <w:rPr>
-          <w:lang w:val="de-DE"/>
-        </w:rPr>
-      </w:pPr>
-      <w:r>
-        <w:rPr>
-          <w:lang w:val="de-DE"/>
-        </w:rPr>
-        <w:t xml:space="preserve">Aufgabe 1.22. Es ist </w:t>
-      </w:r>
-      <w:proofErr w:type="gramStart"/>
-      <w:r>
-        <w:rPr>
-          <w:lang w:val="de-DE"/>
-        </w:rPr>
-        <w:t>ganz wesentlich</w:t>
-      </w:r>
-      <w:proofErr w:type="gramEnd"/>
-      <w:r>
-        <w:rPr>
-          <w:lang w:val="de-DE"/>
-        </w:rPr>
-        <w:t>, dass Ihnen klar ist, dass ∀</w:t>
-      </w:r>
-      <w:proofErr w:type="spellStart"/>
-      <w:r>
-        <w:rPr>
-          <w:lang w:val="de-DE"/>
-        </w:rPr>
-        <w:t>x¬D</w:t>
-      </w:r>
-      <w:proofErr w:type="spellEnd"/>
-      <w:r>
-        <w:rPr>
-          <w:lang w:val="de-DE"/>
-        </w:rPr>
-        <w:t>(x) und ¬∃x D(x) wirklich dasselbe aussagen.</w:t>
+        <w:pStyle w:val="ListParagraph"/>
+        <w:numPr>
+          <w:ilvl w:val="0"/>
+          <w:numId w:val="11"/>
+        </w:numPr>
+        <w:rPr>
+          <w:lang w:val="de-DE"/>
+        </w:rPr>
+      </w:pPr>
+      <w:r>
+        <w:rPr>
+          <w:lang w:val="de-DE"/>
+        </w:rPr>
+        <w:t xml:space="preserve">Indem man P durch (B ⇒ A) ersetzt. </w:t>
       </w:r>
     </w:p>
     <w:p>
       <w:pPr>
-        <w:rPr>
-          <w:lang w:val="de-DE"/>
-        </w:rPr>
-      </w:pPr>
-      <w:r>
-        <w:rPr>
-          <w:lang w:val="de-DE"/>
-        </w:rPr>
-        <w:t>Aufgabe 1.23. Jemand behauptet, alle Bremer könnten Fußball spielen. Sie wollen das Gegenteil dieser Aussage formulieren. Welchen der folgenden Sätze dürfen Sie dann nicht verwenden?</w:t>
+        <w:pStyle w:val="ListParagraph"/>
+        <w:numPr>
+          <w:ilvl w:val="0"/>
+          <w:numId w:val="11"/>
+        </w:numPr>
+        <w:rPr>
+          <w:lang w:val="de-DE"/>
+        </w:rPr>
+      </w:pPr>
+      <w:r>
+        <w:rPr>
+          <w:lang w:val="de-DE"/>
+        </w:rPr>
+        <w:t xml:space="preserve">(ii) Indem man P durch (¬A∧B) ersetzt. </w:t>
       </w:r>
     </w:p>
     <w:p>
       <w:pPr>
-        <w:rPr>
-          <w:lang w:val="de-DE"/>
-        </w:rPr>
-      </w:pPr>
-      <w:r>
-        <w:rPr>
-          <w:lang w:val="de-DE"/>
-        </w:rPr>
-        <w:t>Aufgabe 1.24. Kann man analog den Existenzquantor ∃ auch durch (unendlich) viele aussagenlogische Junktoren ersetzen?</w:t>
+        <w:pStyle w:val="ListParagraph"/>
+        <w:numPr>
+          <w:ilvl w:val="0"/>
+          <w:numId w:val="11"/>
+        </w:numPr>
+        <w:rPr>
+          <w:lang w:val="de-DE"/>
+        </w:rPr>
+      </w:pPr>
+      <w:r>
+        <w:rPr>
+          <w:lang w:val="de-DE"/>
+        </w:rPr>
+        <w:t>(iii) Indem man P durch ¬</w:t>
+      </w:r>
+      <w:r>
+        <w:rPr>
+          <w:lang w:val="de-DE"/>
+        </w:rPr>
+        <w:t xml:space="preserve"> </w:t>
+      </w:r>
+      <w:r>
+        <w:rPr>
+          <w:lang w:val="de-DE"/>
+        </w:rPr>
+        <w:t>(B ∧</w:t>
+      </w:r>
+      <w:r>
+        <w:rPr>
+          <w:lang w:val="de-DE"/>
+        </w:rPr>
+        <w:t xml:space="preserve"> </w:t>
+      </w:r>
+      <w:r>
+        <w:rPr>
+          <w:lang w:val="de-DE"/>
+        </w:rPr>
+        <w:t>¬A) ersetzt.</w:t>
       </w:r>
     </w:p>
     <w:p>
@@ -8193,7 +9510,621 @@
         <w:rPr>
           <w:lang w:val="de-DE"/>
         </w:rPr>
-        <w:t>Aufgabe 1.25. Schreiben Sie die Aussagen ∀x W (x) und ∃x W (x) aus der Lösung von Aufgabe 1.22 ohne Quantoren auf.</w:t>
+        <w:t>Antwort:</w:t>
+      </w:r>
+    </w:p>
+    <w:tbl>
+      <w:tblPr>
+        <w:tblStyle w:val="TableGrid"/>
+        <w:tblW w:w="0" w:type="auto"/>
+        <w:tblLook w:val="04A0" w:firstRow="1" w:lastRow="0" w:firstColumn="1" w:lastColumn="0" w:noHBand="0" w:noVBand="1"/>
+      </w:tblPr>
+      <w:tblGrid>
+        <w:gridCol w:w="1476"/>
+        <w:gridCol w:w="1476"/>
+        <w:gridCol w:w="1476"/>
+        <w:gridCol w:w="1476"/>
+        <w:gridCol w:w="1476"/>
+        <w:gridCol w:w="1476"/>
+      </w:tblGrid>
+      <w:tr>
+        <w:tc>
+          <w:tcPr>
+            <w:tcW w:w="1476" w:type="dxa"/>
+          </w:tcPr>
+          <w:p>
+            <w:pPr>
+              <w:rPr>
+                <w:lang w:val="de-DE"/>
+              </w:rPr>
+            </w:pPr>
+            <w:r>
+              <w:rPr>
+                <w:lang w:val="de-DE"/>
+              </w:rPr>
+              <w:t>A</w:t>
+            </w:r>
+          </w:p>
+        </w:tc>
+        <w:tc>
+          <w:tcPr>
+            <w:tcW w:w="1476" w:type="dxa"/>
+          </w:tcPr>
+          <w:p>
+            <w:pPr>
+              <w:rPr>
+                <w:lang w:val="de-DE"/>
+              </w:rPr>
+            </w:pPr>
+            <w:r>
+              <w:rPr>
+                <w:lang w:val="de-DE"/>
+              </w:rPr>
+              <w:t>B</w:t>
+            </w:r>
+          </w:p>
+        </w:tc>
+        <w:tc>
+          <w:tcPr>
+            <w:tcW w:w="1476" w:type="dxa"/>
+          </w:tcPr>
+          <w:p>
+            <w:pPr>
+              <w:rPr>
+                <w:lang w:val="de-DE"/>
+              </w:rPr>
+            </w:pPr>
+            <w:r>
+              <w:rPr>
+                <w:lang w:val="de-DE"/>
+              </w:rPr>
+              <w:t>(¬A</w:t>
+            </w:r>
+            <w:r>
+              <w:rPr>
+                <w:lang w:val="de-DE"/>
+              </w:rPr>
+              <w:t xml:space="preserve"> </w:t>
+            </w:r>
+            <w:r>
+              <w:rPr>
+                <w:lang w:val="de-DE"/>
+              </w:rPr>
+              <w:t>∨</w:t>
+            </w:r>
+            <w:r>
+              <w:rPr>
+                <w:lang w:val="de-DE"/>
+              </w:rPr>
+              <w:t xml:space="preserve"> </w:t>
+            </w:r>
+            <w:r>
+              <w:rPr>
+                <w:lang w:val="de-DE"/>
+              </w:rPr>
+              <w:t>B</w:t>
+            </w:r>
+            <w:r>
+              <w:rPr>
+                <w:lang w:val="de-DE"/>
+              </w:rPr>
+              <w:t>)</w:t>
+            </w:r>
+          </w:p>
+        </w:tc>
+        <w:tc>
+          <w:tcPr>
+            <w:tcW w:w="1476" w:type="dxa"/>
+          </w:tcPr>
+          <w:p>
+            <w:pPr>
+              <w:rPr>
+                <w:lang w:val="de-DE"/>
+              </w:rPr>
+            </w:pPr>
+            <w:r>
+              <w:rPr>
+                <w:lang w:val="de-DE"/>
+              </w:rPr>
+              <w:t>P</w:t>
+            </w:r>
+          </w:p>
+        </w:tc>
+        <w:tc>
+          <w:tcPr>
+            <w:tcW w:w="1476" w:type="dxa"/>
+          </w:tcPr>
+          <w:p>
+            <w:pPr>
+              <w:rPr>
+                <w:lang w:val="de-DE"/>
+              </w:rPr>
+            </w:pPr>
+            <w:r>
+              <w:rPr>
+                <w:lang w:val="de-DE"/>
+              </w:rPr>
+              <w:t>(A ⇔ B)</w:t>
+            </w:r>
+          </w:p>
+        </w:tc>
+        <w:tc>
+          <w:tcPr>
+            <w:tcW w:w="1476" w:type="dxa"/>
+          </w:tcPr>
+          <w:p>
+            <w:pPr>
+              <w:rPr>
+                <w:lang w:val="de-DE"/>
+              </w:rPr>
+            </w:pPr>
+            <w:r>
+              <w:rPr>
+                <w:lang w:val="de-DE"/>
+              </w:rPr>
+              <w:t>S</w:t>
+            </w:r>
+          </w:p>
+        </w:tc>
+      </w:tr>
+      <w:tr>
+        <w:tc>
+          <w:tcPr>
+            <w:tcW w:w="1476" w:type="dxa"/>
+          </w:tcPr>
+          <w:p>
+            <w:pPr>
+              <w:rPr>
+                <w:lang w:val="de-DE"/>
+              </w:rPr>
+            </w:pPr>
+            <w:r>
+              <w:rPr>
+                <w:lang w:val="de-DE"/>
+              </w:rPr>
+              <w:t>0</w:t>
+            </w:r>
+          </w:p>
+        </w:tc>
+        <w:tc>
+          <w:tcPr>
+            <w:tcW w:w="1476" w:type="dxa"/>
+          </w:tcPr>
+          <w:p>
+            <w:pPr>
+              <w:rPr>
+                <w:lang w:val="de-DE"/>
+              </w:rPr>
+            </w:pPr>
+            <w:r>
+              <w:rPr>
+                <w:lang w:val="de-DE"/>
+              </w:rPr>
+              <w:t>0</w:t>
+            </w:r>
+          </w:p>
+        </w:tc>
+        <w:tc>
+          <w:tcPr>
+            <w:tcW w:w="1476" w:type="dxa"/>
+          </w:tcPr>
+          <w:p>
+            <w:pPr>
+              <w:rPr>
+                <w:lang w:val="de-DE"/>
+              </w:rPr>
+            </w:pPr>
+            <w:r>
+              <w:rPr>
+                <w:lang w:val="de-DE"/>
+              </w:rPr>
+              <w:t>1</w:t>
+            </w:r>
+          </w:p>
+        </w:tc>
+        <w:tc>
+          <w:tcPr>
+            <w:tcW w:w="1476" w:type="dxa"/>
+          </w:tcPr>
+          <w:p>
+            <w:pPr>
+              <w:rPr>
+                <w:lang w:val="de-DE"/>
+              </w:rPr>
+            </w:pPr>
+            <w:r>
+              <w:rPr>
+                <w:lang w:val="de-DE"/>
+              </w:rPr>
+              <w:t>0,1</w:t>
+            </w:r>
+          </w:p>
+        </w:tc>
+        <w:tc>
+          <w:tcPr>
+            <w:tcW w:w="1476" w:type="dxa"/>
+          </w:tcPr>
+          <w:p>
+            <w:pPr>
+              <w:rPr>
+                <w:lang w:val="de-DE"/>
+              </w:rPr>
+            </w:pPr>
+            <w:r>
+              <w:rPr>
+                <w:lang w:val="de-DE"/>
+              </w:rPr>
+              <w:t>1</w:t>
+            </w:r>
+          </w:p>
+        </w:tc>
+        <w:tc>
+          <w:tcPr>
+            <w:tcW w:w="1476" w:type="dxa"/>
+          </w:tcPr>
+          <w:p>
+            <w:pPr>
+              <w:rPr>
+                <w:lang w:val="de-DE"/>
+              </w:rPr>
+            </w:pPr>
+            <w:r>
+              <w:rPr>
+                <w:lang w:val="de-DE"/>
+              </w:rPr>
+              <w:t>1</w:t>
+            </w:r>
+          </w:p>
+        </w:tc>
+      </w:tr>
+      <w:tr>
+        <w:tc>
+          <w:tcPr>
+            <w:tcW w:w="1476" w:type="dxa"/>
+          </w:tcPr>
+          <w:p>
+            <w:pPr>
+              <w:rPr>
+                <w:lang w:val="de-DE"/>
+              </w:rPr>
+            </w:pPr>
+            <w:r>
+              <w:rPr>
+                <w:lang w:val="de-DE"/>
+              </w:rPr>
+              <w:t>0</w:t>
+            </w:r>
+          </w:p>
+        </w:tc>
+        <w:tc>
+          <w:tcPr>
+            <w:tcW w:w="1476" w:type="dxa"/>
+          </w:tcPr>
+          <w:p>
+            <w:pPr>
+              <w:rPr>
+                <w:lang w:val="de-DE"/>
+              </w:rPr>
+            </w:pPr>
+            <w:r>
+              <w:rPr>
+                <w:lang w:val="de-DE"/>
+              </w:rPr>
+              <w:t>1</w:t>
+            </w:r>
+          </w:p>
+        </w:tc>
+        <w:tc>
+          <w:tcPr>
+            <w:tcW w:w="1476" w:type="dxa"/>
+          </w:tcPr>
+          <w:p>
+            <w:pPr>
+              <w:rPr>
+                <w:lang w:val="de-DE"/>
+              </w:rPr>
+            </w:pPr>
+            <w:r>
+              <w:rPr>
+                <w:lang w:val="de-DE"/>
+              </w:rPr>
+              <w:t>1</w:t>
+            </w:r>
+          </w:p>
+        </w:tc>
+        <w:tc>
+          <w:tcPr>
+            <w:tcW w:w="1476" w:type="dxa"/>
+          </w:tcPr>
+          <w:p>
+            <w:pPr>
+              <w:rPr>
+                <w:lang w:val="de-DE"/>
+              </w:rPr>
+            </w:pPr>
+            <w:r>
+              <w:rPr>
+                <w:lang w:val="de-DE"/>
+              </w:rPr>
+              <w:t>0</w:t>
+            </w:r>
+          </w:p>
+        </w:tc>
+        <w:tc>
+          <w:tcPr>
+            <w:tcW w:w="1476" w:type="dxa"/>
+          </w:tcPr>
+          <w:p>
+            <w:pPr>
+              <w:rPr>
+                <w:lang w:val="de-DE"/>
+              </w:rPr>
+            </w:pPr>
+            <w:r>
+              <w:rPr>
+                <w:lang w:val="de-DE"/>
+              </w:rPr>
+              <w:t>0</w:t>
+            </w:r>
+          </w:p>
+        </w:tc>
+        <w:tc>
+          <w:tcPr>
+            <w:tcW w:w="1476" w:type="dxa"/>
+          </w:tcPr>
+          <w:p>
+            <w:pPr>
+              <w:rPr>
+                <w:lang w:val="de-DE"/>
+              </w:rPr>
+            </w:pPr>
+            <w:r>
+              <w:rPr>
+                <w:lang w:val="de-DE"/>
+              </w:rPr>
+              <w:t>1</w:t>
+            </w:r>
+          </w:p>
+        </w:tc>
+      </w:tr>
+      <w:tr>
+        <w:tc>
+          <w:tcPr>
+            <w:tcW w:w="1476" w:type="dxa"/>
+          </w:tcPr>
+          <w:p>
+            <w:pPr>
+              <w:rPr>
+                <w:lang w:val="de-DE"/>
+              </w:rPr>
+            </w:pPr>
+            <w:r>
+              <w:rPr>
+                <w:lang w:val="de-DE"/>
+              </w:rPr>
+              <w:t>1</w:t>
+            </w:r>
+          </w:p>
+        </w:tc>
+        <w:tc>
+          <w:tcPr>
+            <w:tcW w:w="1476" w:type="dxa"/>
+          </w:tcPr>
+          <w:p>
+            <w:pPr>
+              <w:rPr>
+                <w:lang w:val="de-DE"/>
+              </w:rPr>
+            </w:pPr>
+            <w:r>
+              <w:rPr>
+                <w:lang w:val="de-DE"/>
+              </w:rPr>
+              <w:t>0</w:t>
+            </w:r>
+          </w:p>
+        </w:tc>
+        <w:tc>
+          <w:tcPr>
+            <w:tcW w:w="1476" w:type="dxa"/>
+          </w:tcPr>
+          <w:p>
+            <w:pPr>
+              <w:rPr>
+                <w:lang w:val="de-DE"/>
+              </w:rPr>
+            </w:pPr>
+            <w:r>
+              <w:rPr>
+                <w:lang w:val="de-DE"/>
+              </w:rPr>
+              <w:t>0</w:t>
+            </w:r>
+          </w:p>
+        </w:tc>
+        <w:tc>
+          <w:tcPr>
+            <w:tcW w:w="1476" w:type="dxa"/>
+          </w:tcPr>
+          <w:p>
+            <w:pPr>
+              <w:rPr>
+                <w:lang w:val="de-DE"/>
+              </w:rPr>
+            </w:pPr>
+            <w:r>
+              <w:rPr>
+                <w:lang w:val="de-DE"/>
+              </w:rPr>
+              <w:t>0</w:t>
+            </w:r>
+            <w:r>
+              <w:rPr>
+                <w:lang w:val="de-DE"/>
+              </w:rPr>
+              <w:t>,1</w:t>
+            </w:r>
+          </w:p>
+        </w:tc>
+        <w:tc>
+          <w:tcPr>
+            <w:tcW w:w="1476" w:type="dxa"/>
+          </w:tcPr>
+          <w:p>
+            <w:pPr>
+              <w:rPr>
+                <w:lang w:val="de-DE"/>
+              </w:rPr>
+            </w:pPr>
+            <w:r>
+              <w:rPr>
+                <w:lang w:val="de-DE"/>
+              </w:rPr>
+              <w:t>0</w:t>
+            </w:r>
+          </w:p>
+        </w:tc>
+        <w:tc>
+          <w:tcPr>
+            <w:tcW w:w="1476" w:type="dxa"/>
+          </w:tcPr>
+          <w:p>
+            <w:pPr>
+              <w:rPr>
+                <w:lang w:val="de-DE"/>
+              </w:rPr>
+            </w:pPr>
+            <w:r>
+              <w:rPr>
+                <w:lang w:val="de-DE"/>
+              </w:rPr>
+              <w:t>1</w:t>
+            </w:r>
+          </w:p>
+        </w:tc>
+      </w:tr>
+      <w:tr>
+        <w:tc>
+          <w:tcPr>
+            <w:tcW w:w="1476" w:type="dxa"/>
+          </w:tcPr>
+          <w:p>
+            <w:pPr>
+              <w:rPr>
+                <w:lang w:val="de-DE"/>
+              </w:rPr>
+            </w:pPr>
+            <w:r>
+              <w:rPr>
+                <w:lang w:val="de-DE"/>
+              </w:rPr>
+              <w:t>1</w:t>
+            </w:r>
+          </w:p>
+        </w:tc>
+        <w:tc>
+          <w:tcPr>
+            <w:tcW w:w="1476" w:type="dxa"/>
+          </w:tcPr>
+          <w:p>
+            <w:pPr>
+              <w:rPr>
+                <w:lang w:val="de-DE"/>
+              </w:rPr>
+            </w:pPr>
+            <w:r>
+              <w:rPr>
+                <w:lang w:val="de-DE"/>
+              </w:rPr>
+              <w:t>1</w:t>
+            </w:r>
+          </w:p>
+        </w:tc>
+        <w:tc>
+          <w:tcPr>
+            <w:tcW w:w="1476" w:type="dxa"/>
+          </w:tcPr>
+          <w:p>
+            <w:pPr>
+              <w:rPr>
+                <w:lang w:val="de-DE"/>
+              </w:rPr>
+            </w:pPr>
+            <w:r>
+              <w:rPr>
+                <w:lang w:val="de-DE"/>
+              </w:rPr>
+              <w:t>1</w:t>
+            </w:r>
+          </w:p>
+        </w:tc>
+        <w:tc>
+          <w:tcPr>
+            <w:tcW w:w="1476" w:type="dxa"/>
+          </w:tcPr>
+          <w:p>
+            <w:pPr>
+              <w:rPr>
+                <w:lang w:val="de-DE"/>
+              </w:rPr>
+            </w:pPr>
+            <w:r>
+              <w:rPr>
+                <w:lang w:val="de-DE"/>
+              </w:rPr>
+              <w:t>0,1</w:t>
+            </w:r>
+          </w:p>
+        </w:tc>
+        <w:tc>
+          <w:tcPr>
+            <w:tcW w:w="1476" w:type="dxa"/>
+          </w:tcPr>
+          <w:p>
+            <w:pPr>
+              <w:rPr>
+                <w:lang w:val="de-DE"/>
+              </w:rPr>
+            </w:pPr>
+            <w:r>
+              <w:rPr>
+                <w:lang w:val="de-DE"/>
+              </w:rPr>
+              <w:t>1</w:t>
+            </w:r>
+          </w:p>
+        </w:tc>
+        <w:tc>
+          <w:tcPr>
+            <w:tcW w:w="1476" w:type="dxa"/>
+          </w:tcPr>
+          <w:p>
+            <w:pPr>
+              <w:rPr>
+                <w:lang w:val="de-DE"/>
+              </w:rPr>
+            </w:pPr>
+            <w:r>
+              <w:rPr>
+                <w:lang w:val="de-DE"/>
+              </w:rPr>
+              <w:t>1</w:t>
+            </w:r>
+          </w:p>
+        </w:tc>
+      </w:tr>
+    </w:tbl>
+    <w:p>
+      <w:pPr>
+        <w:rPr>
+          <w:lang w:val="de-DE"/>
+        </w:rPr>
+      </w:pPr>
+      <w:r>
+        <w:rPr>
+          <w:lang w:val="de-DE"/>
+        </w:rPr>
+        <w:t>Dann (i) und (iii) passen</w:t>
       </w:r>
     </w:p>
     <w:p>
@@ -8206,7 +10137,57 @@
         <w:rPr>
           <w:lang w:val="de-DE"/>
         </w:rPr>
-        <w:t>Aufgabe 1.26. Sei p(n) die Aussageform „n ist gerade“ und q(n) die Aussageform „n ist durch 4 teilbar“. Welche der folgenden Aussagen ist wahr?</w:t>
+        <w:t>Aufgabe 1.18. Wenn Sie noch Übung im Umgang mit Wahrheitstafeln brauchen, dann überzeugen Sie sich, dass F∧(F∨G) ⇔ F und F</w:t>
+      </w:r>
+      <w:r>
+        <w:rPr>
+          <w:lang w:val="de-DE"/>
+        </w:rPr>
+        <w:t>∨ (</w:t>
+      </w:r>
+      <w:r>
+        <w:rPr>
+          <w:lang w:val="de-DE"/>
+        </w:rPr>
+        <w:t>G∧</w:t>
+      </w:r>
+      <w:r>
+        <w:rPr>
+          <w:lang w:val="de-DE"/>
+        </w:rPr>
+        <w:t>H)</w:t>
+      </w:r>
+      <w:r>
+        <w:rPr>
+          <w:lang w:val="de-DE"/>
+        </w:rPr>
+        <w:t xml:space="preserve"> ⇔ (F∨</w:t>
+      </w:r>
+      <w:r>
+        <w:rPr>
+          <w:lang w:val="de-DE"/>
+        </w:rPr>
+        <w:t xml:space="preserve">G) </w:t>
+      </w:r>
+      <w:r>
+        <w:rPr>
+          <w:rFonts w:ascii="Cambria Math" w:hAnsi="Cambria Math" w:cs="Cambria Math"/>
+          <w:lang w:val="de-DE"/>
+        </w:rPr>
+        <w:t>∧</w:t>
+      </w:r>
+      <w:r>
+        <w:rPr>
+          <w:rFonts w:ascii="Cambria Math" w:hAnsi="Cambria Math" w:cs="Cambria Math"/>
+          <w:lang w:val="de-DE"/>
+        </w:rPr>
+        <w:t xml:space="preserve"> </w:t>
+      </w:r>
+      <w:r>
+        <w:rPr>
+          <w:lang w:val="de-DE"/>
+        </w:rPr>
+        <w:t>(F∨H) Tautologien sind.</w:t>
       </w:r>
     </w:p>
     <w:p>
@@ -8215,24 +10196,98 @@
           <w:lang w:val="de-DE"/>
         </w:rPr>
       </w:pPr>
-      <w:r>
-        <w:rPr>
-          <w:lang w:val="de-DE"/>
-        </w:rPr>
-        <w:t>Aufgabe 1.27. Formalisieren Sie analog zum Smartphone-Beispiel das Sprichwort „Auf jeden Topf passt ein Deckel“.</w:t>
-      </w:r>
     </w:p>
     <w:p>
-      <w:pPr>
-        <w:rPr>
-          <w:lang w:val="de-DE"/>
-        </w:rPr>
-      </w:pPr>
-      <w:r>
-        <w:rPr>
-          <w:lang w:val="de-DE"/>
-        </w:rPr>
-        <w:t>Aufgabe 1.28. Welche der folgenden Aussagen sind wahr?</w:t>
+      <w:r>
+        <w:rPr>
+          <w:lang w:val="de-DE"/>
+        </w:rPr>
+        <w:t xml:space="preserve">Aufgabe 1.19. </w:t>
+      </w:r>
+      <w:r>
+        <w:rPr>
+          <w:lang w:val="de-DE"/>
+        </w:rPr>
+        <w:t xml:space="preserve">Eine Astronautin besucht einen Planeten, dessen Bewohner – die sich </w:t>
+      </w:r>
+      <w:proofErr w:type="spellStart"/>
+      <w:r>
+        <w:rPr>
+          <w:lang w:val="de-DE"/>
+        </w:rPr>
+        <w:t>Froods</w:t>
+      </w:r>
+      <w:proofErr w:type="spellEnd"/>
+      <w:r>
+        <w:rPr>
+          <w:lang w:val="de-DE"/>
+        </w:rPr>
+        <w:t xml:space="preserve"> nennen – entweder blau oder grün sind. Die blauen </w:t>
+      </w:r>
+      <w:proofErr w:type="spellStart"/>
+      <w:r>
+        <w:rPr>
+          <w:lang w:val="de-DE"/>
+        </w:rPr>
+        <w:t>Froods</w:t>
+      </w:r>
+      <w:proofErr w:type="spellEnd"/>
+      <w:r>
+        <w:rPr>
+          <w:lang w:val="de-DE"/>
+        </w:rPr>
+        <w:t xml:space="preserve"> sagen immer die Wahrheit, die grünen </w:t>
+      </w:r>
+      <w:proofErr w:type="spellStart"/>
+      <w:r>
+        <w:rPr>
+          <w:lang w:val="de-DE"/>
+        </w:rPr>
+        <w:t>Froods</w:t>
+      </w:r>
+      <w:proofErr w:type="spellEnd"/>
+      <w:r>
+        <w:rPr>
+          <w:lang w:val="de-DE"/>
+        </w:rPr>
+        <w:t xml:space="preserve"> lügen immer. Die Astronautin trifft die beiden </w:t>
+      </w:r>
+      <w:proofErr w:type="spellStart"/>
+      <w:r>
+        <w:rPr>
+          <w:lang w:val="de-DE"/>
+        </w:rPr>
+        <w:t>Froods</w:t>
+      </w:r>
+      <w:proofErr w:type="spellEnd"/>
+      <w:r>
+        <w:rPr>
+          <w:lang w:val="de-DE"/>
+        </w:rPr>
+        <w:t xml:space="preserve"> Andrew und Bert, aber es ist zu dunkel, um ihre Farben zu erkennen. Sie fragt Andrew, ob er und Bert beide blau seien. Andrew antwortet, aber die Astronautin weiß danach noch nicht, welche Farbe die beiden haben. Darauf fragt sie Andrew, ob er und Bert dieselbe Farbe haben. Nachdem Andrew auch diese Frage beantwortet hat, kennt sie die Farben der beiden. </w:t>
+      </w:r>
+      <w:r>
+        <w:t xml:space="preserve">Sie </w:t>
+      </w:r>
+      <w:proofErr w:type="spellStart"/>
+      <w:r>
+        <w:t>auch</w:t>
+      </w:r>
+      <w:proofErr w:type="spellEnd"/>
+      <w:r>
+        <w:t>?</w:t>
+      </w:r>
+    </w:p>
+    <w:p/>
+    <w:p>
+      <w:proofErr w:type="spellStart"/>
+      <w:r>
+        <w:lastRenderedPageBreak/>
+        <w:t>Antwort</w:t>
+      </w:r>
+      <w:proofErr w:type="spellEnd"/>
+      <w:r>
+        <w:t>:</w:t>
       </w:r>
     </w:p>
     <w:p>
@@ -8245,21 +10300,25 @@
         <w:rPr>
           <w:lang w:val="de-DE"/>
         </w:rPr>
-        <w:t xml:space="preserve">Aufgabe 1.29. Die </w:t>
-      </w:r>
-      <w:proofErr w:type="spellStart"/>
-      <w:r>
-        <w:rPr>
-          <w:lang w:val="de-DE"/>
-        </w:rPr>
-        <w:t>Individuenvariablen</w:t>
-      </w:r>
-      <w:proofErr w:type="spellEnd"/>
-      <w:r>
-        <w:rPr>
-          <w:lang w:val="de-DE"/>
-        </w:rPr>
-        <w:t xml:space="preserve"> a1 bis a4 stehen für vier Geheimagenten. Die Aussageform P (x, y) soll bedeuten, dass Agent x das Passwort von Agent y kennt. ...</w:t>
+        <w:t>Sei A</w:t>
+      </w:r>
+      <w:r>
+        <w:rPr>
+          <w:lang w:val="de-DE"/>
+        </w:rPr>
+        <w:t xml:space="preserve"> und B die Aussagen And</w:t>
+      </w:r>
+      <w:r>
+        <w:rPr>
+          <w:lang w:val="de-DE"/>
+        </w:rPr>
+        <w:t>r</w:t>
+      </w:r>
+      <w:r>
+        <w:rPr>
+          <w:lang w:val="de-DE"/>
+        </w:rPr>
+        <w:t>ew bzw. Bert blau sind</w:t>
       </w:r>
     </w:p>
     <w:p>
@@ -8272,7 +10331,19 @@
         <w:rPr>
           <w:lang w:val="de-DE"/>
         </w:rPr>
-        <w:t>Aufgabe 1.30. Begründen Sie, dass man aus ∃x ∈NA(x)∧∃x ∈NB(x) nicht schließen kann, dass ∃x ∈N (A(x)∧B(x)) gilt.</w:t>
+        <w:t xml:space="preserve">Andrew und Bert beide blau: A </w:t>
+      </w:r>
+      <w:r>
+        <w:rPr>
+          <w:lang w:val="de-DE"/>
+        </w:rPr>
+        <w:t>∧</w:t>
+      </w:r>
+      <w:r>
+        <w:rPr>
+          <w:lang w:val="de-DE"/>
+        </w:rPr>
+        <w:t xml:space="preserve"> B</w:t>
       </w:r>
     </w:p>
     <w:p>
@@ -8285,7 +10356,499 @@
         <w:rPr>
           <w:lang w:val="de-DE"/>
         </w:rPr>
-        <w:t>Aufgabe 1.31. Jemand behauptet, jede natürliche Zahl hätte eine ganzzahlige Quadratwurzel. Begründen Sie mit Mitteln der Prädikatenlogik, warum dieses Argument ausreicht, um die ursprüngliche Aussage zu widerlegen.</w:t>
+        <w:t xml:space="preserve">Andrew und Bert dieselbe Farbe: A </w:t>
+      </w:r>
+      <w:r>
+        <w:rPr>
+          <w:lang w:val="de-DE"/>
+        </w:rPr>
+        <w:t>⇔</w:t>
+      </w:r>
+      <w:r>
+        <w:rPr>
+          <w:lang w:val="de-DE"/>
+        </w:rPr>
+        <w:t xml:space="preserve"> B (weil </w:t>
+      </w:r>
+      <w:r>
+        <w:rPr>
+          <w:lang w:val="de-DE"/>
+        </w:rPr>
+        <w:t>A↔B</w:t>
+      </w:r>
+      <w:r>
+        <w:rPr>
+          <w:lang w:val="de-DE"/>
+        </w:rPr>
+        <w:t xml:space="preserve"> </w:t>
+      </w:r>
+      <w:r>
+        <w:rPr>
+          <w:lang w:val="de-DE"/>
+        </w:rPr>
+        <w:t>≡</w:t>
+      </w:r>
+      <w:r>
+        <w:rPr>
+          <w:lang w:val="de-DE"/>
+        </w:rPr>
+        <w:t xml:space="preserve"> </w:t>
+      </w:r>
+      <w:r>
+        <w:rPr>
+          <w:lang w:val="de-DE"/>
+        </w:rPr>
+        <w:t>(A∧B)</w:t>
+      </w:r>
+      <w:r>
+        <w:rPr>
+          <w:lang w:val="de-DE"/>
+        </w:rPr>
+        <w:t xml:space="preserve"> </w:t>
+      </w:r>
+      <w:r>
+        <w:rPr>
+          <w:lang w:val="de-DE"/>
+        </w:rPr>
+        <w:t>∨</w:t>
+      </w:r>
+      <w:r>
+        <w:rPr>
+          <w:lang w:val="de-DE"/>
+        </w:rPr>
+        <w:t xml:space="preserve"> </w:t>
+      </w:r>
+      <w:r>
+        <w:rPr>
+          <w:lang w:val="de-DE"/>
+        </w:rPr>
+        <w:t>(¬A∧¬B)</w:t>
+      </w:r>
+      <w:r>
+        <w:rPr>
+          <w:lang w:val="de-DE"/>
+        </w:rPr>
+        <w:t>)</w:t>
+      </w:r>
+    </w:p>
+    <w:tbl>
+      <w:tblPr>
+        <w:tblStyle w:val="TableGrid"/>
+        <w:tblW w:w="0" w:type="auto"/>
+        <w:tblLook w:val="04A0" w:firstRow="1" w:lastRow="0" w:firstColumn="1" w:lastColumn="0" w:noHBand="0" w:noVBand="1"/>
+      </w:tblPr>
+      <w:tblGrid>
+        <w:gridCol w:w="2214"/>
+        <w:gridCol w:w="2214"/>
+        <w:gridCol w:w="2214"/>
+        <w:gridCol w:w="2214"/>
+      </w:tblGrid>
+      <w:tr>
+        <w:tc>
+          <w:tcPr>
+            <w:tcW w:w="2214" w:type="dxa"/>
+          </w:tcPr>
+          <w:p>
+            <w:pPr>
+              <w:rPr>
+                <w:lang w:val="de-DE"/>
+              </w:rPr>
+            </w:pPr>
+            <w:r>
+              <w:rPr>
+                <w:lang w:val="de-DE"/>
+              </w:rPr>
+              <w:t>A</w:t>
+            </w:r>
+          </w:p>
+        </w:tc>
+        <w:tc>
+          <w:tcPr>
+            <w:tcW w:w="2214" w:type="dxa"/>
+          </w:tcPr>
+          <w:p>
+            <w:pPr>
+              <w:rPr>
+                <w:lang w:val="de-DE"/>
+              </w:rPr>
+            </w:pPr>
+            <w:r>
+              <w:rPr>
+                <w:lang w:val="de-DE"/>
+              </w:rPr>
+              <w:t>B</w:t>
+            </w:r>
+          </w:p>
+        </w:tc>
+        <w:tc>
+          <w:tcPr>
+            <w:tcW w:w="2214" w:type="dxa"/>
+          </w:tcPr>
+          <w:p>
+            <w:pPr>
+              <w:rPr>
+                <w:lang w:val="de-DE"/>
+              </w:rPr>
+            </w:pPr>
+            <w:r>
+              <w:rPr>
+                <w:lang w:val="de-DE"/>
+              </w:rPr>
+              <w:t xml:space="preserve">A </w:t>
+            </w:r>
+            <w:r>
+              <w:rPr>
+                <w:lang w:val="de-DE"/>
+              </w:rPr>
+              <w:t>∧</w:t>
+            </w:r>
+            <w:r>
+              <w:rPr>
+                <w:lang w:val="de-DE"/>
+              </w:rPr>
+              <w:t xml:space="preserve"> B</w:t>
+            </w:r>
+          </w:p>
+        </w:tc>
+        <w:tc>
+          <w:tcPr>
+            <w:tcW w:w="2214" w:type="dxa"/>
+          </w:tcPr>
+          <w:p>
+            <w:pPr>
+              <w:rPr>
+                <w:lang w:val="de-DE"/>
+              </w:rPr>
+            </w:pPr>
+            <w:r>
+              <w:rPr>
+                <w:lang w:val="de-DE"/>
+              </w:rPr>
+              <w:t xml:space="preserve">A </w:t>
+            </w:r>
+            <w:r>
+              <w:rPr>
+                <w:lang w:val="de-DE"/>
+              </w:rPr>
+              <w:t>⇔</w:t>
+            </w:r>
+            <w:r>
+              <w:rPr>
+                <w:lang w:val="de-DE"/>
+              </w:rPr>
+              <w:t xml:space="preserve"> B</w:t>
+            </w:r>
+          </w:p>
+        </w:tc>
+      </w:tr>
+      <w:tr>
+        <w:tc>
+          <w:tcPr>
+            <w:tcW w:w="2214" w:type="dxa"/>
+          </w:tcPr>
+          <w:p>
+            <w:pPr>
+              <w:rPr>
+                <w:lang w:val="de-DE"/>
+              </w:rPr>
+            </w:pPr>
+            <w:r>
+              <w:rPr>
+                <w:lang w:val="de-DE"/>
+              </w:rPr>
+              <w:t>0</w:t>
+            </w:r>
+          </w:p>
+        </w:tc>
+        <w:tc>
+          <w:tcPr>
+            <w:tcW w:w="2214" w:type="dxa"/>
+          </w:tcPr>
+          <w:p>
+            <w:pPr>
+              <w:rPr>
+                <w:lang w:val="de-DE"/>
+              </w:rPr>
+            </w:pPr>
+            <w:r>
+              <w:rPr>
+                <w:lang w:val="de-DE"/>
+              </w:rPr>
+              <w:t>0</w:t>
+            </w:r>
+          </w:p>
+        </w:tc>
+        <w:tc>
+          <w:tcPr>
+            <w:tcW w:w="2214" w:type="dxa"/>
+          </w:tcPr>
+          <w:p>
+            <w:pPr>
+              <w:rPr>
+                <w:lang w:val="de-DE"/>
+              </w:rPr>
+            </w:pPr>
+            <w:r>
+              <w:rPr>
+                <w:lang w:val="de-DE"/>
+              </w:rPr>
+              <w:t>0</w:t>
+            </w:r>
+          </w:p>
+        </w:tc>
+        <w:tc>
+          <w:tcPr>
+            <w:tcW w:w="2214" w:type="dxa"/>
+          </w:tcPr>
+          <w:p>
+            <w:pPr>
+              <w:rPr>
+                <w:lang w:val="de-DE"/>
+              </w:rPr>
+            </w:pPr>
+            <w:r>
+              <w:rPr>
+                <w:lang w:val="de-DE"/>
+              </w:rPr>
+              <w:t>1</w:t>
+            </w:r>
+          </w:p>
+        </w:tc>
+      </w:tr>
+      <w:tr>
+        <w:tc>
+          <w:tcPr>
+            <w:tcW w:w="2214" w:type="dxa"/>
+          </w:tcPr>
+          <w:p>
+            <w:pPr>
+              <w:rPr>
+                <w:lang w:val="de-DE"/>
+              </w:rPr>
+            </w:pPr>
+            <w:r>
+              <w:rPr>
+                <w:lang w:val="de-DE"/>
+              </w:rPr>
+              <w:t>0</w:t>
+            </w:r>
+          </w:p>
+        </w:tc>
+        <w:tc>
+          <w:tcPr>
+            <w:tcW w:w="2214" w:type="dxa"/>
+          </w:tcPr>
+          <w:p>
+            <w:pPr>
+              <w:rPr>
+                <w:lang w:val="de-DE"/>
+              </w:rPr>
+            </w:pPr>
+            <w:r>
+              <w:rPr>
+                <w:lang w:val="de-DE"/>
+              </w:rPr>
+              <w:t>1</w:t>
+            </w:r>
+          </w:p>
+        </w:tc>
+        <w:tc>
+          <w:tcPr>
+            <w:tcW w:w="2214" w:type="dxa"/>
+          </w:tcPr>
+          <w:p>
+            <w:pPr>
+              <w:rPr>
+                <w:lang w:val="de-DE"/>
+              </w:rPr>
+            </w:pPr>
+            <w:r>
+              <w:rPr>
+                <w:lang w:val="de-DE"/>
+              </w:rPr>
+              <w:t>0</w:t>
+            </w:r>
+          </w:p>
+        </w:tc>
+        <w:tc>
+          <w:tcPr>
+            <w:tcW w:w="2214" w:type="dxa"/>
+          </w:tcPr>
+          <w:p>
+            <w:pPr>
+              <w:rPr>
+                <w:lang w:val="de-DE"/>
+              </w:rPr>
+            </w:pPr>
+            <w:r>
+              <w:rPr>
+                <w:lang w:val="de-DE"/>
+              </w:rPr>
+              <w:t>0</w:t>
+            </w:r>
+          </w:p>
+        </w:tc>
+      </w:tr>
+      <w:tr>
+        <w:tc>
+          <w:tcPr>
+            <w:tcW w:w="2214" w:type="dxa"/>
+          </w:tcPr>
+          <w:p>
+            <w:pPr>
+              <w:rPr>
+                <w:lang w:val="de-DE"/>
+              </w:rPr>
+            </w:pPr>
+            <w:r>
+              <w:rPr>
+                <w:lang w:val="de-DE"/>
+              </w:rPr>
+              <w:t>1</w:t>
+            </w:r>
+          </w:p>
+        </w:tc>
+        <w:tc>
+          <w:tcPr>
+            <w:tcW w:w="2214" w:type="dxa"/>
+          </w:tcPr>
+          <w:p>
+            <w:pPr>
+              <w:rPr>
+                <w:lang w:val="de-DE"/>
+              </w:rPr>
+            </w:pPr>
+            <w:r>
+              <w:rPr>
+                <w:lang w:val="de-DE"/>
+              </w:rPr>
+              <w:t>0</w:t>
+            </w:r>
+          </w:p>
+        </w:tc>
+        <w:tc>
+          <w:tcPr>
+            <w:tcW w:w="2214" w:type="dxa"/>
+          </w:tcPr>
+          <w:p>
+            <w:pPr>
+              <w:rPr>
+                <w:lang w:val="de-DE"/>
+              </w:rPr>
+            </w:pPr>
+            <w:r>
+              <w:rPr>
+                <w:lang w:val="de-DE"/>
+              </w:rPr>
+              <w:t>0</w:t>
+            </w:r>
+          </w:p>
+        </w:tc>
+        <w:tc>
+          <w:tcPr>
+            <w:tcW w:w="2214" w:type="dxa"/>
+          </w:tcPr>
+          <w:p>
+            <w:pPr>
+              <w:rPr>
+                <w:lang w:val="de-DE"/>
+              </w:rPr>
+            </w:pPr>
+            <w:r>
+              <w:rPr>
+                <w:lang w:val="de-DE"/>
+              </w:rPr>
+              <w:t>0</w:t>
+            </w:r>
+          </w:p>
+        </w:tc>
+      </w:tr>
+      <w:tr>
+        <w:tc>
+          <w:tcPr>
+            <w:tcW w:w="2214" w:type="dxa"/>
+          </w:tcPr>
+          <w:p>
+            <w:pPr>
+              <w:rPr>
+                <w:lang w:val="de-DE"/>
+              </w:rPr>
+            </w:pPr>
+            <w:r>
+              <w:rPr>
+                <w:lang w:val="de-DE"/>
+              </w:rPr>
+              <w:t>1</w:t>
+            </w:r>
+          </w:p>
+        </w:tc>
+        <w:tc>
+          <w:tcPr>
+            <w:tcW w:w="2214" w:type="dxa"/>
+          </w:tcPr>
+          <w:p>
+            <w:pPr>
+              <w:rPr>
+                <w:lang w:val="de-DE"/>
+              </w:rPr>
+            </w:pPr>
+            <w:r>
+              <w:rPr>
+                <w:lang w:val="de-DE"/>
+              </w:rPr>
+              <w:t>1</w:t>
+            </w:r>
+          </w:p>
+        </w:tc>
+        <w:tc>
+          <w:tcPr>
+            <w:tcW w:w="2214" w:type="dxa"/>
+          </w:tcPr>
+          <w:p>
+            <w:pPr>
+              <w:rPr>
+                <w:lang w:val="de-DE"/>
+              </w:rPr>
+            </w:pPr>
+            <w:r>
+              <w:rPr>
+                <w:lang w:val="de-DE"/>
+              </w:rPr>
+              <w:t>1</w:t>
+            </w:r>
+          </w:p>
+        </w:tc>
+        <w:tc>
+          <w:tcPr>
+            <w:tcW w:w="2214" w:type="dxa"/>
+          </w:tcPr>
+          <w:p>
+            <w:pPr>
+              <w:rPr>
+                <w:lang w:val="de-DE"/>
+              </w:rPr>
+            </w:pPr>
+            <w:r>
+              <w:rPr>
+                <w:lang w:val="de-DE"/>
+              </w:rPr>
+              <w:t>1</w:t>
+            </w:r>
+          </w:p>
+        </w:tc>
+      </w:tr>
+    </w:tbl>
+    <w:p>
+      <w:pPr>
+        <w:rPr>
+          <w:lang w:val="de-DE"/>
+        </w:rPr>
+      </w:pPr>
+      <w:r>
+        <w:rPr>
+          <w:lang w:val="de-DE"/>
+        </w:rPr>
+        <w:t>Nach dem 1. Frage weiß sie noch nicht -&gt; letzte Zeile weg</w:t>
       </w:r>
     </w:p>
     <w:p>
@@ -8298,49 +10861,7 @@
         <w:rPr>
           <w:lang w:val="de-DE"/>
         </w:rPr>
-        <w:t xml:space="preserve">Aufgabe 1.32. Zeigen Sie mit einer Wahrheitstafel, dass die Implikation (A ⇒ </w:t>
-      </w:r>
-      <w:proofErr w:type="gramStart"/>
-      <w:r>
-        <w:rPr>
-          <w:lang w:val="de-DE"/>
-        </w:rPr>
-        <w:t>B)∧</w:t>
-      </w:r>
-      <w:proofErr w:type="gramEnd"/>
-      <w:r>
-        <w:rPr>
-          <w:lang w:val="de-DE"/>
-        </w:rPr>
-        <w:t xml:space="preserve"> (B ⇒</w:t>
-      </w:r>
-      <w:proofErr w:type="gramStart"/>
-      <w:r>
-        <w:rPr>
-          <w:lang w:val="de-DE"/>
-        </w:rPr>
-        <w:t>C )</w:t>
-      </w:r>
-      <w:proofErr w:type="gramEnd"/>
-      <w:r>
-        <w:rPr>
-          <w:lang w:val="de-DE"/>
-        </w:rPr>
-        <w:t xml:space="preserve"> ⇒ (A ⇒</w:t>
-      </w:r>
-      <w:proofErr w:type="gramStart"/>
-      <w:r>
-        <w:rPr>
-          <w:lang w:val="de-DE"/>
-        </w:rPr>
-        <w:t>C )</w:t>
-      </w:r>
-      <w:proofErr w:type="gramEnd"/>
-      <w:r>
-        <w:rPr>
-          <w:lang w:val="de-DE"/>
-        </w:rPr>
-        <w:t xml:space="preserve"> eine Tautologie ist.</w:t>
+        <w:t>Nach dem 2. Frage weiß sie schon -&gt; nur erste Zeile -&gt; A und B falsch -&gt; A und B grün</w:t>
       </w:r>
     </w:p>
     <w:p>
@@ -8349,12 +10870,6 @@
           <w:lang w:val="de-DE"/>
         </w:rPr>
       </w:pPr>
-      <w:r>
-        <w:rPr>
-          <w:lang w:val="de-DE"/>
-        </w:rPr>
-        <w:t>Aufgabe 1.33. Was waren in diesem Fall A und B?</w:t>
-      </w:r>
     </w:p>
     <w:p>
       <w:pPr>
@@ -8366,15 +10881,2944 @@
         <w:rPr>
           <w:lang w:val="de-DE"/>
         </w:rPr>
-        <w:t>Aufgabe 1.34. Überprüfen Sie, dass (¬A ⇒ B ∧¬B) ⇒ A eine Tautologie ist.</w:t>
+        <w:t>Aufgabe 1.20. Drücken Sie die Aussageform x ≤ y mithilfe der beiden Aussageformen x &lt; y und x = y aus, indem Sie sie durch einen Junktor verbinden.</w:t>
       </w:r>
     </w:p>
     <w:p>
       <w:pPr>
-        <w:rPr>
-          <w:lang w:val="de-DE"/>
-        </w:rPr>
-      </w:pPr>
+        <w:tabs>
+          <w:tab w:val="left" w:pos="1950"/>
+        </w:tabs>
+        <w:rPr>
+          <w:lang w:val="de-DE"/>
+        </w:rPr>
+      </w:pPr>
+      <w:r>
+        <w:rPr>
+          <w:lang w:val="de-DE"/>
+        </w:rPr>
+        <w:t>Antwort:</w:t>
+      </w:r>
+      <w:r>
+        <w:rPr>
+          <w:lang w:val="de-DE"/>
+        </w:rPr>
+        <w:t xml:space="preserve"> A </w:t>
+      </w:r>
+      <w:r>
+        <w:rPr>
+          <w:lang w:val="de-DE"/>
+        </w:rPr>
+        <w:t>∨</w:t>
+      </w:r>
+      <w:r>
+        <w:rPr>
+          <w:lang w:val="de-DE"/>
+        </w:rPr>
+        <w:t xml:space="preserve"> B</w:t>
+      </w:r>
+    </w:p>
+    <w:p>
+      <w:pPr>
+        <w:rPr>
+          <w:lang w:val="de-DE"/>
+        </w:rPr>
+      </w:pPr>
+    </w:p>
+    <w:p>
+      <w:pPr>
+        <w:rPr>
+          <w:lang w:val="de-DE"/>
+        </w:rPr>
+      </w:pPr>
+      <w:r>
+        <w:rPr>
+          <w:lang w:val="de-DE"/>
+        </w:rPr>
+        <w:t xml:space="preserve">Aufgabe 1.21. </w:t>
+      </w:r>
+      <w:r>
+        <w:rPr>
+          <w:lang w:val="de-DE"/>
+        </w:rPr>
+        <w:t>Im Jahr 1582</w:t>
+      </w:r>
+      <w:r>
+        <w:rPr>
+          <w:lang w:val="de-DE"/>
+        </w:rPr>
+        <w:t xml:space="preserve"> eingeführten gregorianischen Kalender ... Basteln Sie daraus mithilfe von Junktoren eine Aussageform mit der </w:t>
+      </w:r>
+      <w:proofErr w:type="spellStart"/>
+      <w:r>
+        <w:rPr>
+          <w:lang w:val="de-DE"/>
+        </w:rPr>
+        <w:t>Individuenvariable</w:t>
+      </w:r>
+      <w:proofErr w:type="spellEnd"/>
+      <w:r>
+        <w:rPr>
+          <w:lang w:val="de-DE"/>
+        </w:rPr>
+        <w:t xml:space="preserve"> n, die genau dann wahr ist, wenn n ein Schaltjahr ist.</w:t>
+      </w:r>
+    </w:p>
+    <w:p>
+      <w:pPr>
+        <w:rPr>
+          <w:lang w:val="de-DE"/>
+        </w:rPr>
+      </w:pPr>
+      <w:r>
+        <w:rPr>
+          <w:lang w:val="de-DE"/>
+        </w:rPr>
+        <w:t xml:space="preserve">A4(n): n ist durch 4 teilbar. </w:t>
+      </w:r>
+    </w:p>
+    <w:p>
+      <w:pPr>
+        <w:rPr>
+          <w:lang w:val="de-DE"/>
+        </w:rPr>
+      </w:pPr>
+      <w:r>
+        <w:rPr>
+          <w:lang w:val="de-DE"/>
+        </w:rPr>
+        <w:t xml:space="preserve">A100(n): n ist durch 100 teilbar. </w:t>
+      </w:r>
+    </w:p>
+    <w:p>
+      <w:pPr>
+        <w:rPr>
+          <w:lang w:val="de-DE"/>
+        </w:rPr>
+      </w:pPr>
+      <w:r>
+        <w:rPr>
+          <w:lang w:val="de-DE"/>
+        </w:rPr>
+        <w:t>A400(n): n ist durch 400 teilbar.</w:t>
+      </w:r>
+    </w:p>
+    <w:p>
+      <w:r>
+        <w:t xml:space="preserve">A400 v (A4 ^ </w:t>
+      </w:r>
+      <w:r>
+        <w:t>-</w:t>
+      </w:r>
+      <w:r>
+        <w:t>A</w:t>
+      </w:r>
+      <w:r>
+        <w:t>100)</w:t>
+      </w:r>
+    </w:p>
+    <w:p>
+      <w:pPr>
+        <w:rPr>
+          <w:lang w:val="de-DE"/>
+        </w:rPr>
+      </w:pPr>
+      <w:r>
+        <w:t xml:space="preserve">Aufgabe 1.22. </w:t>
+      </w:r>
+      <w:r>
+        <w:rPr>
+          <w:lang w:val="de-DE"/>
+        </w:rPr>
+        <w:t xml:space="preserve">Es ist </w:t>
+      </w:r>
+      <w:proofErr w:type="gramStart"/>
+      <w:r>
+        <w:rPr>
+          <w:lang w:val="de-DE"/>
+        </w:rPr>
+        <w:t>ganz wesentlich</w:t>
+      </w:r>
+      <w:proofErr w:type="gramEnd"/>
+      <w:r>
+        <w:rPr>
+          <w:lang w:val="de-DE"/>
+        </w:rPr>
+        <w:t>, dass Ihnen klar ist, dass ∀</w:t>
+      </w:r>
+      <w:proofErr w:type="spellStart"/>
+      <w:r>
+        <w:rPr>
+          <w:lang w:val="de-DE"/>
+        </w:rPr>
+        <w:t>x¬D</w:t>
+      </w:r>
+      <w:proofErr w:type="spellEnd"/>
+      <w:r>
+        <w:rPr>
+          <w:lang w:val="de-DE"/>
+        </w:rPr>
+        <w:t>(x) und ¬∃x D(x) wirklich dasselbe aussagen.</w:t>
+      </w:r>
+    </w:p>
+    <w:p>
+      <w:pPr>
+        <w:rPr>
+          <w:lang w:val="de-DE"/>
+        </w:rPr>
+      </w:pPr>
+      <w:r>
+        <w:rPr>
+          <w:lang w:val="de-DE"/>
+        </w:rPr>
+        <w:t>Aufgabe 1.23. Jemand behauptet, alle Bremer könnten Fußball spielen. Sie wollen das Gegenteil dieser Aussage formulieren. Welchen der folgenden Sätze dürfen Sie dann nicht verwenden?</w:t>
+      </w:r>
+    </w:p>
+    <w:p>
+      <w:pPr>
+        <w:pStyle w:val="ListParagraph"/>
+        <w:numPr>
+          <w:ilvl w:val="0"/>
+          <w:numId w:val="13"/>
+        </w:numPr>
+        <w:rPr>
+          <w:lang w:val="de-DE"/>
+        </w:rPr>
+      </w:pPr>
+      <w:r>
+        <w:rPr>
+          <w:lang w:val="de-DE"/>
+        </w:rPr>
+        <w:t xml:space="preserve">Einige Bremer können nicht Fußball spielen. </w:t>
+      </w:r>
+    </w:p>
+    <w:p>
+      <w:pPr>
+        <w:pStyle w:val="ListParagraph"/>
+        <w:numPr>
+          <w:ilvl w:val="0"/>
+          <w:numId w:val="13"/>
+        </w:numPr>
+        <w:rPr>
+          <w:lang w:val="de-DE"/>
+        </w:rPr>
+      </w:pPr>
+      <w:r>
+        <w:rPr>
+          <w:lang w:val="de-DE"/>
+        </w:rPr>
+        <w:t xml:space="preserve">Es gibt mindestens einen Bremer, der nicht Fußball spielen kann. </w:t>
+      </w:r>
+    </w:p>
+    <w:p>
+      <w:pPr>
+        <w:pStyle w:val="ListParagraph"/>
+        <w:numPr>
+          <w:ilvl w:val="0"/>
+          <w:numId w:val="13"/>
+        </w:numPr>
+        <w:rPr>
+          <w:lang w:val="de-DE"/>
+        </w:rPr>
+      </w:pPr>
+      <w:r>
+        <w:rPr>
+          <w:lang w:val="de-DE"/>
+        </w:rPr>
+        <w:t xml:space="preserve">Kein Bremer kann Fußball spielen. </w:t>
+      </w:r>
+    </w:p>
+    <w:p>
+      <w:pPr>
+        <w:pStyle w:val="ListParagraph"/>
+        <w:numPr>
+          <w:ilvl w:val="0"/>
+          <w:numId w:val="13"/>
+        </w:numPr>
+        <w:rPr>
+          <w:lang w:val="de-DE"/>
+        </w:rPr>
+      </w:pPr>
+      <w:r>
+        <w:rPr>
+          <w:lang w:val="de-DE"/>
+        </w:rPr>
+        <w:t>Nicht alle Bremer können Fußball spielen</w:t>
+      </w:r>
+    </w:p>
+    <w:p>
+      <w:pPr>
+        <w:rPr>
+          <w:lang w:val="de-DE"/>
+        </w:rPr>
+      </w:pPr>
+      <w:r>
+        <w:rPr>
+          <w:lang w:val="de-DE"/>
+        </w:rPr>
+        <w:lastRenderedPageBreak/>
+        <w:t>Antwort:</w:t>
+      </w:r>
+    </w:p>
+    <w:p>
+      <w:pPr>
+        <w:pStyle w:val="ListParagraph"/>
+        <w:numPr>
+          <w:ilvl w:val="0"/>
+          <w:numId w:val="14"/>
+        </w:numPr>
+        <w:rPr>
+          <w:lang w:val="de-DE"/>
+        </w:rPr>
+      </w:pPr>
+      <w:r>
+        <w:rPr>
+          <w:lang w:val="de-DE"/>
+        </w:rPr>
+        <w:t xml:space="preserve">∃b ¬F(b) </w:t>
+      </w:r>
+    </w:p>
+    <w:p>
+      <w:pPr>
+        <w:pStyle w:val="ListParagraph"/>
+        <w:numPr>
+          <w:ilvl w:val="0"/>
+          <w:numId w:val="14"/>
+        </w:numPr>
+        <w:rPr>
+          <w:lang w:val="de-DE"/>
+        </w:rPr>
+      </w:pPr>
+      <w:r>
+        <w:rPr>
+          <w:lang w:val="de-DE"/>
+        </w:rPr>
+        <w:t xml:space="preserve">∃b ¬F(b) </w:t>
+      </w:r>
+    </w:p>
+    <w:p>
+      <w:pPr>
+        <w:pStyle w:val="ListParagraph"/>
+        <w:numPr>
+          <w:ilvl w:val="0"/>
+          <w:numId w:val="14"/>
+        </w:numPr>
+        <w:rPr>
+          <w:lang w:val="de-DE"/>
+        </w:rPr>
+      </w:pPr>
+      <w:r>
+        <w:rPr>
+          <w:lang w:val="de-DE"/>
+        </w:rPr>
+        <w:t xml:space="preserve">∀b ¬F(b) oder ¬∃b F(b) </w:t>
+      </w:r>
+    </w:p>
+    <w:p>
+      <w:pPr>
+        <w:pStyle w:val="ListParagraph"/>
+        <w:numPr>
+          <w:ilvl w:val="0"/>
+          <w:numId w:val="14"/>
+        </w:numPr>
+        <w:rPr>
+          <w:lang w:val="de-DE"/>
+        </w:rPr>
+      </w:pPr>
+      <w:r>
+        <w:rPr>
+          <w:lang w:val="de-DE"/>
+        </w:rPr>
+        <w:t>¬∀b F(b)</w:t>
+      </w:r>
+    </w:p>
+    <w:p>
+      <w:pPr>
+        <w:rPr>
+          <w:lang w:val="de-DE"/>
+        </w:rPr>
+      </w:pPr>
+      <w:r>
+        <w:rPr>
+          <w:lang w:val="de-DE"/>
+        </w:rPr>
+        <w:t>Aufgabe 1.24. Kann man analog den Existenzquantor ∃ auch durch (unendlich) viele aussagenlogische Junktoren ersetzen?</w:t>
+      </w:r>
+      <w:r>
+        <w:rPr>
+          <w:lang w:val="de-DE"/>
+        </w:rPr>
+        <w:t xml:space="preserve"> </w:t>
+      </w:r>
+    </w:p>
+    <w:p>
+      <w:pPr>
+        <w:rPr>
+          <w:lang w:val="de-DE"/>
+        </w:rPr>
+      </w:pPr>
+      <w:r>
+        <w:rPr>
+          <w:lang w:val="de-DE"/>
+        </w:rPr>
+        <w:t>Antwort: ja, durch V</w:t>
+      </w:r>
+    </w:p>
+    <w:p>
+      <w:pPr>
+        <w:rPr>
+          <w:lang w:val="de-DE"/>
+        </w:rPr>
+      </w:pPr>
+      <w:r>
+        <w:rPr>
+          <w:lang w:val="de-DE"/>
+        </w:rPr>
+        <w:t>Aufgabe 1.25. Schreiben Sie die Aussagen ∀x W (x) und ∃x W (x) aus der Lösung von Aufgabe 1.22 ohne Quantoren auf.</w:t>
+      </w:r>
+    </w:p>
+    <w:p>
+      <w:pPr>
+        <w:rPr>
+          <w:lang w:val="de-DE"/>
+        </w:rPr>
+      </w:pPr>
+      <w:r>
+        <w:rPr>
+          <w:lang w:val="de-DE"/>
+        </w:rPr>
+        <w:t>Aufgabe 1.26. Sei p(n) die Aussageform „n ist gerade“ und q(n) die Aussageform „n ist durch 4 teilbar“. Welche der folgenden Aussagen ist wahr?</w:t>
+      </w:r>
+    </w:p>
+    <w:p>
+      <w:pPr>
+        <w:pStyle w:val="ListParagraph"/>
+        <w:numPr>
+          <w:ilvl w:val="0"/>
+          <w:numId w:val="15"/>
+        </w:numPr>
+        <w:rPr>
+          <w:lang w:val="de-DE"/>
+        </w:rPr>
+      </w:pPr>
+      <w:r>
+        <w:rPr>
+          <w:lang w:val="de-DE"/>
+        </w:rPr>
+        <w:t xml:space="preserve">∃n ∈ N(¬p(n)∧ q(n)) </w:t>
+      </w:r>
+      <w:r>
+        <w:rPr>
+          <w:lang w:val="de-DE"/>
+        </w:rPr>
+        <w:tab/>
+        <w:t>f</w:t>
+      </w:r>
+    </w:p>
+    <w:p>
+      <w:pPr>
+        <w:pStyle w:val="ListParagraph"/>
+        <w:numPr>
+          <w:ilvl w:val="0"/>
+          <w:numId w:val="15"/>
+        </w:numPr>
+        <w:rPr>
+          <w:lang w:val="de-DE"/>
+        </w:rPr>
+      </w:pPr>
+      <w:r>
+        <w:rPr>
+          <w:lang w:val="de-DE"/>
+        </w:rPr>
+        <w:t xml:space="preserve">∃n ∈ N(p(n)∧ ¬q(n)) </w:t>
+      </w:r>
+      <w:r>
+        <w:rPr>
+          <w:lang w:val="de-DE"/>
+        </w:rPr>
+        <w:tab/>
+        <w:t>w</w:t>
+      </w:r>
+    </w:p>
+    <w:p>
+      <w:pPr>
+        <w:pStyle w:val="ListParagraph"/>
+        <w:numPr>
+          <w:ilvl w:val="0"/>
+          <w:numId w:val="15"/>
+        </w:numPr>
+        <w:rPr>
+          <w:lang w:val="de-DE"/>
+        </w:rPr>
+      </w:pPr>
+      <w:r>
+        <w:rPr>
+          <w:lang w:val="de-DE"/>
+        </w:rPr>
+        <w:t xml:space="preserve">∀n ∈ Np(n) ⇒ ∀n ∈ </w:t>
+      </w:r>
+      <w:proofErr w:type="spellStart"/>
+      <w:r>
+        <w:rPr>
+          <w:lang w:val="de-DE"/>
+        </w:rPr>
+        <w:t>Nq</w:t>
+      </w:r>
+      <w:proofErr w:type="spellEnd"/>
+      <w:r>
+        <w:rPr>
+          <w:lang w:val="de-DE"/>
+        </w:rPr>
+        <w:t>(n)</w:t>
+      </w:r>
+      <w:r>
+        <w:rPr>
+          <w:lang w:val="de-DE"/>
+        </w:rPr>
+        <w:tab/>
+        <w:t>f</w:t>
+      </w:r>
+    </w:p>
+    <w:p>
+      <w:pPr>
+        <w:pStyle w:val="ListParagraph"/>
+        <w:numPr>
+          <w:ilvl w:val="0"/>
+          <w:numId w:val="15"/>
+        </w:numPr>
+        <w:rPr>
+          <w:lang w:val="de-DE"/>
+        </w:rPr>
+      </w:pPr>
+      <w:r>
+        <w:rPr>
+          <w:lang w:val="de-DE"/>
+        </w:rPr>
+        <w:t>∀n ∈ N(p(n) ⇒ q(n))</w:t>
+      </w:r>
+      <w:r>
+        <w:rPr>
+          <w:lang w:val="de-DE"/>
+        </w:rPr>
+        <w:tab/>
+        <w:t>f</w:t>
+      </w:r>
+    </w:p>
+    <w:p>
+      <w:pPr>
+        <w:pStyle w:val="ListParagraph"/>
+        <w:numPr>
+          <w:ilvl w:val="0"/>
+          <w:numId w:val="15"/>
+        </w:numPr>
+        <w:rPr>
+          <w:lang w:val="de-DE"/>
+        </w:rPr>
+      </w:pPr>
+      <w:r>
+        <w:rPr>
+          <w:lang w:val="de-DE"/>
+        </w:rPr>
+        <w:t xml:space="preserve">∀n ∈ N(q(n) ⇒ p(n)) </w:t>
+      </w:r>
+      <w:r>
+        <w:rPr>
+          <w:lang w:val="de-DE"/>
+        </w:rPr>
+        <w:tab/>
+        <w:t>w</w:t>
+      </w:r>
+    </w:p>
+    <w:p>
+      <w:pPr>
+        <w:pStyle w:val="ListParagraph"/>
+        <w:numPr>
+          <w:ilvl w:val="0"/>
+          <w:numId w:val="15"/>
+        </w:numPr>
+        <w:rPr>
+          <w:lang w:val="de-DE"/>
+        </w:rPr>
+      </w:pPr>
+      <w:r>
+        <w:rPr>
+          <w:lang w:val="de-DE"/>
+        </w:rPr>
+        <w:t xml:space="preserve">∀n ∈ N(p(n) ⇔ q(n)) </w:t>
+      </w:r>
+      <w:r>
+        <w:rPr>
+          <w:lang w:val="de-DE"/>
+        </w:rPr>
+        <w:tab/>
+        <w:t>f</w:t>
+      </w:r>
+    </w:p>
+    <w:p>
+      <w:pPr>
+        <w:pStyle w:val="ListParagraph"/>
+        <w:numPr>
+          <w:ilvl w:val="0"/>
+          <w:numId w:val="15"/>
+        </w:numPr>
+        <w:rPr>
+          <w:lang w:val="de-DE"/>
+        </w:rPr>
+      </w:pPr>
+      <w:r>
+        <w:rPr>
+          <w:lang w:val="de-DE"/>
+        </w:rPr>
+        <w:t>∀n ∈ N(¬q(n) ⇒ ¬p(n))</w:t>
+      </w:r>
+      <w:r>
+        <w:rPr>
+          <w:lang w:val="de-DE"/>
+        </w:rPr>
+        <w:tab/>
+        <w:t>f</w:t>
+      </w:r>
+    </w:p>
+    <w:p>
+      <w:pPr>
+        <w:rPr>
+          <w:lang w:val="de-DE"/>
+        </w:rPr>
+      </w:pPr>
+      <w:r>
+        <w:rPr>
+          <w:lang w:val="de-DE"/>
+        </w:rPr>
+        <w:t>Aufgabe 1.27. Formalisieren Sie analog zum Smartphone-Beispiel das Sprichwort „Auf jeden Topf passt ein Deckel“.</w:t>
+      </w:r>
+    </w:p>
+    <w:p>
+      <w:pPr>
+        <w:rPr>
+          <w:lang w:val="de-DE"/>
+        </w:rPr>
+      </w:pPr>
+      <w:r>
+        <w:rPr>
+          <w:lang w:val="de-DE"/>
+        </w:rPr>
+        <w:t xml:space="preserve">Antwort: </w:t>
+      </w:r>
+      <w:r>
+        <w:rPr>
+          <w:lang w:val="de-DE"/>
+        </w:rPr>
+        <w:t>∀</w:t>
+      </w:r>
+      <w:r>
+        <w:rPr>
+          <w:lang w:val="de-DE"/>
+        </w:rPr>
+        <w:t>T</w:t>
+      </w:r>
+      <w:r>
+        <w:rPr>
+          <w:lang w:val="de-DE"/>
+        </w:rPr>
+        <w:t>∃</w:t>
+      </w:r>
+      <w:r>
+        <w:rPr>
+          <w:lang w:val="de-DE"/>
+        </w:rPr>
+        <w:t>D</w:t>
+      </w:r>
+    </w:p>
+    <w:p>
+      <w:pPr>
+        <w:rPr>
+          <w:lang w:val="de-DE"/>
+        </w:rPr>
+      </w:pPr>
+      <w:r>
+        <w:rPr>
+          <w:lang w:val="de-DE"/>
+        </w:rPr>
+        <w:t>Aufgabe 1.28. Welche der folgenden Aussagen sind wahr?</w:t>
+      </w:r>
+    </w:p>
+    <w:p>
+      <w:pPr>
+        <w:pStyle w:val="ListParagraph"/>
+        <w:numPr>
+          <w:ilvl w:val="0"/>
+          <w:numId w:val="16"/>
+        </w:numPr>
+        <w:rPr>
+          <w:lang w:val="de-DE"/>
+        </w:rPr>
+      </w:pPr>
+      <w:r>
+        <w:rPr>
+          <w:lang w:val="de-DE"/>
+        </w:rPr>
+        <w:t>∀m ∈ N</w:t>
+      </w:r>
+      <w:r>
+        <w:rPr>
+          <w:lang w:val="de-DE"/>
+        </w:rPr>
+        <w:t xml:space="preserve"> </w:t>
+      </w:r>
+      <w:r>
+        <w:rPr>
+          <w:lang w:val="de-DE"/>
+        </w:rPr>
+        <w:t xml:space="preserve">∃n ∈ </w:t>
+      </w:r>
+      <w:proofErr w:type="gramStart"/>
+      <w:r>
+        <w:rPr>
+          <w:lang w:val="de-DE"/>
+        </w:rPr>
+        <w:t>N(</w:t>
+      </w:r>
+      <w:proofErr w:type="gramEnd"/>
+      <w:r>
+        <w:rPr>
+          <w:lang w:val="de-DE"/>
+        </w:rPr>
+        <w:t xml:space="preserve">n &gt; m) </w:t>
+      </w:r>
+      <w:r>
+        <w:rPr>
+          <w:lang w:val="de-DE"/>
+        </w:rPr>
+        <w:tab/>
+        <w:t>w</w:t>
+      </w:r>
+    </w:p>
+    <w:p>
+      <w:pPr>
+        <w:pStyle w:val="ListParagraph"/>
+        <w:numPr>
+          <w:ilvl w:val="0"/>
+          <w:numId w:val="16"/>
+        </w:numPr>
+        <w:rPr>
+          <w:lang w:val="de-DE"/>
+        </w:rPr>
+      </w:pPr>
+      <w:r>
+        <w:rPr>
+          <w:lang w:val="de-DE"/>
+        </w:rPr>
+        <w:t>∃n ∈ N</w:t>
+      </w:r>
+      <w:r>
+        <w:rPr>
+          <w:lang w:val="de-DE"/>
+        </w:rPr>
+        <w:t xml:space="preserve"> </w:t>
+      </w:r>
+      <w:r>
+        <w:rPr>
+          <w:lang w:val="de-DE"/>
+        </w:rPr>
+        <w:t xml:space="preserve">∀m ∈ </w:t>
+      </w:r>
+      <w:proofErr w:type="gramStart"/>
+      <w:r>
+        <w:rPr>
+          <w:lang w:val="de-DE"/>
+        </w:rPr>
+        <w:t>N(</w:t>
+      </w:r>
+      <w:proofErr w:type="gramEnd"/>
+      <w:r>
+        <w:rPr>
+          <w:lang w:val="de-DE"/>
+        </w:rPr>
+        <w:t xml:space="preserve">n &gt; m) </w:t>
+      </w:r>
+      <w:r>
+        <w:rPr>
+          <w:lang w:val="de-DE"/>
+        </w:rPr>
+        <w:tab/>
+      </w:r>
+      <w:r>
+        <w:rPr>
+          <w:lang w:val="de-DE"/>
+        </w:rPr>
+        <w:t>f</w:t>
+      </w:r>
+    </w:p>
+    <w:p>
+      <w:pPr>
+        <w:pStyle w:val="ListParagraph"/>
+        <w:numPr>
+          <w:ilvl w:val="0"/>
+          <w:numId w:val="16"/>
+        </w:numPr>
+        <w:rPr>
+          <w:lang w:val="de-DE"/>
+        </w:rPr>
+      </w:pPr>
+      <w:r>
+        <w:rPr>
+          <w:lang w:val="de-DE"/>
+        </w:rPr>
+        <w:t>∀m ∈ Z</w:t>
+      </w:r>
+      <w:r>
+        <w:rPr>
+          <w:lang w:val="de-DE"/>
+        </w:rPr>
+        <w:t xml:space="preserve"> </w:t>
+      </w:r>
+      <w:r>
+        <w:rPr>
+          <w:lang w:val="de-DE"/>
+        </w:rPr>
+        <w:t xml:space="preserve">∃n ∈ </w:t>
+      </w:r>
+      <w:proofErr w:type="gramStart"/>
+      <w:r>
+        <w:rPr>
+          <w:lang w:val="de-DE"/>
+        </w:rPr>
+        <w:t>Z(</w:t>
+      </w:r>
+      <w:proofErr w:type="spellStart"/>
+      <w:proofErr w:type="gramEnd"/>
+      <w:r>
+        <w:rPr>
+          <w:lang w:val="de-DE"/>
+        </w:rPr>
+        <w:t>mn</w:t>
+      </w:r>
+      <w:proofErr w:type="spellEnd"/>
+      <w:r>
+        <w:rPr>
+          <w:lang w:val="de-DE"/>
+        </w:rPr>
+        <w:t xml:space="preserve"> = n) </w:t>
+      </w:r>
+      <w:r>
+        <w:rPr>
+          <w:lang w:val="de-DE"/>
+        </w:rPr>
+        <w:tab/>
+        <w:t>w</w:t>
+      </w:r>
+    </w:p>
+    <w:p>
+      <w:pPr>
+        <w:pStyle w:val="ListParagraph"/>
+        <w:numPr>
+          <w:ilvl w:val="0"/>
+          <w:numId w:val="16"/>
+        </w:numPr>
+        <w:rPr>
+          <w:lang w:val="de-DE"/>
+        </w:rPr>
+      </w:pPr>
+      <w:r>
+        <w:rPr>
+          <w:lang w:val="de-DE"/>
+        </w:rPr>
+        <w:t>∃n ∈ Z</w:t>
+      </w:r>
+      <w:r>
+        <w:rPr>
+          <w:lang w:val="de-DE"/>
+        </w:rPr>
+        <w:t xml:space="preserve"> </w:t>
+      </w:r>
+      <w:r>
+        <w:rPr>
+          <w:lang w:val="de-DE"/>
+        </w:rPr>
+        <w:t xml:space="preserve">∀m ∈ </w:t>
+      </w:r>
+      <w:proofErr w:type="gramStart"/>
+      <w:r>
+        <w:rPr>
+          <w:lang w:val="de-DE"/>
+        </w:rPr>
+        <w:t>Z(</w:t>
+      </w:r>
+      <w:proofErr w:type="spellStart"/>
+      <w:proofErr w:type="gramEnd"/>
+      <w:r>
+        <w:rPr>
+          <w:lang w:val="de-DE"/>
+        </w:rPr>
+        <w:t>mn</w:t>
+      </w:r>
+      <w:proofErr w:type="spellEnd"/>
+      <w:r>
+        <w:rPr>
+          <w:lang w:val="de-DE"/>
+        </w:rPr>
+        <w:t xml:space="preserve"> = n)</w:t>
+      </w:r>
+      <w:r>
+        <w:rPr>
+          <w:lang w:val="de-DE"/>
+        </w:rPr>
+        <w:tab/>
+        <w:t>w</w:t>
+      </w:r>
+    </w:p>
+    <w:p>
+      <w:pPr>
+        <w:rPr>
+          <w:lang w:val="de-DE"/>
+        </w:rPr>
+      </w:pPr>
+      <w:r>
+        <w:rPr>
+          <w:lang w:val="de-DE"/>
+        </w:rPr>
+        <w:t xml:space="preserve">Aufgabe 1.29. </w:t>
+      </w:r>
+      <w:r>
+        <w:rPr>
+          <w:lang w:val="de-DE"/>
+        </w:rPr>
+        <w:t xml:space="preserve">Die </w:t>
+      </w:r>
+      <w:proofErr w:type="spellStart"/>
+      <w:r>
+        <w:rPr>
+          <w:lang w:val="de-DE"/>
+        </w:rPr>
+        <w:t>Individuenvariablen</w:t>
+      </w:r>
+      <w:proofErr w:type="spellEnd"/>
+      <w:r>
+        <w:rPr>
+          <w:lang w:val="de-DE"/>
+        </w:rPr>
+        <w:t xml:space="preserve"> a1 bis a4 stehen für vier Geheimagenten. Die Aussageform </w:t>
+      </w:r>
+      <w:proofErr w:type="gramStart"/>
+      <w:r>
+        <w:rPr>
+          <w:lang w:val="de-DE"/>
+        </w:rPr>
+        <w:t>P(</w:t>
+      </w:r>
+      <w:proofErr w:type="gramEnd"/>
+      <w:r>
+        <w:rPr>
+          <w:lang w:val="de-DE"/>
+        </w:rPr>
+        <w:t>x, y) soll bedeuten, dass Agent x das Passwort von Agent y kennt. Wer wessen Passwort kennt, kann man in der folgenden Tabelle sehen. Steht im Schnittpunkt der i-</w:t>
+      </w:r>
+      <w:proofErr w:type="spellStart"/>
+      <w:r>
+        <w:rPr>
+          <w:lang w:val="de-DE"/>
+        </w:rPr>
+        <w:t>ten</w:t>
+      </w:r>
+      <w:proofErr w:type="spellEnd"/>
+      <w:r>
+        <w:rPr>
+          <w:lang w:val="de-DE"/>
+        </w:rPr>
+        <w:t xml:space="preserve"> Zeile mit der j-</w:t>
+      </w:r>
+      <w:proofErr w:type="spellStart"/>
+      <w:r>
+        <w:rPr>
+          <w:lang w:val="de-DE"/>
+        </w:rPr>
+        <w:t>ten</w:t>
+      </w:r>
+      <w:proofErr w:type="spellEnd"/>
+      <w:r>
+        <w:rPr>
+          <w:lang w:val="de-DE"/>
+        </w:rPr>
+        <w:t xml:space="preserve"> Spalte ein Kreuz, dann kennt ai das Passwort von </w:t>
+      </w:r>
+      <w:proofErr w:type="spellStart"/>
+      <w:proofErr w:type="gramStart"/>
+      <w:r>
+        <w:rPr>
+          <w:lang w:val="de-DE"/>
+        </w:rPr>
+        <w:t>aj</w:t>
+      </w:r>
+      <w:proofErr w:type="spellEnd"/>
+      <w:r>
+        <w:rPr>
+          <w:lang w:val="de-DE"/>
+        </w:rPr>
+        <w:t xml:space="preserve"> ,</w:t>
+      </w:r>
+      <w:proofErr w:type="gramEnd"/>
+      <w:r>
+        <w:rPr>
+          <w:lang w:val="de-DE"/>
+        </w:rPr>
+        <w:t xml:space="preserve"> sonst nicht.</w:t>
+      </w:r>
+    </w:p>
+    <w:p>
+      <w:pPr>
+        <w:rPr>
+          <w:lang w:val="de-DE"/>
+        </w:rPr>
+      </w:pPr>
+    </w:p>
+    <w:p>
+      <w:pPr>
+        <w:rPr>
+          <w:lang w:val="de-DE"/>
+        </w:rPr>
+      </w:pPr>
+    </w:p>
+    <w:p>
+      <w:pPr>
+        <w:rPr>
+          <w:lang w:val="de-DE"/>
+        </w:rPr>
+      </w:pPr>
+    </w:p>
+    <w:tbl>
+      <w:tblPr>
+        <w:tblStyle w:val="TableGrid"/>
+        <w:tblW w:w="0" w:type="auto"/>
+        <w:tblLook w:val="04A0" w:firstRow="1" w:lastRow="0" w:firstColumn="1" w:lastColumn="0" w:noHBand="0" w:noVBand="1"/>
+      </w:tblPr>
+      <w:tblGrid>
+        <w:gridCol w:w="1771"/>
+        <w:gridCol w:w="1771"/>
+        <w:gridCol w:w="1771"/>
+        <w:gridCol w:w="1771"/>
+        <w:gridCol w:w="1772"/>
+      </w:tblGrid>
+      <w:tr>
+        <w:tc>
+          <w:tcPr>
+            <w:tcW w:w="1771" w:type="dxa"/>
+          </w:tcPr>
+          <w:p>
+            <w:pPr>
+              <w:jc w:val="center"/>
+              <w:rPr>
+                <w:lang w:val="de-DE"/>
+              </w:rPr>
+            </w:pPr>
+          </w:p>
+        </w:tc>
+        <w:tc>
+          <w:tcPr>
+            <w:tcW w:w="1771" w:type="dxa"/>
+          </w:tcPr>
+          <w:p>
+            <w:pPr>
+              <w:jc w:val="center"/>
+              <w:rPr>
+                <w:lang w:val="de-DE"/>
+              </w:rPr>
+            </w:pPr>
+            <w:r>
+              <w:rPr>
+                <w:lang w:val="de-DE"/>
+              </w:rPr>
+              <w:t>A1</w:t>
+            </w:r>
+          </w:p>
+        </w:tc>
+        <w:tc>
+          <w:tcPr>
+            <w:tcW w:w="1771" w:type="dxa"/>
+          </w:tcPr>
+          <w:p>
+            <w:pPr>
+              <w:jc w:val="center"/>
+              <w:rPr>
+                <w:lang w:val="de-DE"/>
+              </w:rPr>
+            </w:pPr>
+            <w:r>
+              <w:rPr>
+                <w:lang w:val="de-DE"/>
+              </w:rPr>
+              <w:t>A2</w:t>
+            </w:r>
+          </w:p>
+        </w:tc>
+        <w:tc>
+          <w:tcPr>
+            <w:tcW w:w="1771" w:type="dxa"/>
+          </w:tcPr>
+          <w:p>
+            <w:pPr>
+              <w:jc w:val="center"/>
+              <w:rPr>
+                <w:lang w:val="de-DE"/>
+              </w:rPr>
+            </w:pPr>
+            <w:r>
+              <w:rPr>
+                <w:lang w:val="de-DE"/>
+              </w:rPr>
+              <w:t>A3</w:t>
+            </w:r>
+          </w:p>
+        </w:tc>
+        <w:tc>
+          <w:tcPr>
+            <w:tcW w:w="1772" w:type="dxa"/>
+          </w:tcPr>
+          <w:p>
+            <w:pPr>
+              <w:jc w:val="center"/>
+              <w:rPr>
+                <w:lang w:val="de-DE"/>
+              </w:rPr>
+            </w:pPr>
+            <w:r>
+              <w:rPr>
+                <w:lang w:val="de-DE"/>
+              </w:rPr>
+              <w:t>A4</w:t>
+            </w:r>
+          </w:p>
+        </w:tc>
+      </w:tr>
+      <w:tr>
+        <w:tc>
+          <w:tcPr>
+            <w:tcW w:w="1771" w:type="dxa"/>
+          </w:tcPr>
+          <w:p>
+            <w:pPr>
+              <w:jc w:val="center"/>
+              <w:rPr>
+                <w:lang w:val="de-DE"/>
+              </w:rPr>
+            </w:pPr>
+            <w:r>
+              <w:rPr>
+                <w:lang w:val="de-DE"/>
+              </w:rPr>
+              <w:t>A1</w:t>
+            </w:r>
+          </w:p>
+        </w:tc>
+        <w:tc>
+          <w:tcPr>
+            <w:tcW w:w="1771" w:type="dxa"/>
+          </w:tcPr>
+          <w:p>
+            <w:pPr>
+              <w:jc w:val="center"/>
+              <w:rPr>
+                <w:lang w:val="de-DE"/>
+              </w:rPr>
+            </w:pPr>
+            <w:r>
+              <w:rPr>
+                <w:lang w:val="de-DE"/>
+              </w:rPr>
+              <w:t>x</w:t>
+            </w:r>
+          </w:p>
+        </w:tc>
+        <w:tc>
+          <w:tcPr>
+            <w:tcW w:w="1771" w:type="dxa"/>
+          </w:tcPr>
+          <w:p>
+            <w:pPr>
+              <w:jc w:val="center"/>
+              <w:rPr>
+                <w:lang w:val="de-DE"/>
+              </w:rPr>
+            </w:pPr>
+            <w:r>
+              <w:rPr>
+                <w:lang w:val="de-DE"/>
+              </w:rPr>
+              <w:t>x</w:t>
+            </w:r>
+          </w:p>
+        </w:tc>
+        <w:tc>
+          <w:tcPr>
+            <w:tcW w:w="1771" w:type="dxa"/>
+          </w:tcPr>
+          <w:p>
+            <w:pPr>
+              <w:jc w:val="center"/>
+              <w:rPr>
+                <w:lang w:val="de-DE"/>
+              </w:rPr>
+            </w:pPr>
+          </w:p>
+        </w:tc>
+        <w:tc>
+          <w:tcPr>
+            <w:tcW w:w="1772" w:type="dxa"/>
+          </w:tcPr>
+          <w:p>
+            <w:pPr>
+              <w:jc w:val="center"/>
+              <w:rPr>
+                <w:lang w:val="de-DE"/>
+              </w:rPr>
+            </w:pPr>
+            <w:r>
+              <w:rPr>
+                <w:lang w:val="de-DE"/>
+              </w:rPr>
+              <w:t>x</w:t>
+            </w:r>
+          </w:p>
+        </w:tc>
+      </w:tr>
+      <w:tr>
+        <w:tc>
+          <w:tcPr>
+            <w:tcW w:w="1771" w:type="dxa"/>
+          </w:tcPr>
+          <w:p>
+            <w:pPr>
+              <w:jc w:val="center"/>
+              <w:rPr>
+                <w:lang w:val="de-DE"/>
+              </w:rPr>
+            </w:pPr>
+            <w:r>
+              <w:rPr>
+                <w:lang w:val="de-DE"/>
+              </w:rPr>
+              <w:t>A2</w:t>
+            </w:r>
+          </w:p>
+        </w:tc>
+        <w:tc>
+          <w:tcPr>
+            <w:tcW w:w="1771" w:type="dxa"/>
+          </w:tcPr>
+          <w:p>
+            <w:pPr>
+              <w:jc w:val="center"/>
+              <w:rPr>
+                <w:lang w:val="de-DE"/>
+              </w:rPr>
+            </w:pPr>
+            <w:r>
+              <w:rPr>
+                <w:lang w:val="de-DE"/>
+              </w:rPr>
+              <w:t>x</w:t>
+            </w:r>
+          </w:p>
+        </w:tc>
+        <w:tc>
+          <w:tcPr>
+            <w:tcW w:w="1771" w:type="dxa"/>
+          </w:tcPr>
+          <w:p>
+            <w:pPr>
+              <w:jc w:val="center"/>
+              <w:rPr>
+                <w:lang w:val="de-DE"/>
+              </w:rPr>
+            </w:pPr>
+          </w:p>
+        </w:tc>
+        <w:tc>
+          <w:tcPr>
+            <w:tcW w:w="1771" w:type="dxa"/>
+          </w:tcPr>
+          <w:p>
+            <w:pPr>
+              <w:jc w:val="center"/>
+              <w:rPr>
+                <w:lang w:val="de-DE"/>
+              </w:rPr>
+            </w:pPr>
+            <w:r>
+              <w:rPr>
+                <w:lang w:val="de-DE"/>
+              </w:rPr>
+              <w:t>x</w:t>
+            </w:r>
+          </w:p>
+        </w:tc>
+        <w:tc>
+          <w:tcPr>
+            <w:tcW w:w="1772" w:type="dxa"/>
+          </w:tcPr>
+          <w:p>
+            <w:pPr>
+              <w:jc w:val="center"/>
+              <w:rPr>
+                <w:lang w:val="de-DE"/>
+              </w:rPr>
+            </w:pPr>
+            <w:r>
+              <w:rPr>
+                <w:lang w:val="de-DE"/>
+              </w:rPr>
+              <w:t>x</w:t>
+            </w:r>
+          </w:p>
+        </w:tc>
+      </w:tr>
+      <w:tr>
+        <w:tc>
+          <w:tcPr>
+            <w:tcW w:w="1771" w:type="dxa"/>
+          </w:tcPr>
+          <w:p>
+            <w:pPr>
+              <w:jc w:val="center"/>
+              <w:rPr>
+                <w:lang w:val="de-DE"/>
+              </w:rPr>
+            </w:pPr>
+            <w:r>
+              <w:rPr>
+                <w:lang w:val="de-DE"/>
+              </w:rPr>
+              <w:t>A3</w:t>
+            </w:r>
+          </w:p>
+        </w:tc>
+        <w:tc>
+          <w:tcPr>
+            <w:tcW w:w="1771" w:type="dxa"/>
+          </w:tcPr>
+          <w:p>
+            <w:pPr>
+              <w:jc w:val="center"/>
+              <w:rPr>
+                <w:lang w:val="de-DE"/>
+              </w:rPr>
+            </w:pPr>
+          </w:p>
+        </w:tc>
+        <w:tc>
+          <w:tcPr>
+            <w:tcW w:w="1771" w:type="dxa"/>
+          </w:tcPr>
+          <w:p>
+            <w:pPr>
+              <w:jc w:val="center"/>
+              <w:rPr>
+                <w:lang w:val="de-DE"/>
+              </w:rPr>
+            </w:pPr>
+            <w:r>
+              <w:rPr>
+                <w:lang w:val="de-DE"/>
+              </w:rPr>
+              <w:t>x</w:t>
+            </w:r>
+          </w:p>
+        </w:tc>
+        <w:tc>
+          <w:tcPr>
+            <w:tcW w:w="1771" w:type="dxa"/>
+          </w:tcPr>
+          <w:p>
+            <w:pPr>
+              <w:jc w:val="center"/>
+              <w:rPr>
+                <w:lang w:val="de-DE"/>
+              </w:rPr>
+            </w:pPr>
+            <w:r>
+              <w:rPr>
+                <w:lang w:val="de-DE"/>
+              </w:rPr>
+              <w:t>x</w:t>
+            </w:r>
+          </w:p>
+        </w:tc>
+        <w:tc>
+          <w:tcPr>
+            <w:tcW w:w="1772" w:type="dxa"/>
+          </w:tcPr>
+          <w:p>
+            <w:pPr>
+              <w:jc w:val="center"/>
+              <w:rPr>
+                <w:lang w:val="de-DE"/>
+              </w:rPr>
+            </w:pPr>
+            <w:r>
+              <w:rPr>
+                <w:lang w:val="de-DE"/>
+              </w:rPr>
+              <w:t>x</w:t>
+            </w:r>
+          </w:p>
+        </w:tc>
+      </w:tr>
+      <w:tr>
+        <w:tc>
+          <w:tcPr>
+            <w:tcW w:w="1771" w:type="dxa"/>
+          </w:tcPr>
+          <w:p>
+            <w:pPr>
+              <w:jc w:val="center"/>
+              <w:rPr>
+                <w:lang w:val="de-DE"/>
+              </w:rPr>
+            </w:pPr>
+            <w:r>
+              <w:rPr>
+                <w:lang w:val="de-DE"/>
+              </w:rPr>
+              <w:t>A4</w:t>
+            </w:r>
+          </w:p>
+        </w:tc>
+        <w:tc>
+          <w:tcPr>
+            <w:tcW w:w="1771" w:type="dxa"/>
+          </w:tcPr>
+          <w:p>
+            <w:pPr>
+              <w:jc w:val="center"/>
+              <w:rPr>
+                <w:lang w:val="de-DE"/>
+              </w:rPr>
+            </w:pPr>
+          </w:p>
+        </w:tc>
+        <w:tc>
+          <w:tcPr>
+            <w:tcW w:w="1771" w:type="dxa"/>
+          </w:tcPr>
+          <w:p>
+            <w:pPr>
+              <w:jc w:val="center"/>
+              <w:rPr>
+                <w:lang w:val="de-DE"/>
+              </w:rPr>
+            </w:pPr>
+            <w:r>
+              <w:rPr>
+                <w:lang w:val="de-DE"/>
+              </w:rPr>
+              <w:t>x</w:t>
+            </w:r>
+          </w:p>
+        </w:tc>
+        <w:tc>
+          <w:tcPr>
+            <w:tcW w:w="1771" w:type="dxa"/>
+          </w:tcPr>
+          <w:p>
+            <w:pPr>
+              <w:jc w:val="center"/>
+              <w:rPr>
+                <w:lang w:val="de-DE"/>
+              </w:rPr>
+            </w:pPr>
+          </w:p>
+        </w:tc>
+        <w:tc>
+          <w:tcPr>
+            <w:tcW w:w="1772" w:type="dxa"/>
+          </w:tcPr>
+          <w:p>
+            <w:pPr>
+              <w:jc w:val="center"/>
+              <w:rPr>
+                <w:lang w:val="de-DE"/>
+              </w:rPr>
+            </w:pPr>
+            <w:r>
+              <w:rPr>
+                <w:lang w:val="de-DE"/>
+              </w:rPr>
+              <w:t>x</w:t>
+            </w:r>
+          </w:p>
+        </w:tc>
+      </w:tr>
+    </w:tbl>
+    <w:p>
+      <w:pPr>
+        <w:rPr>
+          <w:lang w:val="de-DE"/>
+        </w:rPr>
+      </w:pPr>
+    </w:p>
+    <w:p>
+      <w:pPr>
+        <w:rPr>
+          <w:lang w:val="de-DE"/>
+        </w:rPr>
+      </w:pPr>
+      <w:r>
+        <w:rPr>
+          <w:lang w:val="de-DE"/>
+        </w:rPr>
+        <w:t xml:space="preserve">Dieser Tabelle kann man z. B. entnehmen, dass niemand das Passwort von a2 kennt, nicht einmal a2 selbst: ¬∃x </w:t>
+      </w:r>
+      <w:proofErr w:type="gramStart"/>
+      <w:r>
+        <w:rPr>
+          <w:lang w:val="de-DE"/>
+        </w:rPr>
+        <w:t>P(</w:t>
+      </w:r>
+      <w:proofErr w:type="gramEnd"/>
+      <w:r>
+        <w:rPr>
+          <w:lang w:val="de-DE"/>
+        </w:rPr>
+        <w:t>x,</w:t>
+      </w:r>
+      <w:r>
+        <w:rPr>
+          <w:lang w:val="de-DE"/>
+        </w:rPr>
+        <w:t xml:space="preserve"> </w:t>
+      </w:r>
+      <w:r>
+        <w:rPr>
+          <w:lang w:val="de-DE"/>
+        </w:rPr>
+        <w:t>a2). Und man sieht auch, dass alle das Passwort von a4 kennen: ∀x P(</w:t>
+      </w:r>
+      <w:proofErr w:type="gramStart"/>
+      <w:r>
+        <w:rPr>
+          <w:lang w:val="de-DE"/>
+        </w:rPr>
+        <w:t>x,a</w:t>
+      </w:r>
+      <w:proofErr w:type="gramEnd"/>
+      <w:r>
+        <w:rPr>
+          <w:lang w:val="de-DE"/>
+        </w:rPr>
+        <w:t xml:space="preserve">4). Verändern Sie die Tabelle durch Hinzufügen oder Entfernen von Kreuzen so, dass ∀y ∃x </w:t>
+      </w:r>
+      <w:proofErr w:type="gramStart"/>
+      <w:r>
+        <w:rPr>
+          <w:lang w:val="de-DE"/>
+        </w:rPr>
+        <w:t>P(</w:t>
+      </w:r>
+      <w:proofErr w:type="gramEnd"/>
+      <w:r>
+        <w:rPr>
+          <w:lang w:val="de-DE"/>
+        </w:rPr>
+        <w:t xml:space="preserve">x, y) wahr ist, ∃x ∀y </w:t>
+      </w:r>
+      <w:proofErr w:type="gramStart"/>
+      <w:r>
+        <w:rPr>
+          <w:lang w:val="de-DE"/>
+        </w:rPr>
+        <w:t>P(</w:t>
+      </w:r>
+      <w:proofErr w:type="gramEnd"/>
+      <w:r>
+        <w:rPr>
+          <w:lang w:val="de-DE"/>
+        </w:rPr>
+        <w:t>x, y) aber nicht. (Und was besagen diese beiden Aussagen eigentlich, wenn man sie ins Deutsche „übersetzt“?)</w:t>
+      </w:r>
+    </w:p>
+    <w:p>
+      <w:pPr>
+        <w:rPr>
+          <w:lang w:val="de-DE"/>
+        </w:rPr>
+      </w:pPr>
+    </w:p>
+    <w:p>
+      <w:pPr>
+        <w:rPr>
+          <w:lang w:val="de-DE"/>
+        </w:rPr>
+      </w:pPr>
+      <w:r>
+        <w:rPr>
+          <w:lang w:val="de-DE"/>
+        </w:rPr>
+        <w:t xml:space="preserve">Aufgabe 1.30. </w:t>
+      </w:r>
+      <w:r>
+        <w:rPr>
+          <w:lang w:val="de-DE"/>
+        </w:rPr>
+        <w:t>Begründen Sie, dass man aus ∃x ∈ NA(x)</w:t>
+      </w:r>
+      <w:r>
+        <w:rPr>
+          <w:lang w:val="de-DE"/>
+        </w:rPr>
+        <w:t xml:space="preserve"> </w:t>
+      </w:r>
+      <w:r>
+        <w:rPr>
+          <w:lang w:val="de-DE"/>
+        </w:rPr>
+        <w:t>∧ ∃x ∈ NB(x) nicht schließen kann, dass ∃x ∈ N(A(x)∧B(x)) gilt, indem Sie Aussageformen A(x) und B(x) finden, für die diese Folgerung falsch wäre.</w:t>
+      </w:r>
+    </w:p>
+    <w:p>
+      <w:pPr>
+        <w:rPr>
+          <w:lang w:val="de-DE"/>
+        </w:rPr>
+      </w:pPr>
+      <w:r>
+        <w:rPr>
+          <w:lang w:val="de-DE"/>
+        </w:rPr>
+        <w:t xml:space="preserve">Antwort: Sei A(x): x ist gerade und B(x): x ist ungerade </w:t>
+      </w:r>
+    </w:p>
+    <w:p>
+      <w:pPr>
+        <w:rPr>
+          <w:lang w:val="de-DE"/>
+        </w:rPr>
+      </w:pPr>
+    </w:p>
+    <w:p>
+      <w:pPr>
+        <w:rPr>
+          <w:lang w:val="de-DE"/>
+        </w:rPr>
+      </w:pPr>
+      <w:r>
+        <w:rPr>
+          <w:lang w:val="de-DE"/>
+        </w:rPr>
+        <w:t xml:space="preserve">Aufgabe 1.31. </w:t>
+      </w:r>
+      <w:r>
+        <w:rPr>
+          <w:lang w:val="de-DE"/>
+        </w:rPr>
+        <w:t>Jemand behauptet, jede natürliche Zahl hätte eine ganzzahlige Quadratwurzel. Sie kontern, dass das für 2 oder 3 nicht stimmen könne, denn 1</w:t>
+      </w:r>
+      <w:r>
+        <w:rPr>
+          <w:vertAlign w:val="superscript"/>
+          <w:lang w:val="de-DE"/>
+        </w:rPr>
+        <w:t>2</w:t>
+      </w:r>
+      <w:r>
+        <w:rPr>
+          <w:lang w:val="de-DE"/>
+        </w:rPr>
+        <w:t xml:space="preserve"> sei 1, 2</w:t>
+      </w:r>
+      <w:r>
+        <w:rPr>
+          <w:vertAlign w:val="superscript"/>
+          <w:lang w:val="de-DE"/>
+        </w:rPr>
+        <w:t>2</w:t>
+      </w:r>
+      <w:r>
+        <w:rPr>
+          <w:lang w:val="de-DE"/>
+        </w:rPr>
+        <w:t xml:space="preserve"> sei 4 und alle anderen Quadrate von ganzen Zahlen seien logischerweise noch größer als 4, also würden 2 und 3 nie als Quadrate vorkommen. Begründen Sie mit Mitteln der Prädikatenlogik, warum dieses Argument ausreicht, um die ursprüngliche Aussage zu widerlegen.</w:t>
+      </w:r>
+    </w:p>
+    <w:p>
+      <w:pPr>
+        <w:rPr>
+          <w:lang w:val="de-DE"/>
+        </w:rPr>
+      </w:pPr>
+    </w:p>
+    <w:p>
+      <w:pPr>
+        <w:rPr>
+          <w:lang w:val="de-DE"/>
+        </w:rPr>
+      </w:pPr>
+      <w:r>
+        <w:rPr>
+          <w:lang w:val="de-DE"/>
+        </w:rPr>
+        <w:t>Aufgabe 1.32. Zeigen Sie mit einer Wahrheitstafel, dass die Implikation (A ⇒ B)</w:t>
+      </w:r>
+      <w:r>
+        <w:rPr>
+          <w:lang w:val="de-DE"/>
+        </w:rPr>
+        <w:t xml:space="preserve"> </w:t>
+      </w:r>
+      <w:r>
+        <w:rPr>
+          <w:lang w:val="de-DE"/>
+        </w:rPr>
+        <w:t>∧ (B ⇒</w:t>
+      </w:r>
+      <w:r>
+        <w:rPr>
+          <w:lang w:val="de-DE"/>
+        </w:rPr>
+        <w:t xml:space="preserve"> </w:t>
+      </w:r>
+      <w:r>
+        <w:rPr>
+          <w:lang w:val="de-DE"/>
+        </w:rPr>
+        <w:t>C) ⇒ (A ⇒</w:t>
+      </w:r>
+      <w:r>
+        <w:rPr>
+          <w:lang w:val="de-DE"/>
+        </w:rPr>
+        <w:t xml:space="preserve"> </w:t>
+      </w:r>
+      <w:r>
+        <w:rPr>
+          <w:lang w:val="de-DE"/>
+        </w:rPr>
+        <w:t>C) eine Tautologie ist.</w:t>
+      </w:r>
+    </w:p>
+    <w:tbl>
+      <w:tblPr>
+        <w:tblStyle w:val="TableGrid"/>
+        <w:tblW w:w="0" w:type="auto"/>
+        <w:tblLook w:val="04A0" w:firstRow="1" w:lastRow="0" w:firstColumn="1" w:lastColumn="0" w:noHBand="0" w:noVBand="1"/>
+      </w:tblPr>
+      <w:tblGrid>
+        <w:gridCol w:w="1107"/>
+        <w:gridCol w:w="1107"/>
+        <w:gridCol w:w="1107"/>
+        <w:gridCol w:w="1107"/>
+        <w:gridCol w:w="1107"/>
+        <w:gridCol w:w="1107"/>
+        <w:gridCol w:w="1107"/>
+      </w:tblGrid>
+      <w:tr>
+        <w:tc>
+          <w:tcPr>
+            <w:tcW w:w="1107" w:type="dxa"/>
+          </w:tcPr>
+          <w:p>
+            <w:pPr>
+              <w:rPr>
+                <w:lang w:val="de-DE"/>
+              </w:rPr>
+            </w:pPr>
+            <w:r>
+              <w:rPr>
+                <w:lang w:val="de-DE"/>
+              </w:rPr>
+              <w:t>A</w:t>
+            </w:r>
+          </w:p>
+        </w:tc>
+        <w:tc>
+          <w:tcPr>
+            <w:tcW w:w="1107" w:type="dxa"/>
+          </w:tcPr>
+          <w:p>
+            <w:pPr>
+              <w:rPr>
+                <w:lang w:val="de-DE"/>
+              </w:rPr>
+            </w:pPr>
+            <w:r>
+              <w:rPr>
+                <w:lang w:val="de-DE"/>
+              </w:rPr>
+              <w:t>B</w:t>
+            </w:r>
+          </w:p>
+        </w:tc>
+        <w:tc>
+          <w:tcPr>
+            <w:tcW w:w="1107" w:type="dxa"/>
+          </w:tcPr>
+          <w:p>
+            <w:pPr>
+              <w:rPr>
+                <w:lang w:val="de-DE"/>
+              </w:rPr>
+            </w:pPr>
+            <w:r>
+              <w:rPr>
+                <w:lang w:val="de-DE"/>
+              </w:rPr>
+              <w:t>C</w:t>
+            </w:r>
+          </w:p>
+        </w:tc>
+        <w:tc>
+          <w:tcPr>
+            <w:tcW w:w="1107" w:type="dxa"/>
+          </w:tcPr>
+          <w:p>
+            <w:pPr>
+              <w:rPr>
+                <w:lang w:val="de-DE"/>
+              </w:rPr>
+            </w:pPr>
+            <w:r>
+              <w:rPr>
+                <w:lang w:val="de-DE"/>
+              </w:rPr>
+              <w:t>(A ⇒ B)</w:t>
+            </w:r>
+          </w:p>
+        </w:tc>
+        <w:tc>
+          <w:tcPr>
+            <w:tcW w:w="1107" w:type="dxa"/>
+          </w:tcPr>
+          <w:p>
+            <w:pPr>
+              <w:rPr>
+                <w:lang w:val="de-DE"/>
+              </w:rPr>
+            </w:pPr>
+            <w:r>
+              <w:rPr>
+                <w:lang w:val="de-DE"/>
+              </w:rPr>
+              <w:t>(B ⇒</w:t>
+            </w:r>
+            <w:r>
+              <w:rPr>
+                <w:lang w:val="de-DE"/>
+              </w:rPr>
+              <w:t xml:space="preserve"> </w:t>
+            </w:r>
+            <w:r>
+              <w:rPr>
+                <w:lang w:val="de-DE"/>
+              </w:rPr>
+              <w:t>C)</w:t>
+            </w:r>
+          </w:p>
+        </w:tc>
+        <w:tc>
+          <w:tcPr>
+            <w:tcW w:w="1107" w:type="dxa"/>
+          </w:tcPr>
+          <w:p>
+            <w:pPr>
+              <w:rPr>
+                <w:lang w:val="de-DE"/>
+              </w:rPr>
+            </w:pPr>
+            <w:r>
+              <w:rPr>
+                <w:lang w:val="de-DE"/>
+              </w:rPr>
+              <w:t>(A ⇒</w:t>
+            </w:r>
+            <w:r>
+              <w:rPr>
+                <w:lang w:val="de-DE"/>
+              </w:rPr>
+              <w:t xml:space="preserve"> </w:t>
+            </w:r>
+            <w:r>
+              <w:rPr>
+                <w:lang w:val="de-DE"/>
+              </w:rPr>
+              <w:t>C)</w:t>
+            </w:r>
+          </w:p>
+        </w:tc>
+        <w:tc>
+          <w:tcPr>
+            <w:tcW w:w="1107" w:type="dxa"/>
+          </w:tcPr>
+          <w:p>
+            <w:pPr>
+              <w:rPr>
+                <w:lang w:val="de-DE"/>
+              </w:rPr>
+            </w:pPr>
+            <w:r>
+              <w:rPr>
+                <w:lang w:val="de-DE"/>
+              </w:rPr>
+              <w:t>S</w:t>
+            </w:r>
+          </w:p>
+        </w:tc>
+      </w:tr>
+      <w:tr>
+        <w:tc>
+          <w:tcPr>
+            <w:tcW w:w="1107" w:type="dxa"/>
+          </w:tcPr>
+          <w:p>
+            <w:pPr>
+              <w:rPr>
+                <w:lang w:val="de-DE"/>
+              </w:rPr>
+            </w:pPr>
+            <w:r>
+              <w:rPr>
+                <w:lang w:val="de-DE"/>
+              </w:rPr>
+              <w:t>0</w:t>
+            </w:r>
+          </w:p>
+        </w:tc>
+        <w:tc>
+          <w:tcPr>
+            <w:tcW w:w="1107" w:type="dxa"/>
+          </w:tcPr>
+          <w:p>
+            <w:pPr>
+              <w:rPr>
+                <w:lang w:val="de-DE"/>
+              </w:rPr>
+            </w:pPr>
+            <w:r>
+              <w:rPr>
+                <w:lang w:val="de-DE"/>
+              </w:rPr>
+              <w:t>0</w:t>
+            </w:r>
+          </w:p>
+        </w:tc>
+        <w:tc>
+          <w:tcPr>
+            <w:tcW w:w="1107" w:type="dxa"/>
+          </w:tcPr>
+          <w:p>
+            <w:pPr>
+              <w:rPr>
+                <w:lang w:val="de-DE"/>
+              </w:rPr>
+            </w:pPr>
+            <w:r>
+              <w:rPr>
+                <w:lang w:val="de-DE"/>
+              </w:rPr>
+              <w:t>0</w:t>
+            </w:r>
+          </w:p>
+        </w:tc>
+        <w:tc>
+          <w:tcPr>
+            <w:tcW w:w="1107" w:type="dxa"/>
+          </w:tcPr>
+          <w:p>
+            <w:pPr>
+              <w:rPr>
+                <w:lang w:val="de-DE"/>
+              </w:rPr>
+            </w:pPr>
+            <w:r>
+              <w:rPr>
+                <w:lang w:val="de-DE"/>
+              </w:rPr>
+              <w:t>1</w:t>
+            </w:r>
+          </w:p>
+        </w:tc>
+        <w:tc>
+          <w:tcPr>
+            <w:tcW w:w="1107" w:type="dxa"/>
+          </w:tcPr>
+          <w:p>
+            <w:pPr>
+              <w:rPr>
+                <w:lang w:val="de-DE"/>
+              </w:rPr>
+            </w:pPr>
+            <w:r>
+              <w:rPr>
+                <w:lang w:val="de-DE"/>
+              </w:rPr>
+              <w:t>1</w:t>
+            </w:r>
+          </w:p>
+        </w:tc>
+        <w:tc>
+          <w:tcPr>
+            <w:tcW w:w="1107" w:type="dxa"/>
+          </w:tcPr>
+          <w:p>
+            <w:pPr>
+              <w:rPr>
+                <w:lang w:val="de-DE"/>
+              </w:rPr>
+            </w:pPr>
+            <w:r>
+              <w:rPr>
+                <w:lang w:val="de-DE"/>
+              </w:rPr>
+              <w:t>1</w:t>
+            </w:r>
+          </w:p>
+        </w:tc>
+        <w:tc>
+          <w:tcPr>
+            <w:tcW w:w="1107" w:type="dxa"/>
+          </w:tcPr>
+          <w:p>
+            <w:pPr>
+              <w:rPr>
+                <w:lang w:val="de-DE"/>
+              </w:rPr>
+            </w:pPr>
+            <w:r>
+              <w:rPr>
+                <w:lang w:val="de-DE"/>
+              </w:rPr>
+              <w:t>1</w:t>
+            </w:r>
+          </w:p>
+        </w:tc>
+      </w:tr>
+      <w:tr>
+        <w:tc>
+          <w:tcPr>
+            <w:tcW w:w="1107" w:type="dxa"/>
+          </w:tcPr>
+          <w:p>
+            <w:pPr>
+              <w:rPr>
+                <w:lang w:val="de-DE"/>
+              </w:rPr>
+            </w:pPr>
+            <w:r>
+              <w:rPr>
+                <w:lang w:val="de-DE"/>
+              </w:rPr>
+              <w:t>1</w:t>
+            </w:r>
+          </w:p>
+        </w:tc>
+        <w:tc>
+          <w:tcPr>
+            <w:tcW w:w="1107" w:type="dxa"/>
+          </w:tcPr>
+          <w:p>
+            <w:pPr>
+              <w:rPr>
+                <w:lang w:val="de-DE"/>
+              </w:rPr>
+            </w:pPr>
+            <w:r>
+              <w:rPr>
+                <w:lang w:val="de-DE"/>
+              </w:rPr>
+              <w:t>0</w:t>
+            </w:r>
+          </w:p>
+        </w:tc>
+        <w:tc>
+          <w:tcPr>
+            <w:tcW w:w="1107" w:type="dxa"/>
+          </w:tcPr>
+          <w:p>
+            <w:pPr>
+              <w:rPr>
+                <w:lang w:val="de-DE"/>
+              </w:rPr>
+            </w:pPr>
+            <w:r>
+              <w:rPr>
+                <w:lang w:val="de-DE"/>
+              </w:rPr>
+              <w:t>0</w:t>
+            </w:r>
+          </w:p>
+        </w:tc>
+        <w:tc>
+          <w:tcPr>
+            <w:tcW w:w="1107" w:type="dxa"/>
+          </w:tcPr>
+          <w:p>
+            <w:pPr>
+              <w:rPr>
+                <w:lang w:val="de-DE"/>
+              </w:rPr>
+            </w:pPr>
+            <w:r>
+              <w:rPr>
+                <w:lang w:val="de-DE"/>
+              </w:rPr>
+              <w:t>0</w:t>
+            </w:r>
+          </w:p>
+        </w:tc>
+        <w:tc>
+          <w:tcPr>
+            <w:tcW w:w="1107" w:type="dxa"/>
+          </w:tcPr>
+          <w:p>
+            <w:pPr>
+              <w:rPr>
+                <w:lang w:val="de-DE"/>
+              </w:rPr>
+            </w:pPr>
+            <w:r>
+              <w:rPr>
+                <w:lang w:val="de-DE"/>
+              </w:rPr>
+              <w:t>1</w:t>
+            </w:r>
+          </w:p>
+        </w:tc>
+        <w:tc>
+          <w:tcPr>
+            <w:tcW w:w="1107" w:type="dxa"/>
+          </w:tcPr>
+          <w:p>
+            <w:pPr>
+              <w:rPr>
+                <w:lang w:val="de-DE"/>
+              </w:rPr>
+            </w:pPr>
+            <w:r>
+              <w:rPr>
+                <w:lang w:val="de-DE"/>
+              </w:rPr>
+              <w:t>0</w:t>
+            </w:r>
+          </w:p>
+        </w:tc>
+        <w:tc>
+          <w:tcPr>
+            <w:tcW w:w="1107" w:type="dxa"/>
+          </w:tcPr>
+          <w:p>
+            <w:pPr>
+              <w:rPr>
+                <w:lang w:val="de-DE"/>
+              </w:rPr>
+            </w:pPr>
+            <w:r>
+              <w:rPr>
+                <w:lang w:val="de-DE"/>
+              </w:rPr>
+              <w:t>1</w:t>
+            </w:r>
+          </w:p>
+        </w:tc>
+      </w:tr>
+      <w:tr>
+        <w:tc>
+          <w:tcPr>
+            <w:tcW w:w="1107" w:type="dxa"/>
+          </w:tcPr>
+          <w:p>
+            <w:pPr>
+              <w:rPr>
+                <w:lang w:val="de-DE"/>
+              </w:rPr>
+            </w:pPr>
+            <w:r>
+              <w:rPr>
+                <w:lang w:val="de-DE"/>
+              </w:rPr>
+              <w:t>0</w:t>
+            </w:r>
+          </w:p>
+        </w:tc>
+        <w:tc>
+          <w:tcPr>
+            <w:tcW w:w="1107" w:type="dxa"/>
+          </w:tcPr>
+          <w:p>
+            <w:pPr>
+              <w:rPr>
+                <w:lang w:val="de-DE"/>
+              </w:rPr>
+            </w:pPr>
+            <w:r>
+              <w:rPr>
+                <w:lang w:val="de-DE"/>
+              </w:rPr>
+              <w:t>1</w:t>
+            </w:r>
+          </w:p>
+        </w:tc>
+        <w:tc>
+          <w:tcPr>
+            <w:tcW w:w="1107" w:type="dxa"/>
+          </w:tcPr>
+          <w:p>
+            <w:pPr>
+              <w:rPr>
+                <w:lang w:val="de-DE"/>
+              </w:rPr>
+            </w:pPr>
+            <w:r>
+              <w:rPr>
+                <w:lang w:val="de-DE"/>
+              </w:rPr>
+              <w:t>0</w:t>
+            </w:r>
+          </w:p>
+        </w:tc>
+        <w:tc>
+          <w:tcPr>
+            <w:tcW w:w="1107" w:type="dxa"/>
+          </w:tcPr>
+          <w:p>
+            <w:pPr>
+              <w:rPr>
+                <w:lang w:val="de-DE"/>
+              </w:rPr>
+            </w:pPr>
+            <w:r>
+              <w:rPr>
+                <w:lang w:val="de-DE"/>
+              </w:rPr>
+              <w:t>1</w:t>
+            </w:r>
+          </w:p>
+        </w:tc>
+        <w:tc>
+          <w:tcPr>
+            <w:tcW w:w="1107" w:type="dxa"/>
+          </w:tcPr>
+          <w:p>
+            <w:pPr>
+              <w:rPr>
+                <w:lang w:val="de-DE"/>
+              </w:rPr>
+            </w:pPr>
+            <w:r>
+              <w:rPr>
+                <w:lang w:val="de-DE"/>
+              </w:rPr>
+              <w:t>0</w:t>
+            </w:r>
+          </w:p>
+        </w:tc>
+        <w:tc>
+          <w:tcPr>
+            <w:tcW w:w="1107" w:type="dxa"/>
+          </w:tcPr>
+          <w:p>
+            <w:pPr>
+              <w:rPr>
+                <w:lang w:val="de-DE"/>
+              </w:rPr>
+            </w:pPr>
+            <w:r>
+              <w:rPr>
+                <w:lang w:val="de-DE"/>
+              </w:rPr>
+              <w:t>1</w:t>
+            </w:r>
+          </w:p>
+        </w:tc>
+        <w:tc>
+          <w:tcPr>
+            <w:tcW w:w="1107" w:type="dxa"/>
+          </w:tcPr>
+          <w:p>
+            <w:pPr>
+              <w:rPr>
+                <w:lang w:val="de-DE"/>
+              </w:rPr>
+            </w:pPr>
+            <w:r>
+              <w:rPr>
+                <w:lang w:val="de-DE"/>
+              </w:rPr>
+              <w:t>1</w:t>
+            </w:r>
+          </w:p>
+        </w:tc>
+      </w:tr>
+      <w:tr>
+        <w:tc>
+          <w:tcPr>
+            <w:tcW w:w="1107" w:type="dxa"/>
+          </w:tcPr>
+          <w:p>
+            <w:pPr>
+              <w:rPr>
+                <w:lang w:val="de-DE"/>
+              </w:rPr>
+            </w:pPr>
+            <w:r>
+              <w:rPr>
+                <w:lang w:val="de-DE"/>
+              </w:rPr>
+              <w:t>0</w:t>
+            </w:r>
+          </w:p>
+        </w:tc>
+        <w:tc>
+          <w:tcPr>
+            <w:tcW w:w="1107" w:type="dxa"/>
+          </w:tcPr>
+          <w:p>
+            <w:pPr>
+              <w:rPr>
+                <w:lang w:val="de-DE"/>
+              </w:rPr>
+            </w:pPr>
+            <w:r>
+              <w:rPr>
+                <w:lang w:val="de-DE"/>
+              </w:rPr>
+              <w:t>0</w:t>
+            </w:r>
+          </w:p>
+        </w:tc>
+        <w:tc>
+          <w:tcPr>
+            <w:tcW w:w="1107" w:type="dxa"/>
+          </w:tcPr>
+          <w:p>
+            <w:pPr>
+              <w:rPr>
+                <w:lang w:val="de-DE"/>
+              </w:rPr>
+            </w:pPr>
+            <w:r>
+              <w:rPr>
+                <w:lang w:val="de-DE"/>
+              </w:rPr>
+              <w:t>1</w:t>
+            </w:r>
+          </w:p>
+        </w:tc>
+        <w:tc>
+          <w:tcPr>
+            <w:tcW w:w="1107" w:type="dxa"/>
+          </w:tcPr>
+          <w:p>
+            <w:pPr>
+              <w:rPr>
+                <w:lang w:val="de-DE"/>
+              </w:rPr>
+            </w:pPr>
+            <w:r>
+              <w:rPr>
+                <w:lang w:val="de-DE"/>
+              </w:rPr>
+              <w:t>1</w:t>
+            </w:r>
+          </w:p>
+        </w:tc>
+        <w:tc>
+          <w:tcPr>
+            <w:tcW w:w="1107" w:type="dxa"/>
+          </w:tcPr>
+          <w:p>
+            <w:pPr>
+              <w:rPr>
+                <w:lang w:val="de-DE"/>
+              </w:rPr>
+            </w:pPr>
+            <w:r>
+              <w:rPr>
+                <w:lang w:val="de-DE"/>
+              </w:rPr>
+              <w:t>1</w:t>
+            </w:r>
+          </w:p>
+        </w:tc>
+        <w:tc>
+          <w:tcPr>
+            <w:tcW w:w="1107" w:type="dxa"/>
+          </w:tcPr>
+          <w:p>
+            <w:pPr>
+              <w:rPr>
+                <w:lang w:val="de-DE"/>
+              </w:rPr>
+            </w:pPr>
+            <w:r>
+              <w:rPr>
+                <w:lang w:val="de-DE"/>
+              </w:rPr>
+              <w:t>1</w:t>
+            </w:r>
+          </w:p>
+        </w:tc>
+        <w:tc>
+          <w:tcPr>
+            <w:tcW w:w="1107" w:type="dxa"/>
+          </w:tcPr>
+          <w:p>
+            <w:pPr>
+              <w:rPr>
+                <w:lang w:val="de-DE"/>
+              </w:rPr>
+            </w:pPr>
+            <w:r>
+              <w:rPr>
+                <w:lang w:val="de-DE"/>
+              </w:rPr>
+              <w:t>1</w:t>
+            </w:r>
+          </w:p>
+        </w:tc>
+      </w:tr>
+      <w:tr>
+        <w:tc>
+          <w:tcPr>
+            <w:tcW w:w="1107" w:type="dxa"/>
+          </w:tcPr>
+          <w:p>
+            <w:pPr>
+              <w:rPr>
+                <w:lang w:val="de-DE"/>
+              </w:rPr>
+            </w:pPr>
+            <w:r>
+              <w:rPr>
+                <w:lang w:val="de-DE"/>
+              </w:rPr>
+              <w:t>1</w:t>
+            </w:r>
+          </w:p>
+        </w:tc>
+        <w:tc>
+          <w:tcPr>
+            <w:tcW w:w="1107" w:type="dxa"/>
+          </w:tcPr>
+          <w:p>
+            <w:pPr>
+              <w:rPr>
+                <w:lang w:val="de-DE"/>
+              </w:rPr>
+            </w:pPr>
+            <w:r>
+              <w:rPr>
+                <w:lang w:val="de-DE"/>
+              </w:rPr>
+              <w:t>1</w:t>
+            </w:r>
+          </w:p>
+        </w:tc>
+        <w:tc>
+          <w:tcPr>
+            <w:tcW w:w="1107" w:type="dxa"/>
+          </w:tcPr>
+          <w:p>
+            <w:pPr>
+              <w:rPr>
+                <w:lang w:val="de-DE"/>
+              </w:rPr>
+            </w:pPr>
+            <w:r>
+              <w:rPr>
+                <w:lang w:val="de-DE"/>
+              </w:rPr>
+              <w:t>0</w:t>
+            </w:r>
+          </w:p>
+        </w:tc>
+        <w:tc>
+          <w:tcPr>
+            <w:tcW w:w="1107" w:type="dxa"/>
+          </w:tcPr>
+          <w:p>
+            <w:pPr>
+              <w:rPr>
+                <w:lang w:val="de-DE"/>
+              </w:rPr>
+            </w:pPr>
+            <w:r>
+              <w:rPr>
+                <w:lang w:val="de-DE"/>
+              </w:rPr>
+              <w:t>1</w:t>
+            </w:r>
+          </w:p>
+        </w:tc>
+        <w:tc>
+          <w:tcPr>
+            <w:tcW w:w="1107" w:type="dxa"/>
+          </w:tcPr>
+          <w:p>
+            <w:pPr>
+              <w:rPr>
+                <w:lang w:val="de-DE"/>
+              </w:rPr>
+            </w:pPr>
+            <w:r>
+              <w:rPr>
+                <w:lang w:val="de-DE"/>
+              </w:rPr>
+              <w:t>0</w:t>
+            </w:r>
+          </w:p>
+        </w:tc>
+        <w:tc>
+          <w:tcPr>
+            <w:tcW w:w="1107" w:type="dxa"/>
+          </w:tcPr>
+          <w:p>
+            <w:pPr>
+              <w:rPr>
+                <w:lang w:val="de-DE"/>
+              </w:rPr>
+            </w:pPr>
+            <w:r>
+              <w:rPr>
+                <w:lang w:val="de-DE"/>
+              </w:rPr>
+              <w:t>0</w:t>
+            </w:r>
+          </w:p>
+        </w:tc>
+        <w:tc>
+          <w:tcPr>
+            <w:tcW w:w="1107" w:type="dxa"/>
+          </w:tcPr>
+          <w:p>
+            <w:pPr>
+              <w:rPr>
+                <w:lang w:val="de-DE"/>
+              </w:rPr>
+            </w:pPr>
+            <w:r>
+              <w:rPr>
+                <w:lang w:val="de-DE"/>
+              </w:rPr>
+              <w:t>1</w:t>
+            </w:r>
+          </w:p>
+        </w:tc>
+      </w:tr>
+      <w:tr>
+        <w:tc>
+          <w:tcPr>
+            <w:tcW w:w="1107" w:type="dxa"/>
+          </w:tcPr>
+          <w:p>
+            <w:pPr>
+              <w:rPr>
+                <w:lang w:val="de-DE"/>
+              </w:rPr>
+            </w:pPr>
+            <w:r>
+              <w:rPr>
+                <w:lang w:val="de-DE"/>
+              </w:rPr>
+              <w:t>1</w:t>
+            </w:r>
+          </w:p>
+        </w:tc>
+        <w:tc>
+          <w:tcPr>
+            <w:tcW w:w="1107" w:type="dxa"/>
+          </w:tcPr>
+          <w:p>
+            <w:pPr>
+              <w:rPr>
+                <w:lang w:val="de-DE"/>
+              </w:rPr>
+            </w:pPr>
+            <w:r>
+              <w:rPr>
+                <w:lang w:val="de-DE"/>
+              </w:rPr>
+              <w:t>0</w:t>
+            </w:r>
+          </w:p>
+        </w:tc>
+        <w:tc>
+          <w:tcPr>
+            <w:tcW w:w="1107" w:type="dxa"/>
+          </w:tcPr>
+          <w:p>
+            <w:pPr>
+              <w:rPr>
+                <w:lang w:val="de-DE"/>
+              </w:rPr>
+            </w:pPr>
+            <w:r>
+              <w:rPr>
+                <w:lang w:val="de-DE"/>
+              </w:rPr>
+              <w:t>1</w:t>
+            </w:r>
+          </w:p>
+        </w:tc>
+        <w:tc>
+          <w:tcPr>
+            <w:tcW w:w="1107" w:type="dxa"/>
+          </w:tcPr>
+          <w:p>
+            <w:pPr>
+              <w:rPr>
+                <w:lang w:val="de-DE"/>
+              </w:rPr>
+            </w:pPr>
+            <w:r>
+              <w:rPr>
+                <w:lang w:val="de-DE"/>
+              </w:rPr>
+              <w:t>0</w:t>
+            </w:r>
+          </w:p>
+        </w:tc>
+        <w:tc>
+          <w:tcPr>
+            <w:tcW w:w="1107" w:type="dxa"/>
+          </w:tcPr>
+          <w:p>
+            <w:pPr>
+              <w:rPr>
+                <w:lang w:val="de-DE"/>
+              </w:rPr>
+            </w:pPr>
+            <w:r>
+              <w:rPr>
+                <w:lang w:val="de-DE"/>
+              </w:rPr>
+              <w:t>1</w:t>
+            </w:r>
+          </w:p>
+        </w:tc>
+        <w:tc>
+          <w:tcPr>
+            <w:tcW w:w="1107" w:type="dxa"/>
+          </w:tcPr>
+          <w:p>
+            <w:pPr>
+              <w:rPr>
+                <w:lang w:val="de-DE"/>
+              </w:rPr>
+            </w:pPr>
+            <w:r>
+              <w:rPr>
+                <w:lang w:val="de-DE"/>
+              </w:rPr>
+              <w:t>1</w:t>
+            </w:r>
+          </w:p>
+        </w:tc>
+        <w:tc>
+          <w:tcPr>
+            <w:tcW w:w="1107" w:type="dxa"/>
+          </w:tcPr>
+          <w:p>
+            <w:pPr>
+              <w:rPr>
+                <w:lang w:val="de-DE"/>
+              </w:rPr>
+            </w:pPr>
+            <w:r>
+              <w:rPr>
+                <w:lang w:val="de-DE"/>
+              </w:rPr>
+              <w:t>1</w:t>
+            </w:r>
+          </w:p>
+        </w:tc>
+      </w:tr>
+      <w:tr>
+        <w:tc>
+          <w:tcPr>
+            <w:tcW w:w="1107" w:type="dxa"/>
+          </w:tcPr>
+          <w:p>
+            <w:pPr>
+              <w:rPr>
+                <w:lang w:val="de-DE"/>
+              </w:rPr>
+            </w:pPr>
+            <w:r>
+              <w:rPr>
+                <w:lang w:val="de-DE"/>
+              </w:rPr>
+              <w:t>0</w:t>
+            </w:r>
+          </w:p>
+        </w:tc>
+        <w:tc>
+          <w:tcPr>
+            <w:tcW w:w="1107" w:type="dxa"/>
+          </w:tcPr>
+          <w:p>
+            <w:pPr>
+              <w:rPr>
+                <w:lang w:val="de-DE"/>
+              </w:rPr>
+            </w:pPr>
+            <w:r>
+              <w:rPr>
+                <w:lang w:val="de-DE"/>
+              </w:rPr>
+              <w:t>1</w:t>
+            </w:r>
+          </w:p>
+        </w:tc>
+        <w:tc>
+          <w:tcPr>
+            <w:tcW w:w="1107" w:type="dxa"/>
+          </w:tcPr>
+          <w:p>
+            <w:pPr>
+              <w:rPr>
+                <w:lang w:val="de-DE"/>
+              </w:rPr>
+            </w:pPr>
+            <w:r>
+              <w:rPr>
+                <w:lang w:val="de-DE"/>
+              </w:rPr>
+              <w:t>1</w:t>
+            </w:r>
+          </w:p>
+        </w:tc>
+        <w:tc>
+          <w:tcPr>
+            <w:tcW w:w="1107" w:type="dxa"/>
+          </w:tcPr>
+          <w:p>
+            <w:pPr>
+              <w:rPr>
+                <w:lang w:val="de-DE"/>
+              </w:rPr>
+            </w:pPr>
+            <w:r>
+              <w:rPr>
+                <w:lang w:val="de-DE"/>
+              </w:rPr>
+              <w:t>1</w:t>
+            </w:r>
+          </w:p>
+        </w:tc>
+        <w:tc>
+          <w:tcPr>
+            <w:tcW w:w="1107" w:type="dxa"/>
+          </w:tcPr>
+          <w:p>
+            <w:pPr>
+              <w:rPr>
+                <w:lang w:val="de-DE"/>
+              </w:rPr>
+            </w:pPr>
+            <w:r>
+              <w:rPr>
+                <w:lang w:val="de-DE"/>
+              </w:rPr>
+              <w:t>1</w:t>
+            </w:r>
+          </w:p>
+        </w:tc>
+        <w:tc>
+          <w:tcPr>
+            <w:tcW w:w="1107" w:type="dxa"/>
+          </w:tcPr>
+          <w:p>
+            <w:pPr>
+              <w:rPr>
+                <w:lang w:val="de-DE"/>
+              </w:rPr>
+            </w:pPr>
+            <w:r>
+              <w:rPr>
+                <w:lang w:val="de-DE"/>
+              </w:rPr>
+              <w:t>1</w:t>
+            </w:r>
+          </w:p>
+        </w:tc>
+        <w:tc>
+          <w:tcPr>
+            <w:tcW w:w="1107" w:type="dxa"/>
+          </w:tcPr>
+          <w:p>
+            <w:pPr>
+              <w:rPr>
+                <w:lang w:val="de-DE"/>
+              </w:rPr>
+            </w:pPr>
+            <w:r>
+              <w:rPr>
+                <w:lang w:val="de-DE"/>
+              </w:rPr>
+              <w:t>1</w:t>
+            </w:r>
+          </w:p>
+        </w:tc>
+      </w:tr>
+      <w:tr>
+        <w:tc>
+          <w:tcPr>
+            <w:tcW w:w="1107" w:type="dxa"/>
+          </w:tcPr>
+          <w:p>
+            <w:pPr>
+              <w:rPr>
+                <w:lang w:val="de-DE"/>
+              </w:rPr>
+            </w:pPr>
+            <w:r>
+              <w:rPr>
+                <w:lang w:val="de-DE"/>
+              </w:rPr>
+              <w:t>1</w:t>
+            </w:r>
+          </w:p>
+        </w:tc>
+        <w:tc>
+          <w:tcPr>
+            <w:tcW w:w="1107" w:type="dxa"/>
+          </w:tcPr>
+          <w:p>
+            <w:pPr>
+              <w:rPr>
+                <w:lang w:val="de-DE"/>
+              </w:rPr>
+            </w:pPr>
+            <w:r>
+              <w:rPr>
+                <w:lang w:val="de-DE"/>
+              </w:rPr>
+              <w:t>1</w:t>
+            </w:r>
+          </w:p>
+        </w:tc>
+        <w:tc>
+          <w:tcPr>
+            <w:tcW w:w="1107" w:type="dxa"/>
+          </w:tcPr>
+          <w:p>
+            <w:pPr>
+              <w:rPr>
+                <w:lang w:val="de-DE"/>
+              </w:rPr>
+            </w:pPr>
+            <w:r>
+              <w:rPr>
+                <w:lang w:val="de-DE"/>
+              </w:rPr>
+              <w:t>1</w:t>
+            </w:r>
+          </w:p>
+        </w:tc>
+        <w:tc>
+          <w:tcPr>
+            <w:tcW w:w="1107" w:type="dxa"/>
+          </w:tcPr>
+          <w:p>
+            <w:pPr>
+              <w:rPr>
+                <w:lang w:val="de-DE"/>
+              </w:rPr>
+            </w:pPr>
+            <w:r>
+              <w:rPr>
+                <w:lang w:val="de-DE"/>
+              </w:rPr>
+              <w:t>1</w:t>
+            </w:r>
+          </w:p>
+        </w:tc>
+        <w:tc>
+          <w:tcPr>
+            <w:tcW w:w="1107" w:type="dxa"/>
+          </w:tcPr>
+          <w:p>
+            <w:pPr>
+              <w:rPr>
+                <w:lang w:val="de-DE"/>
+              </w:rPr>
+            </w:pPr>
+            <w:r>
+              <w:rPr>
+                <w:lang w:val="de-DE"/>
+              </w:rPr>
+              <w:t>1</w:t>
+            </w:r>
+          </w:p>
+        </w:tc>
+        <w:tc>
+          <w:tcPr>
+            <w:tcW w:w="1107" w:type="dxa"/>
+          </w:tcPr>
+          <w:p>
+            <w:pPr>
+              <w:rPr>
+                <w:lang w:val="de-DE"/>
+              </w:rPr>
+            </w:pPr>
+            <w:r>
+              <w:rPr>
+                <w:lang w:val="de-DE"/>
+              </w:rPr>
+              <w:t>1</w:t>
+            </w:r>
+          </w:p>
+        </w:tc>
+        <w:tc>
+          <w:tcPr>
+            <w:tcW w:w="1107" w:type="dxa"/>
+          </w:tcPr>
+          <w:p>
+            <w:pPr>
+              <w:rPr>
+                <w:lang w:val="de-DE"/>
+              </w:rPr>
+            </w:pPr>
+            <w:r>
+              <w:rPr>
+                <w:lang w:val="de-DE"/>
+              </w:rPr>
+              <w:t>1</w:t>
+            </w:r>
+          </w:p>
+        </w:tc>
+      </w:tr>
+    </w:tbl>
+    <w:p>
+      <w:pPr>
+        <w:rPr>
+          <w:lang w:val="de-DE"/>
+        </w:rPr>
+      </w:pPr>
+    </w:p>
+    <w:p>
+      <w:pPr>
+        <w:rPr>
+          <w:lang w:val="de-DE"/>
+        </w:rPr>
+      </w:pPr>
+      <w:r>
+        <w:rPr>
+          <w:lang w:val="de-DE"/>
+        </w:rPr>
+        <w:t>Aufgabe 1.33. Was waren in diesem Fall A und B?</w:t>
+      </w:r>
+    </w:p>
+    <w:p>
+      <w:pPr>
+        <w:rPr>
+          <w:lang w:val="de-DE"/>
+        </w:rPr>
+      </w:pPr>
+      <w:r>
+        <w:rPr>
+          <w:lang w:val="de-DE"/>
+        </w:rPr>
+        <w:t>Aufgabe 1.34. Überprüfen Sie, dass (¬A ⇒ B ∧¬B) ⇒ A eine Tautologie ist.</w:t>
+      </w:r>
     </w:p>
     <w:sectPr>
       <w:pgSz w:w="12240" w:h="15840"/>
@@ -8560,6 +14004,95 @@
     </w:lvl>
   </w:abstractNum>
   <w:abstractNum w:abstractNumId="9" w15:restartNumberingAfterBreak="0">
+    <w:nsid w:val="0F8C1DD2"/>
+    <w:multiLevelType w:val="hybridMultilevel"/>
+    <w:tmpl w:val="108ACB8E"/>
+    <w:lvl w:ilvl="0" w:tplc="2C6A575E">
+      <w:start w:val="1"/>
+      <w:numFmt w:val="lowerRoman"/>
+      <w:lvlText w:val="(%1)"/>
+      <w:lvlJc w:val="left"/>
+      <w:pPr>
+        <w:ind w:left="1080" w:hanging="720"/>
+      </w:pPr>
+      <w:rPr>
+        <w:rFonts w:hint="default"/>
+      </w:rPr>
+    </w:lvl>
+    <w:lvl w:ilvl="1" w:tplc="20000019" w:tentative="1">
+      <w:start w:val="1"/>
+      <w:numFmt w:val="lowerLetter"/>
+      <w:lvlText w:val="%2."/>
+      <w:lvlJc w:val="left"/>
+      <w:pPr>
+        <w:ind w:left="1440" w:hanging="360"/>
+      </w:pPr>
+    </w:lvl>
+    <w:lvl w:ilvl="2" w:tplc="2000001B" w:tentative="1">
+      <w:start w:val="1"/>
+      <w:numFmt w:val="lowerRoman"/>
+      <w:lvlText w:val="%3."/>
+      <w:lvlJc w:val="right"/>
+      <w:pPr>
+        <w:ind w:left="2160" w:hanging="180"/>
+      </w:pPr>
+    </w:lvl>
+    <w:lvl w:ilvl="3" w:tplc="2000000F" w:tentative="1">
+      <w:start w:val="1"/>
+      <w:numFmt w:val="decimal"/>
+      <w:lvlText w:val="%4."/>
+      <w:lvlJc w:val="left"/>
+      <w:pPr>
+        <w:ind w:left="2880" w:hanging="360"/>
+      </w:pPr>
+    </w:lvl>
+    <w:lvl w:ilvl="4" w:tplc="20000019" w:tentative="1">
+      <w:start w:val="1"/>
+      <w:numFmt w:val="lowerLetter"/>
+      <w:lvlText w:val="%5."/>
+      <w:lvlJc w:val="left"/>
+      <w:pPr>
+        <w:ind w:left="3600" w:hanging="360"/>
+      </w:pPr>
+    </w:lvl>
+    <w:lvl w:ilvl="5" w:tplc="2000001B" w:tentative="1">
+      <w:start w:val="1"/>
+      <w:numFmt w:val="lowerRoman"/>
+      <w:lvlText w:val="%6."/>
+      <w:lvlJc w:val="right"/>
+      <w:pPr>
+        <w:ind w:left="4320" w:hanging="180"/>
+      </w:pPr>
+    </w:lvl>
+    <w:lvl w:ilvl="6" w:tplc="2000000F" w:tentative="1">
+      <w:start w:val="1"/>
+      <w:numFmt w:val="decimal"/>
+      <w:lvlText w:val="%7."/>
+      <w:lvlJc w:val="left"/>
+      <w:pPr>
+        <w:ind w:left="5040" w:hanging="360"/>
+      </w:pPr>
+    </w:lvl>
+    <w:lvl w:ilvl="7" w:tplc="20000019" w:tentative="1">
+      <w:start w:val="1"/>
+      <w:numFmt w:val="lowerLetter"/>
+      <w:lvlText w:val="%8."/>
+      <w:lvlJc w:val="left"/>
+      <w:pPr>
+        <w:ind w:left="5760" w:hanging="360"/>
+      </w:pPr>
+    </w:lvl>
+    <w:lvl w:ilvl="8" w:tplc="2000001B" w:tentative="1">
+      <w:start w:val="1"/>
+      <w:numFmt w:val="lowerRoman"/>
+      <w:lvlText w:val="%9."/>
+      <w:lvlJc w:val="right"/>
+      <w:pPr>
+        <w:ind w:left="6480" w:hanging="180"/>
+      </w:pPr>
+    </w:lvl>
+  </w:abstractNum>
+  <w:abstractNum w:abstractNumId="10" w15:restartNumberingAfterBreak="0">
     <w:nsid w:val="1FAE013E"/>
     <w:multiLevelType w:val="hybridMultilevel"/>
     <w:tmpl w:val="D73A83AE"/>
@@ -8669,6 +14202,451 @@
       <w:rPr>
         <w:rFonts w:ascii="Wingdings" w:hAnsi="Wingdings" w:hint="default"/>
       </w:rPr>
+    </w:lvl>
+  </w:abstractNum>
+  <w:abstractNum w:abstractNumId="11" w15:restartNumberingAfterBreak="0">
+    <w:nsid w:val="25B36C32"/>
+    <w:multiLevelType w:val="hybridMultilevel"/>
+    <w:tmpl w:val="0D9EE64A"/>
+    <w:lvl w:ilvl="0" w:tplc="9C946C58">
+      <w:start w:val="1"/>
+      <w:numFmt w:val="lowerRoman"/>
+      <w:lvlText w:val="(%1)"/>
+      <w:lvlJc w:val="left"/>
+      <w:pPr>
+        <w:ind w:left="1080" w:hanging="720"/>
+      </w:pPr>
+      <w:rPr>
+        <w:rFonts w:hint="default"/>
+      </w:rPr>
+    </w:lvl>
+    <w:lvl w:ilvl="1" w:tplc="20000019" w:tentative="1">
+      <w:start w:val="1"/>
+      <w:numFmt w:val="lowerLetter"/>
+      <w:lvlText w:val="%2."/>
+      <w:lvlJc w:val="left"/>
+      <w:pPr>
+        <w:ind w:left="1440" w:hanging="360"/>
+      </w:pPr>
+    </w:lvl>
+    <w:lvl w:ilvl="2" w:tplc="2000001B" w:tentative="1">
+      <w:start w:val="1"/>
+      <w:numFmt w:val="lowerRoman"/>
+      <w:lvlText w:val="%3."/>
+      <w:lvlJc w:val="right"/>
+      <w:pPr>
+        <w:ind w:left="2160" w:hanging="180"/>
+      </w:pPr>
+    </w:lvl>
+    <w:lvl w:ilvl="3" w:tplc="2000000F" w:tentative="1">
+      <w:start w:val="1"/>
+      <w:numFmt w:val="decimal"/>
+      <w:lvlText w:val="%4."/>
+      <w:lvlJc w:val="left"/>
+      <w:pPr>
+        <w:ind w:left="2880" w:hanging="360"/>
+      </w:pPr>
+    </w:lvl>
+    <w:lvl w:ilvl="4" w:tplc="20000019" w:tentative="1">
+      <w:start w:val="1"/>
+      <w:numFmt w:val="lowerLetter"/>
+      <w:lvlText w:val="%5."/>
+      <w:lvlJc w:val="left"/>
+      <w:pPr>
+        <w:ind w:left="3600" w:hanging="360"/>
+      </w:pPr>
+    </w:lvl>
+    <w:lvl w:ilvl="5" w:tplc="2000001B" w:tentative="1">
+      <w:start w:val="1"/>
+      <w:numFmt w:val="lowerRoman"/>
+      <w:lvlText w:val="%6."/>
+      <w:lvlJc w:val="right"/>
+      <w:pPr>
+        <w:ind w:left="4320" w:hanging="180"/>
+      </w:pPr>
+    </w:lvl>
+    <w:lvl w:ilvl="6" w:tplc="2000000F" w:tentative="1">
+      <w:start w:val="1"/>
+      <w:numFmt w:val="decimal"/>
+      <w:lvlText w:val="%7."/>
+      <w:lvlJc w:val="left"/>
+      <w:pPr>
+        <w:ind w:left="5040" w:hanging="360"/>
+      </w:pPr>
+    </w:lvl>
+    <w:lvl w:ilvl="7" w:tplc="20000019" w:tentative="1">
+      <w:start w:val="1"/>
+      <w:numFmt w:val="lowerLetter"/>
+      <w:lvlText w:val="%8."/>
+      <w:lvlJc w:val="left"/>
+      <w:pPr>
+        <w:ind w:left="5760" w:hanging="360"/>
+      </w:pPr>
+    </w:lvl>
+    <w:lvl w:ilvl="8" w:tplc="2000001B" w:tentative="1">
+      <w:start w:val="1"/>
+      <w:numFmt w:val="lowerRoman"/>
+      <w:lvlText w:val="%9."/>
+      <w:lvlJc w:val="right"/>
+      <w:pPr>
+        <w:ind w:left="6480" w:hanging="180"/>
+      </w:pPr>
+    </w:lvl>
+  </w:abstractNum>
+  <w:abstractNum w:abstractNumId="12" w15:restartNumberingAfterBreak="0">
+    <w:nsid w:val="3618671C"/>
+    <w:multiLevelType w:val="hybridMultilevel"/>
+    <w:tmpl w:val="5C4C485A"/>
+    <w:lvl w:ilvl="0" w:tplc="E11CB014">
+      <w:start w:val="1"/>
+      <w:numFmt w:val="lowerRoman"/>
+      <w:lvlText w:val="(%1)"/>
+      <w:lvlJc w:val="left"/>
+      <w:pPr>
+        <w:ind w:left="1080" w:hanging="720"/>
+      </w:pPr>
+      <w:rPr>
+        <w:rFonts w:hint="default"/>
+      </w:rPr>
+    </w:lvl>
+    <w:lvl w:ilvl="1" w:tplc="20000019" w:tentative="1">
+      <w:start w:val="1"/>
+      <w:numFmt w:val="lowerLetter"/>
+      <w:lvlText w:val="%2."/>
+      <w:lvlJc w:val="left"/>
+      <w:pPr>
+        <w:ind w:left="1440" w:hanging="360"/>
+      </w:pPr>
+    </w:lvl>
+    <w:lvl w:ilvl="2" w:tplc="2000001B" w:tentative="1">
+      <w:start w:val="1"/>
+      <w:numFmt w:val="lowerRoman"/>
+      <w:lvlText w:val="%3."/>
+      <w:lvlJc w:val="right"/>
+      <w:pPr>
+        <w:ind w:left="2160" w:hanging="180"/>
+      </w:pPr>
+    </w:lvl>
+    <w:lvl w:ilvl="3" w:tplc="2000000F" w:tentative="1">
+      <w:start w:val="1"/>
+      <w:numFmt w:val="decimal"/>
+      <w:lvlText w:val="%4."/>
+      <w:lvlJc w:val="left"/>
+      <w:pPr>
+        <w:ind w:left="2880" w:hanging="360"/>
+      </w:pPr>
+    </w:lvl>
+    <w:lvl w:ilvl="4" w:tplc="20000019" w:tentative="1">
+      <w:start w:val="1"/>
+      <w:numFmt w:val="lowerLetter"/>
+      <w:lvlText w:val="%5."/>
+      <w:lvlJc w:val="left"/>
+      <w:pPr>
+        <w:ind w:left="3600" w:hanging="360"/>
+      </w:pPr>
+    </w:lvl>
+    <w:lvl w:ilvl="5" w:tplc="2000001B" w:tentative="1">
+      <w:start w:val="1"/>
+      <w:numFmt w:val="lowerRoman"/>
+      <w:lvlText w:val="%6."/>
+      <w:lvlJc w:val="right"/>
+      <w:pPr>
+        <w:ind w:left="4320" w:hanging="180"/>
+      </w:pPr>
+    </w:lvl>
+    <w:lvl w:ilvl="6" w:tplc="2000000F" w:tentative="1">
+      <w:start w:val="1"/>
+      <w:numFmt w:val="decimal"/>
+      <w:lvlText w:val="%7."/>
+      <w:lvlJc w:val="left"/>
+      <w:pPr>
+        <w:ind w:left="5040" w:hanging="360"/>
+      </w:pPr>
+    </w:lvl>
+    <w:lvl w:ilvl="7" w:tplc="20000019" w:tentative="1">
+      <w:start w:val="1"/>
+      <w:numFmt w:val="lowerLetter"/>
+      <w:lvlText w:val="%8."/>
+      <w:lvlJc w:val="left"/>
+      <w:pPr>
+        <w:ind w:left="5760" w:hanging="360"/>
+      </w:pPr>
+    </w:lvl>
+    <w:lvl w:ilvl="8" w:tplc="2000001B" w:tentative="1">
+      <w:start w:val="1"/>
+      <w:numFmt w:val="lowerRoman"/>
+      <w:lvlText w:val="%9."/>
+      <w:lvlJc w:val="right"/>
+      <w:pPr>
+        <w:ind w:left="6480" w:hanging="180"/>
+      </w:pPr>
+    </w:lvl>
+  </w:abstractNum>
+  <w:abstractNum w:abstractNumId="13" w15:restartNumberingAfterBreak="0">
+    <w:nsid w:val="46B24DCF"/>
+    <w:multiLevelType w:val="hybridMultilevel"/>
+    <w:tmpl w:val="36024192"/>
+    <w:lvl w:ilvl="0" w:tplc="888E11D4">
+      <w:start w:val="1"/>
+      <w:numFmt w:val="lowerRoman"/>
+      <w:lvlText w:val="(%1)"/>
+      <w:lvlJc w:val="left"/>
+      <w:pPr>
+        <w:ind w:left="1080" w:hanging="720"/>
+      </w:pPr>
+      <w:rPr>
+        <w:rFonts w:hint="default"/>
+      </w:rPr>
+    </w:lvl>
+    <w:lvl w:ilvl="1" w:tplc="20000019" w:tentative="1">
+      <w:start w:val="1"/>
+      <w:numFmt w:val="lowerLetter"/>
+      <w:lvlText w:val="%2."/>
+      <w:lvlJc w:val="left"/>
+      <w:pPr>
+        <w:ind w:left="1440" w:hanging="360"/>
+      </w:pPr>
+    </w:lvl>
+    <w:lvl w:ilvl="2" w:tplc="2000001B" w:tentative="1">
+      <w:start w:val="1"/>
+      <w:numFmt w:val="lowerRoman"/>
+      <w:lvlText w:val="%3."/>
+      <w:lvlJc w:val="right"/>
+      <w:pPr>
+        <w:ind w:left="2160" w:hanging="180"/>
+      </w:pPr>
+    </w:lvl>
+    <w:lvl w:ilvl="3" w:tplc="2000000F" w:tentative="1">
+      <w:start w:val="1"/>
+      <w:numFmt w:val="decimal"/>
+      <w:lvlText w:val="%4."/>
+      <w:lvlJc w:val="left"/>
+      <w:pPr>
+        <w:ind w:left="2880" w:hanging="360"/>
+      </w:pPr>
+    </w:lvl>
+    <w:lvl w:ilvl="4" w:tplc="20000019" w:tentative="1">
+      <w:start w:val="1"/>
+      <w:numFmt w:val="lowerLetter"/>
+      <w:lvlText w:val="%5."/>
+      <w:lvlJc w:val="left"/>
+      <w:pPr>
+        <w:ind w:left="3600" w:hanging="360"/>
+      </w:pPr>
+    </w:lvl>
+    <w:lvl w:ilvl="5" w:tplc="2000001B" w:tentative="1">
+      <w:start w:val="1"/>
+      <w:numFmt w:val="lowerRoman"/>
+      <w:lvlText w:val="%6."/>
+      <w:lvlJc w:val="right"/>
+      <w:pPr>
+        <w:ind w:left="4320" w:hanging="180"/>
+      </w:pPr>
+    </w:lvl>
+    <w:lvl w:ilvl="6" w:tplc="2000000F" w:tentative="1">
+      <w:start w:val="1"/>
+      <w:numFmt w:val="decimal"/>
+      <w:lvlText w:val="%7."/>
+      <w:lvlJc w:val="left"/>
+      <w:pPr>
+        <w:ind w:left="5040" w:hanging="360"/>
+      </w:pPr>
+    </w:lvl>
+    <w:lvl w:ilvl="7" w:tplc="20000019" w:tentative="1">
+      <w:start w:val="1"/>
+      <w:numFmt w:val="lowerLetter"/>
+      <w:lvlText w:val="%8."/>
+      <w:lvlJc w:val="left"/>
+      <w:pPr>
+        <w:ind w:left="5760" w:hanging="360"/>
+      </w:pPr>
+    </w:lvl>
+    <w:lvl w:ilvl="8" w:tplc="2000001B" w:tentative="1">
+      <w:start w:val="1"/>
+      <w:numFmt w:val="lowerRoman"/>
+      <w:lvlText w:val="%9."/>
+      <w:lvlJc w:val="right"/>
+      <w:pPr>
+        <w:ind w:left="6480" w:hanging="180"/>
+      </w:pPr>
+    </w:lvl>
+  </w:abstractNum>
+  <w:abstractNum w:abstractNumId="14" w15:restartNumberingAfterBreak="0">
+    <w:nsid w:val="7B833192"/>
+    <w:multiLevelType w:val="hybridMultilevel"/>
+    <w:tmpl w:val="33A6DAE0"/>
+    <w:lvl w:ilvl="0" w:tplc="5546D6DC">
+      <w:start w:val="1"/>
+      <w:numFmt w:val="lowerRoman"/>
+      <w:lvlText w:val="(%1)"/>
+      <w:lvlJc w:val="left"/>
+      <w:pPr>
+        <w:ind w:left="1080" w:hanging="720"/>
+      </w:pPr>
+      <w:rPr>
+        <w:rFonts w:hint="default"/>
+      </w:rPr>
+    </w:lvl>
+    <w:lvl w:ilvl="1" w:tplc="20000019" w:tentative="1">
+      <w:start w:val="1"/>
+      <w:numFmt w:val="lowerLetter"/>
+      <w:lvlText w:val="%2."/>
+      <w:lvlJc w:val="left"/>
+      <w:pPr>
+        <w:ind w:left="1440" w:hanging="360"/>
+      </w:pPr>
+    </w:lvl>
+    <w:lvl w:ilvl="2" w:tplc="2000001B" w:tentative="1">
+      <w:start w:val="1"/>
+      <w:numFmt w:val="lowerRoman"/>
+      <w:lvlText w:val="%3."/>
+      <w:lvlJc w:val="right"/>
+      <w:pPr>
+        <w:ind w:left="2160" w:hanging="180"/>
+      </w:pPr>
+    </w:lvl>
+    <w:lvl w:ilvl="3" w:tplc="2000000F" w:tentative="1">
+      <w:start w:val="1"/>
+      <w:numFmt w:val="decimal"/>
+      <w:lvlText w:val="%4."/>
+      <w:lvlJc w:val="left"/>
+      <w:pPr>
+        <w:ind w:left="2880" w:hanging="360"/>
+      </w:pPr>
+    </w:lvl>
+    <w:lvl w:ilvl="4" w:tplc="20000019" w:tentative="1">
+      <w:start w:val="1"/>
+      <w:numFmt w:val="lowerLetter"/>
+      <w:lvlText w:val="%5."/>
+      <w:lvlJc w:val="left"/>
+      <w:pPr>
+        <w:ind w:left="3600" w:hanging="360"/>
+      </w:pPr>
+    </w:lvl>
+    <w:lvl w:ilvl="5" w:tplc="2000001B" w:tentative="1">
+      <w:start w:val="1"/>
+      <w:numFmt w:val="lowerRoman"/>
+      <w:lvlText w:val="%6."/>
+      <w:lvlJc w:val="right"/>
+      <w:pPr>
+        <w:ind w:left="4320" w:hanging="180"/>
+      </w:pPr>
+    </w:lvl>
+    <w:lvl w:ilvl="6" w:tplc="2000000F" w:tentative="1">
+      <w:start w:val="1"/>
+      <w:numFmt w:val="decimal"/>
+      <w:lvlText w:val="%7."/>
+      <w:lvlJc w:val="left"/>
+      <w:pPr>
+        <w:ind w:left="5040" w:hanging="360"/>
+      </w:pPr>
+    </w:lvl>
+    <w:lvl w:ilvl="7" w:tplc="20000019" w:tentative="1">
+      <w:start w:val="1"/>
+      <w:numFmt w:val="lowerLetter"/>
+      <w:lvlText w:val="%8."/>
+      <w:lvlJc w:val="left"/>
+      <w:pPr>
+        <w:ind w:left="5760" w:hanging="360"/>
+      </w:pPr>
+    </w:lvl>
+    <w:lvl w:ilvl="8" w:tplc="2000001B" w:tentative="1">
+      <w:start w:val="1"/>
+      <w:numFmt w:val="lowerRoman"/>
+      <w:lvlText w:val="%9."/>
+      <w:lvlJc w:val="right"/>
+      <w:pPr>
+        <w:ind w:left="6480" w:hanging="180"/>
+      </w:pPr>
+    </w:lvl>
+  </w:abstractNum>
+  <w:abstractNum w:abstractNumId="15" w15:restartNumberingAfterBreak="0">
+    <w:nsid w:val="7E665DD8"/>
+    <w:multiLevelType w:val="hybridMultilevel"/>
+    <w:tmpl w:val="A1561202"/>
+    <w:lvl w:ilvl="0" w:tplc="8962F452">
+      <w:start w:val="1"/>
+      <w:numFmt w:val="lowerRoman"/>
+      <w:lvlText w:val="(%1)"/>
+      <w:lvlJc w:val="left"/>
+      <w:pPr>
+        <w:ind w:left="1080" w:hanging="720"/>
+      </w:pPr>
+      <w:rPr>
+        <w:rFonts w:hint="default"/>
+      </w:rPr>
+    </w:lvl>
+    <w:lvl w:ilvl="1" w:tplc="20000019" w:tentative="1">
+      <w:start w:val="1"/>
+      <w:numFmt w:val="lowerLetter"/>
+      <w:lvlText w:val="%2."/>
+      <w:lvlJc w:val="left"/>
+      <w:pPr>
+        <w:ind w:left="1440" w:hanging="360"/>
+      </w:pPr>
+    </w:lvl>
+    <w:lvl w:ilvl="2" w:tplc="2000001B" w:tentative="1">
+      <w:start w:val="1"/>
+      <w:numFmt w:val="lowerRoman"/>
+      <w:lvlText w:val="%3."/>
+      <w:lvlJc w:val="right"/>
+      <w:pPr>
+        <w:ind w:left="2160" w:hanging="180"/>
+      </w:pPr>
+    </w:lvl>
+    <w:lvl w:ilvl="3" w:tplc="2000000F" w:tentative="1">
+      <w:start w:val="1"/>
+      <w:numFmt w:val="decimal"/>
+      <w:lvlText w:val="%4."/>
+      <w:lvlJc w:val="left"/>
+      <w:pPr>
+        <w:ind w:left="2880" w:hanging="360"/>
+      </w:pPr>
+    </w:lvl>
+    <w:lvl w:ilvl="4" w:tplc="20000019" w:tentative="1">
+      <w:start w:val="1"/>
+      <w:numFmt w:val="lowerLetter"/>
+      <w:lvlText w:val="%5."/>
+      <w:lvlJc w:val="left"/>
+      <w:pPr>
+        <w:ind w:left="3600" w:hanging="360"/>
+      </w:pPr>
+    </w:lvl>
+    <w:lvl w:ilvl="5" w:tplc="2000001B" w:tentative="1">
+      <w:start w:val="1"/>
+      <w:numFmt w:val="lowerRoman"/>
+      <w:lvlText w:val="%6."/>
+      <w:lvlJc w:val="right"/>
+      <w:pPr>
+        <w:ind w:left="4320" w:hanging="180"/>
+      </w:pPr>
+    </w:lvl>
+    <w:lvl w:ilvl="6" w:tplc="2000000F" w:tentative="1">
+      <w:start w:val="1"/>
+      <w:numFmt w:val="decimal"/>
+      <w:lvlText w:val="%7."/>
+      <w:lvlJc w:val="left"/>
+      <w:pPr>
+        <w:ind w:left="5040" w:hanging="360"/>
+      </w:pPr>
+    </w:lvl>
+    <w:lvl w:ilvl="7" w:tplc="20000019" w:tentative="1">
+      <w:start w:val="1"/>
+      <w:numFmt w:val="lowerLetter"/>
+      <w:lvlText w:val="%8."/>
+      <w:lvlJc w:val="left"/>
+      <w:pPr>
+        <w:ind w:left="5760" w:hanging="360"/>
+      </w:pPr>
+    </w:lvl>
+    <w:lvl w:ilvl="8" w:tplc="2000001B" w:tentative="1">
+      <w:start w:val="1"/>
+      <w:numFmt w:val="lowerRoman"/>
+      <w:lvlText w:val="%9."/>
+      <w:lvlJc w:val="right"/>
+      <w:pPr>
+        <w:ind w:left="6480" w:hanging="180"/>
+      </w:pPr>
     </w:lvl>
   </w:abstractNum>
   <w:num w:numId="1" w16cid:durableId="1863590049">
@@ -8699,6 +14677,24 @@
     <w:abstractNumId w:val="0"/>
   </w:num>
   <w:num w:numId="10" w16cid:durableId="1813710456">
+    <w:abstractNumId w:val="10"/>
+  </w:num>
+  <w:num w:numId="11" w16cid:durableId="1615163808">
+    <w:abstractNumId w:val="13"/>
+  </w:num>
+  <w:num w:numId="12" w16cid:durableId="1123111803">
+    <w:abstractNumId w:val="11"/>
+  </w:num>
+  <w:num w:numId="13" w16cid:durableId="1440640314">
+    <w:abstractNumId w:val="14"/>
+  </w:num>
+  <w:num w:numId="14" w16cid:durableId="2007054307">
+    <w:abstractNumId w:val="15"/>
+  </w:num>
+  <w:num w:numId="15" w16cid:durableId="1048410923">
+    <w:abstractNumId w:val="12"/>
+  </w:num>
+  <w:num w:numId="16" w16cid:durableId="207690553">
     <w:abstractNumId w:val="9"/>
   </w:num>
 </w:numbering>
